--- a/Progres-Fatimah/Jurnal Submit/submit/Mahesa/Maria/SERTIFIKAT PERJANJIAN PENULIS MAHESA.docx
+++ b/Progres-Fatimah/Jurnal Submit/submit/Mahesa/Maria/SERTIFIKAT PERJANJIAN PENULIS MAHESA.docx
@@ -1,6 +1,6 @@
 
 <file path=word/document.xml><?xml version="1.0" encoding="utf-8"?>
-<w:document xmlns:wpc="http://schemas.microsoft.com/office/word/2010/wordprocessingCanvas" xmlns:cx="http://schemas.microsoft.com/office/drawing/2014/chartex" xmlns:cx1="http://schemas.microsoft.com/office/drawing/2015/9/8/chartex" xmlns:cx2="http://schemas.microsoft.com/office/drawing/2015/10/21/chartex" xmlns:cx3="http://schemas.microsoft.com/office/drawing/2016/5/9/chartex" xmlns:cx4="http://schemas.microsoft.com/office/drawing/2016/5/10/chartex" xmlns:cx5="http://schemas.microsoft.com/office/drawing/2016/5/11/chartex" xmlns:cx6="http://schemas.microsoft.com/office/drawing/2016/5/12/chartex" xmlns:cx7="http://schemas.microsoft.com/office/drawing/2016/5/13/chartex" xmlns:cx8="http://schemas.microsoft.com/office/drawing/2016/5/14/chartex" xmlns:mc="http://schemas.openxmlformats.org/markup-compatibility/2006" xmlns:aink="http://schemas.microsoft.com/office/drawing/2016/ink" xmlns:am3d="http://schemas.microsoft.com/office/drawing/2017/model3d" xmlns:o="urn:schemas-microsoft-com:office:office" xmlns:r="http://schemas.openxmlformats.org/officeDocument/2006/relationships" xmlns:m="http://schemas.openxmlformats.org/officeDocument/2006/math" xmlns:v="urn:schemas-microsoft-com:vml" xmlns:wp14="http://schemas.microsoft.com/office/word/2010/wordprocessingDrawing" xmlns:wp="http://schemas.openxmlformats.org/drawingml/2006/wordprocessingDrawing" xmlns:w10="urn:schemas-microsoft-com:office:word" xmlns:w="http://schemas.openxmlformats.org/wordprocessingml/2006/main" xmlns:w14="http://schemas.microsoft.com/office/word/2010/wordml" xmlns:w15="http://schemas.microsoft.com/office/word/2012/wordml" xmlns:w16cex="http://schemas.microsoft.com/office/word/2018/wordml/cex" xmlns:w16cid="http://schemas.microsoft.com/office/word/2016/wordml/cid" xmlns:w16="http://schemas.microsoft.com/office/word/2018/wordml" xmlns:w16sdtdh="http://schemas.microsoft.com/office/word/2020/wordml/sdtdatahash" xmlns:w16se="http://schemas.microsoft.com/office/word/2015/wordml/symex" xmlns:wpg="http://schemas.microsoft.com/office/word/2010/wordprocessingGroup" xmlns:wpi="http://schemas.microsoft.com/office/word/2010/wordprocessingInk" xmlns:wne="http://schemas.microsoft.com/office/word/2006/wordml" xmlns:wps="http://schemas.microsoft.com/office/word/2010/wordprocessingShape" mc:Ignorable="w14 w15 w16se w16cid w16 w16cex w16sdtdh wp14">
+<w:document xmlns:wpc="http://schemas.microsoft.com/office/word/2010/wordprocessingCanvas" xmlns:cx="http://schemas.microsoft.com/office/drawing/2014/chartex" xmlns:cx1="http://schemas.microsoft.com/office/drawing/2015/9/8/chartex" xmlns:cx2="http://schemas.microsoft.com/office/drawing/2015/10/21/chartex" xmlns:cx3="http://schemas.microsoft.com/office/drawing/2016/5/9/chartex" xmlns:cx4="http://schemas.microsoft.com/office/drawing/2016/5/10/chartex" xmlns:cx5="http://schemas.microsoft.com/office/drawing/2016/5/11/chartex" xmlns:cx6="http://schemas.microsoft.com/office/drawing/2016/5/12/chartex" xmlns:cx7="http://schemas.microsoft.com/office/drawing/2016/5/13/chartex" xmlns:cx8="http://schemas.microsoft.com/office/drawing/2016/5/14/chartex" xmlns:mc="http://schemas.openxmlformats.org/markup-compatibility/2006" xmlns:aink="http://schemas.microsoft.com/office/drawing/2016/ink" xmlns:am3d="http://schemas.microsoft.com/office/drawing/2017/model3d" xmlns:o="urn:schemas-microsoft-com:office:office" xmlns:oel="http://schemas.microsoft.com/office/2019/extlst" xmlns:r="http://schemas.openxmlformats.org/officeDocument/2006/relationships" xmlns:m="http://schemas.openxmlformats.org/officeDocument/2006/math" xmlns:v="urn:schemas-microsoft-com:vml" xmlns:wp14="http://schemas.microsoft.com/office/word/2010/wordprocessingDrawing" xmlns:wp="http://schemas.openxmlformats.org/drawingml/2006/wordprocessingDrawing" xmlns:w10="urn:schemas-microsoft-com:office:word" xmlns:w="http://schemas.openxmlformats.org/wordprocessingml/2006/main" xmlns:w14="http://schemas.microsoft.com/office/word/2010/wordml" xmlns:w15="http://schemas.microsoft.com/office/word/2012/wordml" xmlns:w16cex="http://schemas.microsoft.com/office/word/2018/wordml/cex" xmlns:w16cid="http://schemas.microsoft.com/office/word/2016/wordml/cid" xmlns:w16="http://schemas.microsoft.com/office/word/2018/wordml" xmlns:w16du="http://schemas.microsoft.com/office/word/2023/wordml/word16du" xmlns:w16sdtdh="http://schemas.microsoft.com/office/word/2020/wordml/sdtdatahash" xmlns:w16sdtfl="http://schemas.microsoft.com/office/word/2024/wordml/sdtformatlock" xmlns:w16se="http://schemas.microsoft.com/office/word/2015/wordml/symex" xmlns:wpg="http://schemas.microsoft.com/office/word/2010/wordprocessingGroup" xmlns:wpi="http://schemas.microsoft.com/office/word/2010/wordprocessingInk" xmlns:wne="http://schemas.microsoft.com/office/word/2006/wordml" xmlns:wps="http://schemas.microsoft.com/office/word/2010/wordprocessingShape" mc:Ignorable="w14 w15 w16se w16cid w16 w16cex w16sdtdh w16sdtfl w16du wp14">
   <w:body>
     <w:p>
       <w:pPr>
@@ -112,13 +112,16 @@
         <w:tblLook w:val="04A0" w:firstRow="1" w:lastRow="0" w:firstColumn="1" w:lastColumn="0" w:noHBand="0" w:noVBand="1"/>
       </w:tblPr>
       <w:tblGrid>
-        <w:gridCol w:w="1668"/>
-        <w:gridCol w:w="4727"/>
+        <w:gridCol w:w="2158"/>
+        <w:gridCol w:w="6117"/>
       </w:tblGrid>
       <w:tr>
+        <w:trPr>
+          <w:trHeight w:val="332"/>
+        </w:trPr>
         <w:tc>
           <w:tcPr>
-            <w:tcW w:w="1668" w:type="dxa"/>
+            <w:tcW w:w="2158" w:type="dxa"/>
           </w:tcPr>
           <w:p>
             <w:pPr>
@@ -152,7 +155,7 @@
         </w:tc>
         <w:tc>
           <w:tcPr>
-            <w:tcW w:w="4727" w:type="dxa"/>
+            <w:tcW w:w="6117" w:type="dxa"/>
           </w:tcPr>
           <w:p>
             <w:pPr>
@@ -173,13 +176,33 @@
               </w:rPr>
               <w:t>:</w:t>
             </w:r>
+            <w:r>
+              <w:rPr>
+                <w:rFonts w:ascii="Times New Roman" w:hAnsi="Times New Roman" w:cs="Times New Roman"/>
+                <w:sz w:val="28"/>
+                <w:szCs w:val="28"/>
+                <w:lang w:val="en-US"/>
+              </w:rPr>
+              <w:t xml:space="preserve"> </w:t>
+            </w:r>
+            <w:r>
+              <w:rPr>
+                <w:rFonts w:ascii="Times New Roman" w:hAnsi="Times New Roman" w:cs="Times New Roman"/>
+                <w:sz w:val="28"/>
+                <w:szCs w:val="28"/>
+              </w:rPr>
+              <w:t>Maria Manungkalit</w:t>
+            </w:r>
           </w:p>
         </w:tc>
       </w:tr>
       <w:tr>
+        <w:trPr>
+          <w:trHeight w:val="456"/>
+        </w:trPr>
         <w:tc>
           <w:tcPr>
-            <w:tcW w:w="1668" w:type="dxa"/>
+            <w:tcW w:w="2158" w:type="dxa"/>
           </w:tcPr>
           <w:p>
             <w:pPr>
@@ -191,6 +214,7 @@
                 <w:lang w:val="en-US"/>
               </w:rPr>
             </w:pPr>
+            <w:proofErr w:type="spellStart"/>
             <w:r>
               <w:rPr>
                 <w:rFonts w:ascii="Times New Roman" w:hAnsi="Times New Roman" w:cs="Times New Roman"/>
@@ -200,11 +224,12 @@
               </w:rPr>
               <w:t>Institusi</w:t>
             </w:r>
+            <w:proofErr w:type="spellEnd"/>
           </w:p>
         </w:tc>
         <w:tc>
           <w:tcPr>
-            <w:tcW w:w="4727" w:type="dxa"/>
+            <w:tcW w:w="6117" w:type="dxa"/>
           </w:tcPr>
           <w:p>
             <w:pPr>
@@ -225,13 +250,54 @@
               </w:rPr>
               <w:t>:</w:t>
             </w:r>
+            <w:r>
+              <w:rPr>
+                <w:rFonts w:ascii="Times New Roman" w:hAnsi="Times New Roman" w:cs="Times New Roman"/>
+                <w:sz w:val="28"/>
+                <w:szCs w:val="28"/>
+                <w:lang w:val="en-US"/>
+              </w:rPr>
+              <w:t xml:space="preserve"> </w:t>
+            </w:r>
+            <w:r>
+              <w:rPr>
+                <w:rFonts w:ascii="Times New Roman" w:hAnsi="Times New Roman" w:cs="Times New Roman"/>
+                <w:sz w:val="28"/>
+                <w:szCs w:val="28"/>
+                <w:lang w:val="en-US"/>
+              </w:rPr>
+              <w:t xml:space="preserve">Universitas </w:t>
+            </w:r>
+            <w:proofErr w:type="spellStart"/>
+            <w:r>
+              <w:rPr>
+                <w:rFonts w:ascii="Times New Roman" w:hAnsi="Times New Roman" w:cs="Times New Roman"/>
+                <w:sz w:val="28"/>
+                <w:szCs w:val="28"/>
+                <w:lang w:val="en-US"/>
+              </w:rPr>
+              <w:t>Katolik</w:t>
+            </w:r>
+            <w:proofErr w:type="spellEnd"/>
+            <w:r>
+              <w:rPr>
+                <w:rFonts w:ascii="Times New Roman" w:hAnsi="Times New Roman" w:cs="Times New Roman"/>
+                <w:sz w:val="28"/>
+                <w:szCs w:val="28"/>
+                <w:lang w:val="en-US"/>
+              </w:rPr>
+              <w:t xml:space="preserve"> Widya Mandala Surabaya</w:t>
+            </w:r>
           </w:p>
         </w:tc>
       </w:tr>
       <w:tr>
+        <w:trPr>
+          <w:trHeight w:val="348"/>
+        </w:trPr>
         <w:tc>
           <w:tcPr>
-            <w:tcW w:w="1668" w:type="dxa"/>
+            <w:tcW w:w="2158" w:type="dxa"/>
           </w:tcPr>
           <w:p>
             <w:pPr>
@@ -256,7 +322,7 @@
         </w:tc>
         <w:tc>
           <w:tcPr>
-            <w:tcW w:w="4727" w:type="dxa"/>
+            <w:tcW w:w="6117" w:type="dxa"/>
           </w:tcPr>
           <w:p>
             <w:pPr>
@@ -277,13 +343,25 @@
               </w:rPr>
               <w:t>:</w:t>
             </w:r>
+            <w:r>
+              <w:rPr>
+                <w:rFonts w:ascii="Times New Roman" w:hAnsi="Times New Roman" w:cs="Times New Roman"/>
+                <w:sz w:val="28"/>
+                <w:szCs w:val="28"/>
+                <w:lang w:val="en-US"/>
+              </w:rPr>
+              <w:t xml:space="preserve"> Indonesia</w:t>
+            </w:r>
           </w:p>
         </w:tc>
       </w:tr>
       <w:tr>
+        <w:trPr>
+          <w:trHeight w:val="332"/>
+        </w:trPr>
         <w:tc>
           <w:tcPr>
-            <w:tcW w:w="1668" w:type="dxa"/>
+            <w:tcW w:w="2158" w:type="dxa"/>
           </w:tcPr>
           <w:p>
             <w:pPr>
@@ -308,7 +386,7 @@
         </w:tc>
         <w:tc>
           <w:tcPr>
-            <w:tcW w:w="4727" w:type="dxa"/>
+            <w:tcW w:w="6117" w:type="dxa"/>
           </w:tcPr>
           <w:p>
             <w:pPr>
@@ -329,6 +407,23 @@
               </w:rPr>
               <w:t>:</w:t>
             </w:r>
+            <w:r>
+              <w:rPr>
+                <w:rFonts w:ascii="Times New Roman" w:hAnsi="Times New Roman" w:cs="Times New Roman"/>
+                <w:sz w:val="28"/>
+                <w:szCs w:val="28"/>
+                <w:lang w:val="en-US"/>
+              </w:rPr>
+              <w:t xml:space="preserve"> </w:t>
+            </w:r>
+            <w:r>
+              <w:rPr>
+                <w:rFonts w:ascii="Times New Roman" w:hAnsi="Times New Roman" w:cs="Times New Roman"/>
+                <w:sz w:val="28"/>
+                <w:szCs w:val="28"/>
+              </w:rPr>
+              <w:t>085257338000</w:t>
+            </w:r>
           </w:p>
         </w:tc>
       </w:tr>
@@ -371,7 +466,487 @@
           <w:szCs w:val="28"/>
           <w:lang w:val="en-US"/>
         </w:rPr>
-        <w:t>Saya menyatakan, menegaskan, menyatakan dan menandatangani bahwa saya menerima tinjauan sejawat yang substansial, penting, baris demi baris dengan beberapa komentar dan substansial, komentar penting dan petunjuk dari, setidaknya, 3 Reviewer dan Asisten Editor untuk makalah saya:</w:t>
+        <w:t xml:space="preserve">Saya </w:t>
+      </w:r>
+      <w:proofErr w:type="spellStart"/>
+      <w:r>
+        <w:rPr>
+          <w:rFonts w:ascii="Times New Roman" w:hAnsi="Times New Roman" w:cs="Times New Roman"/>
+          <w:sz w:val="28"/>
+          <w:szCs w:val="28"/>
+          <w:lang w:val="en-US"/>
+        </w:rPr>
+        <w:t>menyatakan</w:t>
+      </w:r>
+      <w:proofErr w:type="spellEnd"/>
+      <w:r>
+        <w:rPr>
+          <w:rFonts w:ascii="Times New Roman" w:hAnsi="Times New Roman" w:cs="Times New Roman"/>
+          <w:sz w:val="28"/>
+          <w:szCs w:val="28"/>
+          <w:lang w:val="en-US"/>
+        </w:rPr>
+        <w:t xml:space="preserve">, </w:t>
+      </w:r>
+      <w:proofErr w:type="spellStart"/>
+      <w:r>
+        <w:rPr>
+          <w:rFonts w:ascii="Times New Roman" w:hAnsi="Times New Roman" w:cs="Times New Roman"/>
+          <w:sz w:val="28"/>
+          <w:szCs w:val="28"/>
+          <w:lang w:val="en-US"/>
+        </w:rPr>
+        <w:t>menegaskan</w:t>
+      </w:r>
+      <w:proofErr w:type="spellEnd"/>
+      <w:r>
+        <w:rPr>
+          <w:rFonts w:ascii="Times New Roman" w:hAnsi="Times New Roman" w:cs="Times New Roman"/>
+          <w:sz w:val="28"/>
+          <w:szCs w:val="28"/>
+          <w:lang w:val="en-US"/>
+        </w:rPr>
+        <w:t xml:space="preserve">, </w:t>
+      </w:r>
+      <w:proofErr w:type="spellStart"/>
+      <w:r>
+        <w:rPr>
+          <w:rFonts w:ascii="Times New Roman" w:hAnsi="Times New Roman" w:cs="Times New Roman"/>
+          <w:sz w:val="28"/>
+          <w:szCs w:val="28"/>
+          <w:lang w:val="en-US"/>
+        </w:rPr>
+        <w:t>menyatakan</w:t>
+      </w:r>
+      <w:proofErr w:type="spellEnd"/>
+      <w:r>
+        <w:rPr>
+          <w:rFonts w:ascii="Times New Roman" w:hAnsi="Times New Roman" w:cs="Times New Roman"/>
+          <w:sz w:val="28"/>
+          <w:szCs w:val="28"/>
+          <w:lang w:val="en-US"/>
+        </w:rPr>
+        <w:t xml:space="preserve"> dan </w:t>
+      </w:r>
+      <w:proofErr w:type="spellStart"/>
+      <w:r>
+        <w:rPr>
+          <w:rFonts w:ascii="Times New Roman" w:hAnsi="Times New Roman" w:cs="Times New Roman"/>
+          <w:sz w:val="28"/>
+          <w:szCs w:val="28"/>
+          <w:lang w:val="en-US"/>
+        </w:rPr>
+        <w:t>menandatangani</w:t>
+      </w:r>
+      <w:proofErr w:type="spellEnd"/>
+      <w:r>
+        <w:rPr>
+          <w:rFonts w:ascii="Times New Roman" w:hAnsi="Times New Roman" w:cs="Times New Roman"/>
+          <w:sz w:val="28"/>
+          <w:szCs w:val="28"/>
+          <w:lang w:val="en-US"/>
+        </w:rPr>
+        <w:t xml:space="preserve"> </w:t>
+      </w:r>
+      <w:proofErr w:type="spellStart"/>
+      <w:r>
+        <w:rPr>
+          <w:rFonts w:ascii="Times New Roman" w:hAnsi="Times New Roman" w:cs="Times New Roman"/>
+          <w:sz w:val="28"/>
+          <w:szCs w:val="28"/>
+          <w:lang w:val="en-US"/>
+        </w:rPr>
+        <w:t>bahwa</w:t>
+      </w:r>
+      <w:proofErr w:type="spellEnd"/>
+      <w:r>
+        <w:rPr>
+          <w:rFonts w:ascii="Times New Roman" w:hAnsi="Times New Roman" w:cs="Times New Roman"/>
+          <w:sz w:val="28"/>
+          <w:szCs w:val="28"/>
+          <w:lang w:val="en-US"/>
+        </w:rPr>
+        <w:t xml:space="preserve"> </w:t>
+      </w:r>
+      <w:proofErr w:type="spellStart"/>
+      <w:r>
+        <w:rPr>
+          <w:rFonts w:ascii="Times New Roman" w:hAnsi="Times New Roman" w:cs="Times New Roman"/>
+          <w:sz w:val="28"/>
+          <w:szCs w:val="28"/>
+          <w:lang w:val="en-US"/>
+        </w:rPr>
+        <w:t>saya</w:t>
+      </w:r>
+      <w:proofErr w:type="spellEnd"/>
+      <w:r>
+        <w:rPr>
+          <w:rFonts w:ascii="Times New Roman" w:hAnsi="Times New Roman" w:cs="Times New Roman"/>
+          <w:sz w:val="28"/>
+          <w:szCs w:val="28"/>
+          <w:lang w:val="en-US"/>
+        </w:rPr>
+        <w:t xml:space="preserve"> </w:t>
+      </w:r>
+      <w:proofErr w:type="spellStart"/>
+      <w:r>
+        <w:rPr>
+          <w:rFonts w:ascii="Times New Roman" w:hAnsi="Times New Roman" w:cs="Times New Roman"/>
+          <w:sz w:val="28"/>
+          <w:szCs w:val="28"/>
+          <w:lang w:val="en-US"/>
+        </w:rPr>
+        <w:t>menerima</w:t>
+      </w:r>
+      <w:proofErr w:type="spellEnd"/>
+      <w:r>
+        <w:rPr>
+          <w:rFonts w:ascii="Times New Roman" w:hAnsi="Times New Roman" w:cs="Times New Roman"/>
+          <w:sz w:val="28"/>
+          <w:szCs w:val="28"/>
+          <w:lang w:val="en-US"/>
+        </w:rPr>
+        <w:t xml:space="preserve"> </w:t>
+      </w:r>
+      <w:proofErr w:type="spellStart"/>
+      <w:r>
+        <w:rPr>
+          <w:rFonts w:ascii="Times New Roman" w:hAnsi="Times New Roman" w:cs="Times New Roman"/>
+          <w:sz w:val="28"/>
+          <w:szCs w:val="28"/>
+          <w:lang w:val="en-US"/>
+        </w:rPr>
+        <w:t>tinjauan</w:t>
+      </w:r>
+      <w:proofErr w:type="spellEnd"/>
+      <w:r>
+        <w:rPr>
+          <w:rFonts w:ascii="Times New Roman" w:hAnsi="Times New Roman" w:cs="Times New Roman"/>
+          <w:sz w:val="28"/>
+          <w:szCs w:val="28"/>
+          <w:lang w:val="en-US"/>
+        </w:rPr>
+        <w:t xml:space="preserve"> </w:t>
+      </w:r>
+      <w:proofErr w:type="spellStart"/>
+      <w:r>
+        <w:rPr>
+          <w:rFonts w:ascii="Times New Roman" w:hAnsi="Times New Roman" w:cs="Times New Roman"/>
+          <w:sz w:val="28"/>
+          <w:szCs w:val="28"/>
+          <w:lang w:val="en-US"/>
+        </w:rPr>
+        <w:t>sejawat</w:t>
+      </w:r>
+      <w:proofErr w:type="spellEnd"/>
+      <w:r>
+        <w:rPr>
+          <w:rFonts w:ascii="Times New Roman" w:hAnsi="Times New Roman" w:cs="Times New Roman"/>
+          <w:sz w:val="28"/>
+          <w:szCs w:val="28"/>
+          <w:lang w:val="en-US"/>
+        </w:rPr>
+        <w:t xml:space="preserve"> yang </w:t>
+      </w:r>
+      <w:proofErr w:type="spellStart"/>
+      <w:r>
+        <w:rPr>
+          <w:rFonts w:ascii="Times New Roman" w:hAnsi="Times New Roman" w:cs="Times New Roman"/>
+          <w:sz w:val="28"/>
+          <w:szCs w:val="28"/>
+          <w:lang w:val="en-US"/>
+        </w:rPr>
+        <w:t>substansial</w:t>
+      </w:r>
+      <w:proofErr w:type="spellEnd"/>
+      <w:r>
+        <w:rPr>
+          <w:rFonts w:ascii="Times New Roman" w:hAnsi="Times New Roman" w:cs="Times New Roman"/>
+          <w:sz w:val="28"/>
+          <w:szCs w:val="28"/>
+          <w:lang w:val="en-US"/>
+        </w:rPr>
+        <w:t xml:space="preserve">, </w:t>
+      </w:r>
+      <w:proofErr w:type="spellStart"/>
+      <w:r>
+        <w:rPr>
+          <w:rFonts w:ascii="Times New Roman" w:hAnsi="Times New Roman" w:cs="Times New Roman"/>
+          <w:sz w:val="28"/>
+          <w:szCs w:val="28"/>
+          <w:lang w:val="en-US"/>
+        </w:rPr>
+        <w:t>penting</w:t>
+      </w:r>
+      <w:proofErr w:type="spellEnd"/>
+      <w:r>
+        <w:rPr>
+          <w:rFonts w:ascii="Times New Roman" w:hAnsi="Times New Roman" w:cs="Times New Roman"/>
+          <w:sz w:val="28"/>
+          <w:szCs w:val="28"/>
+          <w:lang w:val="en-US"/>
+        </w:rPr>
+        <w:t xml:space="preserve">, baris demi baris </w:t>
+      </w:r>
+      <w:proofErr w:type="spellStart"/>
+      <w:r>
+        <w:rPr>
+          <w:rFonts w:ascii="Times New Roman" w:hAnsi="Times New Roman" w:cs="Times New Roman"/>
+          <w:sz w:val="28"/>
+          <w:szCs w:val="28"/>
+          <w:lang w:val="en-US"/>
+        </w:rPr>
+        <w:t>dengan</w:t>
+      </w:r>
+      <w:proofErr w:type="spellEnd"/>
+      <w:r>
+        <w:rPr>
+          <w:rFonts w:ascii="Times New Roman" w:hAnsi="Times New Roman" w:cs="Times New Roman"/>
+          <w:sz w:val="28"/>
+          <w:szCs w:val="28"/>
+          <w:lang w:val="en-US"/>
+        </w:rPr>
+        <w:t xml:space="preserve"> </w:t>
+      </w:r>
+      <w:proofErr w:type="spellStart"/>
+      <w:r>
+        <w:rPr>
+          <w:rFonts w:ascii="Times New Roman" w:hAnsi="Times New Roman" w:cs="Times New Roman"/>
+          <w:sz w:val="28"/>
+          <w:szCs w:val="28"/>
+          <w:lang w:val="en-US"/>
+        </w:rPr>
+        <w:t>beberapa</w:t>
+      </w:r>
+      <w:proofErr w:type="spellEnd"/>
+      <w:r>
+        <w:rPr>
+          <w:rFonts w:ascii="Times New Roman" w:hAnsi="Times New Roman" w:cs="Times New Roman"/>
+          <w:sz w:val="28"/>
+          <w:szCs w:val="28"/>
+          <w:lang w:val="en-US"/>
+        </w:rPr>
+        <w:t xml:space="preserve"> </w:t>
+      </w:r>
+      <w:proofErr w:type="spellStart"/>
+      <w:r>
+        <w:rPr>
+          <w:rFonts w:ascii="Times New Roman" w:hAnsi="Times New Roman" w:cs="Times New Roman"/>
+          <w:sz w:val="28"/>
+          <w:szCs w:val="28"/>
+          <w:lang w:val="en-US"/>
+        </w:rPr>
+        <w:t>komentar</w:t>
+      </w:r>
+      <w:proofErr w:type="spellEnd"/>
+      <w:r>
+        <w:rPr>
+          <w:rFonts w:ascii="Times New Roman" w:hAnsi="Times New Roman" w:cs="Times New Roman"/>
+          <w:sz w:val="28"/>
+          <w:szCs w:val="28"/>
+          <w:lang w:val="en-US"/>
+        </w:rPr>
+        <w:t xml:space="preserve"> dan </w:t>
+      </w:r>
+      <w:proofErr w:type="spellStart"/>
+      <w:r>
+        <w:rPr>
+          <w:rFonts w:ascii="Times New Roman" w:hAnsi="Times New Roman" w:cs="Times New Roman"/>
+          <w:sz w:val="28"/>
+          <w:szCs w:val="28"/>
+          <w:lang w:val="en-US"/>
+        </w:rPr>
+        <w:t>substansial</w:t>
+      </w:r>
+      <w:proofErr w:type="spellEnd"/>
+      <w:r>
+        <w:rPr>
+          <w:rFonts w:ascii="Times New Roman" w:hAnsi="Times New Roman" w:cs="Times New Roman"/>
+          <w:sz w:val="28"/>
+          <w:szCs w:val="28"/>
+          <w:lang w:val="en-US"/>
+        </w:rPr>
+        <w:t xml:space="preserve">, </w:t>
+      </w:r>
+      <w:proofErr w:type="spellStart"/>
+      <w:r>
+        <w:rPr>
+          <w:rFonts w:ascii="Times New Roman" w:hAnsi="Times New Roman" w:cs="Times New Roman"/>
+          <w:sz w:val="28"/>
+          <w:szCs w:val="28"/>
+          <w:lang w:val="en-US"/>
+        </w:rPr>
+        <w:t>komentar</w:t>
+      </w:r>
+      <w:proofErr w:type="spellEnd"/>
+      <w:r>
+        <w:rPr>
+          <w:rFonts w:ascii="Times New Roman" w:hAnsi="Times New Roman" w:cs="Times New Roman"/>
+          <w:sz w:val="28"/>
+          <w:szCs w:val="28"/>
+          <w:lang w:val="en-US"/>
+        </w:rPr>
+        <w:t xml:space="preserve"> </w:t>
+      </w:r>
+      <w:proofErr w:type="spellStart"/>
+      <w:r>
+        <w:rPr>
+          <w:rFonts w:ascii="Times New Roman" w:hAnsi="Times New Roman" w:cs="Times New Roman"/>
+          <w:sz w:val="28"/>
+          <w:szCs w:val="28"/>
+          <w:lang w:val="en-US"/>
+        </w:rPr>
+        <w:t>penting</w:t>
+      </w:r>
+      <w:proofErr w:type="spellEnd"/>
+      <w:r>
+        <w:rPr>
+          <w:rFonts w:ascii="Times New Roman" w:hAnsi="Times New Roman" w:cs="Times New Roman"/>
+          <w:sz w:val="28"/>
+          <w:szCs w:val="28"/>
+          <w:lang w:val="en-US"/>
+        </w:rPr>
+        <w:t xml:space="preserve"> dan </w:t>
+      </w:r>
+      <w:proofErr w:type="spellStart"/>
+      <w:r>
+        <w:rPr>
+          <w:rFonts w:ascii="Times New Roman" w:hAnsi="Times New Roman" w:cs="Times New Roman"/>
+          <w:sz w:val="28"/>
+          <w:szCs w:val="28"/>
+          <w:lang w:val="en-US"/>
+        </w:rPr>
+        <w:t>petunjuk</w:t>
+      </w:r>
+      <w:proofErr w:type="spellEnd"/>
+      <w:r>
+        <w:rPr>
+          <w:rFonts w:ascii="Times New Roman" w:hAnsi="Times New Roman" w:cs="Times New Roman"/>
+          <w:sz w:val="28"/>
+          <w:szCs w:val="28"/>
+          <w:lang w:val="en-US"/>
+        </w:rPr>
+        <w:t xml:space="preserve"> </w:t>
+      </w:r>
+      <w:proofErr w:type="spellStart"/>
+      <w:r>
+        <w:rPr>
+          <w:rFonts w:ascii="Times New Roman" w:hAnsi="Times New Roman" w:cs="Times New Roman"/>
+          <w:sz w:val="28"/>
+          <w:szCs w:val="28"/>
+          <w:lang w:val="en-US"/>
+        </w:rPr>
+        <w:t>dari</w:t>
+      </w:r>
+      <w:proofErr w:type="spellEnd"/>
+      <w:r>
+        <w:rPr>
+          <w:rFonts w:ascii="Times New Roman" w:hAnsi="Times New Roman" w:cs="Times New Roman"/>
+          <w:sz w:val="28"/>
+          <w:szCs w:val="28"/>
+          <w:lang w:val="en-US"/>
+        </w:rPr>
+        <w:t xml:space="preserve">, </w:t>
+      </w:r>
+      <w:proofErr w:type="spellStart"/>
+      <w:r>
+        <w:rPr>
+          <w:rFonts w:ascii="Times New Roman" w:hAnsi="Times New Roman" w:cs="Times New Roman"/>
+          <w:sz w:val="28"/>
+          <w:szCs w:val="28"/>
+          <w:lang w:val="en-US"/>
+        </w:rPr>
+        <w:t>setidaknya</w:t>
+      </w:r>
+      <w:proofErr w:type="spellEnd"/>
+      <w:r>
+        <w:rPr>
+          <w:rFonts w:ascii="Times New Roman" w:hAnsi="Times New Roman" w:cs="Times New Roman"/>
+          <w:sz w:val="28"/>
+          <w:szCs w:val="28"/>
+          <w:lang w:val="en-US"/>
+        </w:rPr>
+        <w:t xml:space="preserve">, 3 Reviewer dan </w:t>
+      </w:r>
+      <w:proofErr w:type="spellStart"/>
+      <w:r>
+        <w:rPr>
+          <w:rFonts w:ascii="Times New Roman" w:hAnsi="Times New Roman" w:cs="Times New Roman"/>
+          <w:sz w:val="28"/>
+          <w:szCs w:val="28"/>
+          <w:lang w:val="en-US"/>
+        </w:rPr>
+        <w:t>Asisten</w:t>
+      </w:r>
+      <w:proofErr w:type="spellEnd"/>
+      <w:r>
+        <w:rPr>
+          <w:rFonts w:ascii="Times New Roman" w:hAnsi="Times New Roman" w:cs="Times New Roman"/>
+          <w:sz w:val="28"/>
+          <w:szCs w:val="28"/>
+          <w:lang w:val="en-US"/>
+        </w:rPr>
+        <w:t xml:space="preserve"> Editor </w:t>
+      </w:r>
+      <w:proofErr w:type="spellStart"/>
+      <w:r>
+        <w:rPr>
+          <w:rFonts w:ascii="Times New Roman" w:hAnsi="Times New Roman" w:cs="Times New Roman"/>
+          <w:sz w:val="28"/>
+          <w:szCs w:val="28"/>
+          <w:lang w:val="en-US"/>
+        </w:rPr>
+        <w:t>untuk</w:t>
+      </w:r>
+      <w:proofErr w:type="spellEnd"/>
+      <w:r>
+        <w:rPr>
+          <w:rFonts w:ascii="Times New Roman" w:hAnsi="Times New Roman" w:cs="Times New Roman"/>
+          <w:sz w:val="28"/>
+          <w:szCs w:val="28"/>
+          <w:lang w:val="en-US"/>
+        </w:rPr>
+        <w:t xml:space="preserve"> </w:t>
+      </w:r>
+      <w:proofErr w:type="spellStart"/>
+      <w:r>
+        <w:rPr>
+          <w:rFonts w:ascii="Times New Roman" w:hAnsi="Times New Roman" w:cs="Times New Roman"/>
+          <w:sz w:val="28"/>
+          <w:szCs w:val="28"/>
+          <w:lang w:val="en-US"/>
+        </w:rPr>
+        <w:t>makalah</w:t>
+      </w:r>
+      <w:proofErr w:type="spellEnd"/>
+      <w:r>
+        <w:rPr>
+          <w:rFonts w:ascii="Times New Roman" w:hAnsi="Times New Roman" w:cs="Times New Roman"/>
+          <w:sz w:val="28"/>
+          <w:szCs w:val="28"/>
+          <w:lang w:val="en-US"/>
+        </w:rPr>
+        <w:t xml:space="preserve"> </w:t>
+      </w:r>
+      <w:proofErr w:type="spellStart"/>
+      <w:r>
+        <w:rPr>
+          <w:rFonts w:ascii="Times New Roman" w:hAnsi="Times New Roman" w:cs="Times New Roman"/>
+          <w:sz w:val="28"/>
+          <w:szCs w:val="28"/>
+          <w:lang w:val="en-US"/>
+        </w:rPr>
+        <w:t>saya</w:t>
+      </w:r>
+      <w:proofErr w:type="spellEnd"/>
+      <w:r>
+        <w:rPr>
+          <w:rFonts w:ascii="Times New Roman" w:hAnsi="Times New Roman" w:cs="Times New Roman"/>
+          <w:sz w:val="28"/>
+          <w:szCs w:val="28"/>
+          <w:lang w:val="en-US"/>
+        </w:rPr>
+        <w:t>:</w:t>
       </w:r>
       <w:r>
         <w:rPr>
@@ -392,6 +967,33 @@
           <w:szCs w:val="28"/>
         </w:rPr>
       </w:pPr>
+    </w:p>
+    <w:p>
+      <w:pPr>
+        <w:jc w:val="center"/>
+        <w:rPr>
+          <w:b/>
+          <w:color w:val="000000"/>
+        </w:rPr>
+      </w:pPr>
+      <w:r>
+        <w:rPr>
+          <w:rFonts w:ascii="Times New Roman" w:hAnsi="Times New Roman" w:cs="Times New Roman"/>
+          <w:sz w:val="28"/>
+          <w:szCs w:val="28"/>
+          <w:lang w:val="en-US"/>
+        </w:rPr>
+        <w:t xml:space="preserve">JUDUL: </w:t>
+      </w:r>
+      <w:r>
+        <w:rPr>
+          <w:rFonts w:ascii="Times New Roman" w:eastAsia="Trebuchet MS" w:hAnsi="Times New Roman" w:cs="Times New Roman"/>
+          <w:bCs/>
+          <w:sz w:val="28"/>
+          <w:szCs w:val="28"/>
+        </w:rPr>
+        <w:t>KESADARAN HIPOGLIKEMIA DAN HUBUNGAN BUTIR-TOTAL PADA PASIEN DIABETES MELITUS TIPE 2</w:t>
+      </w:r>
     </w:p>
     <w:p>
       <w:pPr>
@@ -410,36 +1012,19 @@
           <w:szCs w:val="28"/>
           <w:lang w:val="en-US"/>
         </w:rPr>
-        <w:t>JUDUL: ………………………..</w:t>
-      </w:r>
-      <w:r>
-        <w:rPr>
-          <w:rFonts w:ascii="Times New Roman" w:hAnsi="Times New Roman" w:cs="Times New Roman"/>
-          <w:sz w:val="28"/>
-          <w:szCs w:val="28"/>
-          <w:lang w:val="en-US"/>
-        </w:rPr>
-        <w:br/>
-      </w:r>
-    </w:p>
-    <w:p>
-      <w:pPr>
-        <w:pStyle w:val="PlainText"/>
-        <w:rPr>
-          <w:rFonts w:ascii="Times New Roman" w:hAnsi="Times New Roman" w:cs="Times New Roman"/>
-          <w:sz w:val="28"/>
-          <w:szCs w:val="28"/>
-        </w:rPr>
-      </w:pPr>
-      <w:r>
-        <w:rPr>
-          <w:rFonts w:ascii="Times New Roman" w:hAnsi="Times New Roman" w:cs="Times New Roman"/>
-          <w:sz w:val="28"/>
-          <w:szCs w:val="28"/>
-          <w:lang w:val="en-US"/>
-        </w:rPr>
-        <w:t>Dengan penulis</w:t>
-      </w:r>
+        <w:t xml:space="preserve">Dengan </w:t>
+      </w:r>
+      <w:proofErr w:type="spellStart"/>
+      <w:r>
+        <w:rPr>
+          <w:rFonts w:ascii="Times New Roman" w:hAnsi="Times New Roman" w:cs="Times New Roman"/>
+          <w:sz w:val="28"/>
+          <w:szCs w:val="28"/>
+          <w:lang w:val="en-US"/>
+        </w:rPr>
+        <w:t>penulis</w:t>
+      </w:r>
+      <w:proofErr w:type="spellEnd"/>
       <w:r>
         <w:rPr>
           <w:rFonts w:ascii="Times New Roman" w:hAnsi="Times New Roman" w:cs="Times New Roman"/>
@@ -491,6 +1076,7 @@
                 <w:lang w:val="en-US"/>
               </w:rPr>
             </w:pPr>
+            <w:proofErr w:type="spellStart"/>
             <w:r>
               <w:rPr>
                 <w:rFonts w:ascii="Times New Roman" w:hAnsi="Times New Roman" w:cs="Times New Roman"/>
@@ -498,7 +1084,257 @@
                 <w:szCs w:val="28"/>
                 <w:lang w:val="en-US"/>
               </w:rPr>
-              <w:t>Penulis 1</w:t>
+              <w:t>Penulis</w:t>
+            </w:r>
+            <w:proofErr w:type="spellEnd"/>
+            <w:r>
+              <w:rPr>
+                <w:rFonts w:ascii="Times New Roman" w:hAnsi="Times New Roman" w:cs="Times New Roman"/>
+                <w:sz w:val="28"/>
+                <w:szCs w:val="28"/>
+                <w:lang w:val="en-US"/>
+              </w:rPr>
+              <w:t xml:space="preserve"> 1</w:t>
+            </w:r>
+          </w:p>
+        </w:tc>
+        <w:tc>
+          <w:tcPr>
+            <w:tcW w:w="4727" w:type="dxa"/>
+          </w:tcPr>
+          <w:p>
+            <w:pPr>
+              <w:pStyle w:val="PlainText"/>
+              <w:rPr>
+                <w:rFonts w:ascii="Times New Roman" w:hAnsi="Times New Roman" w:cs="Times New Roman"/>
+                <w:sz w:val="28"/>
+                <w:szCs w:val="28"/>
+                <w:lang w:val="en-US"/>
+              </w:rPr>
+            </w:pPr>
+            <w:r>
+              <w:rPr>
+                <w:rFonts w:ascii="Times New Roman" w:hAnsi="Times New Roman" w:cs="Times New Roman"/>
+                <w:sz w:val="28"/>
+                <w:szCs w:val="28"/>
+                <w:lang w:val="en-US"/>
+              </w:rPr>
+              <w:t>:</w:t>
+            </w:r>
+            <w:r>
+              <w:rPr>
+                <w:rFonts w:ascii="Times New Roman" w:hAnsi="Times New Roman" w:cs="Times New Roman"/>
+                <w:sz w:val="28"/>
+                <w:szCs w:val="28"/>
+                <w:lang w:val="en-US"/>
+              </w:rPr>
+              <w:t xml:space="preserve"> </w:t>
+            </w:r>
+            <w:r>
+              <w:rPr>
+                <w:rFonts w:ascii="Times New Roman" w:hAnsi="Times New Roman" w:cs="Times New Roman"/>
+                <w:sz w:val="28"/>
+                <w:szCs w:val="28"/>
+              </w:rPr>
+              <w:t>Maria Manungkalit</w:t>
+            </w:r>
+          </w:p>
+        </w:tc>
+      </w:tr>
+      <w:tr>
+        <w:tc>
+          <w:tcPr>
+            <w:tcW w:w="2235" w:type="dxa"/>
+          </w:tcPr>
+          <w:p>
+            <w:pPr>
+              <w:pStyle w:val="PlainText"/>
+              <w:rPr>
+                <w:rFonts w:ascii="Times New Roman" w:hAnsi="Times New Roman" w:cs="Times New Roman"/>
+                <w:sz w:val="28"/>
+                <w:szCs w:val="28"/>
+                <w:lang w:val="en-US"/>
+              </w:rPr>
+            </w:pPr>
+            <w:proofErr w:type="spellStart"/>
+            <w:r>
+              <w:rPr>
+                <w:rFonts w:ascii="Times New Roman" w:hAnsi="Times New Roman" w:cs="Times New Roman"/>
+                <w:sz w:val="28"/>
+                <w:szCs w:val="28"/>
+                <w:lang w:val="en-US"/>
+              </w:rPr>
+              <w:t>Penulis</w:t>
+            </w:r>
+            <w:proofErr w:type="spellEnd"/>
+            <w:r>
+              <w:rPr>
+                <w:rFonts w:ascii="Times New Roman" w:hAnsi="Times New Roman" w:cs="Times New Roman"/>
+                <w:sz w:val="28"/>
+                <w:szCs w:val="28"/>
+                <w:lang w:val="en-US"/>
+              </w:rPr>
+              <w:t xml:space="preserve"> 2</w:t>
+            </w:r>
+          </w:p>
+        </w:tc>
+        <w:tc>
+          <w:tcPr>
+            <w:tcW w:w="4727" w:type="dxa"/>
+          </w:tcPr>
+          <w:p>
+            <w:pPr>
+              <w:pStyle w:val="PlainText"/>
+              <w:rPr>
+                <w:rFonts w:ascii="Times New Roman" w:hAnsi="Times New Roman" w:cs="Times New Roman"/>
+                <w:sz w:val="28"/>
+                <w:szCs w:val="28"/>
+                <w:lang w:val="en-US"/>
+              </w:rPr>
+            </w:pPr>
+            <w:r>
+              <w:rPr>
+                <w:rFonts w:ascii="Times New Roman" w:hAnsi="Times New Roman" w:cs="Times New Roman"/>
+                <w:sz w:val="28"/>
+                <w:szCs w:val="28"/>
+                <w:lang w:val="en-US"/>
+              </w:rPr>
+              <w:t>:</w:t>
+            </w:r>
+            <w:r>
+              <w:rPr>
+                <w:rFonts w:ascii="Times New Roman" w:hAnsi="Times New Roman" w:cs="Times New Roman"/>
+                <w:sz w:val="28"/>
+                <w:szCs w:val="28"/>
+                <w:lang w:val="en-US"/>
+              </w:rPr>
+              <w:t xml:space="preserve"> </w:t>
+            </w:r>
+            <w:r>
+              <w:rPr>
+                <w:rFonts w:ascii="Times New Roman" w:hAnsi="Times New Roman" w:cs="Times New Roman"/>
+                <w:sz w:val="28"/>
+                <w:szCs w:val="28"/>
+              </w:rPr>
+              <w:t>Ni Putu Wulan Purnama Sari</w:t>
+            </w:r>
+          </w:p>
+        </w:tc>
+      </w:tr>
+      <w:tr>
+        <w:tc>
+          <w:tcPr>
+            <w:tcW w:w="2235" w:type="dxa"/>
+          </w:tcPr>
+          <w:p>
+            <w:pPr>
+              <w:pStyle w:val="PlainText"/>
+              <w:rPr>
+                <w:rFonts w:ascii="Times New Roman" w:hAnsi="Times New Roman" w:cs="Times New Roman"/>
+                <w:sz w:val="28"/>
+                <w:szCs w:val="28"/>
+                <w:lang w:val="en-US"/>
+              </w:rPr>
+            </w:pPr>
+            <w:proofErr w:type="spellStart"/>
+            <w:r>
+              <w:rPr>
+                <w:rFonts w:ascii="Times New Roman" w:hAnsi="Times New Roman" w:cs="Times New Roman"/>
+                <w:sz w:val="28"/>
+                <w:szCs w:val="28"/>
+                <w:lang w:val="en-US"/>
+              </w:rPr>
+              <w:t>Penulis</w:t>
+            </w:r>
+            <w:proofErr w:type="spellEnd"/>
+            <w:r>
+              <w:rPr>
+                <w:rFonts w:ascii="Times New Roman" w:hAnsi="Times New Roman" w:cs="Times New Roman"/>
+                <w:sz w:val="28"/>
+                <w:szCs w:val="28"/>
+                <w:lang w:val="en-US"/>
+              </w:rPr>
+              <w:t xml:space="preserve"> 3</w:t>
+            </w:r>
+          </w:p>
+        </w:tc>
+        <w:tc>
+          <w:tcPr>
+            <w:tcW w:w="4727" w:type="dxa"/>
+          </w:tcPr>
+          <w:p>
+            <w:pPr>
+              <w:pStyle w:val="PlainText"/>
+              <w:rPr>
+                <w:rFonts w:ascii="Times New Roman" w:hAnsi="Times New Roman" w:cs="Times New Roman"/>
+                <w:sz w:val="28"/>
+                <w:szCs w:val="28"/>
+                <w:lang w:val="en-US"/>
+              </w:rPr>
+            </w:pPr>
+            <w:r>
+              <w:rPr>
+                <w:rFonts w:ascii="Times New Roman" w:hAnsi="Times New Roman" w:cs="Times New Roman"/>
+                <w:sz w:val="28"/>
+                <w:szCs w:val="28"/>
+                <w:lang w:val="en-US"/>
+              </w:rPr>
+              <w:t>:</w:t>
+            </w:r>
+            <w:r>
+              <w:rPr>
+                <w:rFonts w:ascii="Times New Roman" w:hAnsi="Times New Roman" w:cs="Times New Roman"/>
+                <w:sz w:val="28"/>
+                <w:szCs w:val="28"/>
+                <w:lang w:val="en-US"/>
+              </w:rPr>
+              <w:t xml:space="preserve"> </w:t>
+            </w:r>
+            <w:r>
+              <w:rPr>
+                <w:rFonts w:ascii="Times New Roman" w:hAnsi="Times New Roman" w:cs="Times New Roman"/>
+                <w:sz w:val="28"/>
+                <w:szCs w:val="28"/>
+              </w:rPr>
+              <w:t>Agustina Chriswinda Bura Mare</w:t>
+            </w:r>
+          </w:p>
+        </w:tc>
+      </w:tr>
+      <w:tr>
+        <w:tc>
+          <w:tcPr>
+            <w:tcW w:w="2235" w:type="dxa"/>
+          </w:tcPr>
+          <w:p>
+            <w:pPr>
+              <w:pStyle w:val="PlainText"/>
+              <w:rPr>
+                <w:rFonts w:ascii="Times New Roman" w:hAnsi="Times New Roman" w:cs="Times New Roman"/>
+                <w:sz w:val="28"/>
+                <w:szCs w:val="28"/>
+                <w:lang w:val="en-US"/>
+              </w:rPr>
+            </w:pPr>
+            <w:proofErr w:type="spellStart"/>
+            <w:r>
+              <w:rPr>
+                <w:rFonts w:ascii="Times New Roman" w:hAnsi="Times New Roman" w:cs="Times New Roman"/>
+                <w:sz w:val="28"/>
+                <w:szCs w:val="28"/>
+                <w:lang w:val="en-US"/>
+              </w:rPr>
+              <w:t>Penulis</w:t>
+            </w:r>
+            <w:proofErr w:type="spellEnd"/>
+            <w:r>
+              <w:rPr>
+                <w:rFonts w:ascii="Times New Roman" w:hAnsi="Times New Roman" w:cs="Times New Roman"/>
+                <w:sz w:val="28"/>
+                <w:szCs w:val="28"/>
+                <w:lang w:val="en-US"/>
+              </w:rPr>
+              <w:t xml:space="preserve"> 4</w:t>
             </w:r>
           </w:p>
         </w:tc>
@@ -543,162 +1379,7 @@
                 <w:lang w:val="en-US"/>
               </w:rPr>
             </w:pPr>
-            <w:r>
-              <w:rPr>
-                <w:rFonts w:ascii="Times New Roman" w:hAnsi="Times New Roman" w:cs="Times New Roman"/>
-                <w:sz w:val="28"/>
-                <w:szCs w:val="28"/>
-                <w:lang w:val="en-US"/>
-              </w:rPr>
-              <w:t>Penulis 2</w:t>
-            </w:r>
-          </w:p>
-        </w:tc>
-        <w:tc>
-          <w:tcPr>
-            <w:tcW w:w="4727" w:type="dxa"/>
-          </w:tcPr>
-          <w:p>
-            <w:pPr>
-              <w:pStyle w:val="PlainText"/>
-              <w:rPr>
-                <w:rFonts w:ascii="Times New Roman" w:hAnsi="Times New Roman" w:cs="Times New Roman"/>
-                <w:sz w:val="28"/>
-                <w:szCs w:val="28"/>
-                <w:lang w:val="en-US"/>
-              </w:rPr>
-            </w:pPr>
-            <w:r>
-              <w:rPr>
-                <w:rFonts w:ascii="Times New Roman" w:hAnsi="Times New Roman" w:cs="Times New Roman"/>
-                <w:sz w:val="28"/>
-                <w:szCs w:val="28"/>
-                <w:lang w:val="en-US"/>
-              </w:rPr>
-              <w:t>:</w:t>
-            </w:r>
-          </w:p>
-        </w:tc>
-      </w:tr>
-      <w:tr>
-        <w:tc>
-          <w:tcPr>
-            <w:tcW w:w="2235" w:type="dxa"/>
-          </w:tcPr>
-          <w:p>
-            <w:pPr>
-              <w:pStyle w:val="PlainText"/>
-              <w:rPr>
-                <w:rFonts w:ascii="Times New Roman" w:hAnsi="Times New Roman" w:cs="Times New Roman"/>
-                <w:sz w:val="28"/>
-                <w:szCs w:val="28"/>
-                <w:lang w:val="en-US"/>
-              </w:rPr>
-            </w:pPr>
-            <w:r>
-              <w:rPr>
-                <w:rFonts w:ascii="Times New Roman" w:hAnsi="Times New Roman" w:cs="Times New Roman"/>
-                <w:sz w:val="28"/>
-                <w:szCs w:val="28"/>
-                <w:lang w:val="en-US"/>
-              </w:rPr>
-              <w:t>Penulis 3</w:t>
-            </w:r>
-          </w:p>
-        </w:tc>
-        <w:tc>
-          <w:tcPr>
-            <w:tcW w:w="4727" w:type="dxa"/>
-          </w:tcPr>
-          <w:p>
-            <w:pPr>
-              <w:pStyle w:val="PlainText"/>
-              <w:rPr>
-                <w:rFonts w:ascii="Times New Roman" w:hAnsi="Times New Roman" w:cs="Times New Roman"/>
-                <w:sz w:val="28"/>
-                <w:szCs w:val="28"/>
-                <w:lang w:val="en-US"/>
-              </w:rPr>
-            </w:pPr>
-            <w:r>
-              <w:rPr>
-                <w:rFonts w:ascii="Times New Roman" w:hAnsi="Times New Roman" w:cs="Times New Roman"/>
-                <w:sz w:val="28"/>
-                <w:szCs w:val="28"/>
-                <w:lang w:val="en-US"/>
-              </w:rPr>
-              <w:t>:</w:t>
-            </w:r>
-          </w:p>
-        </w:tc>
-      </w:tr>
-      <w:tr>
-        <w:tc>
-          <w:tcPr>
-            <w:tcW w:w="2235" w:type="dxa"/>
-          </w:tcPr>
-          <w:p>
-            <w:pPr>
-              <w:pStyle w:val="PlainText"/>
-              <w:rPr>
-                <w:rFonts w:ascii="Times New Roman" w:hAnsi="Times New Roman" w:cs="Times New Roman"/>
-                <w:sz w:val="28"/>
-                <w:szCs w:val="28"/>
-                <w:lang w:val="en-US"/>
-              </w:rPr>
-            </w:pPr>
-            <w:r>
-              <w:rPr>
-                <w:rFonts w:ascii="Times New Roman" w:hAnsi="Times New Roman" w:cs="Times New Roman"/>
-                <w:sz w:val="28"/>
-                <w:szCs w:val="28"/>
-                <w:lang w:val="en-US"/>
-              </w:rPr>
-              <w:t>Penulis 4</w:t>
-            </w:r>
-          </w:p>
-        </w:tc>
-        <w:tc>
-          <w:tcPr>
-            <w:tcW w:w="4727" w:type="dxa"/>
-          </w:tcPr>
-          <w:p>
-            <w:pPr>
-              <w:pStyle w:val="PlainText"/>
-              <w:rPr>
-                <w:rFonts w:ascii="Times New Roman" w:hAnsi="Times New Roman" w:cs="Times New Roman"/>
-                <w:sz w:val="28"/>
-                <w:szCs w:val="28"/>
-                <w:lang w:val="en-US"/>
-              </w:rPr>
-            </w:pPr>
-            <w:r>
-              <w:rPr>
-                <w:rFonts w:ascii="Times New Roman" w:hAnsi="Times New Roman" w:cs="Times New Roman"/>
-                <w:sz w:val="28"/>
-                <w:szCs w:val="28"/>
-                <w:lang w:val="en-US"/>
-              </w:rPr>
-              <w:t>:</w:t>
-            </w:r>
-          </w:p>
-        </w:tc>
-      </w:tr>
-      <w:tr>
-        <w:tc>
-          <w:tcPr>
-            <w:tcW w:w="2235" w:type="dxa"/>
-          </w:tcPr>
-          <w:p>
-            <w:pPr>
-              <w:pStyle w:val="PlainText"/>
-              <w:rPr>
-                <w:rFonts w:ascii="Times New Roman" w:hAnsi="Times New Roman" w:cs="Times New Roman"/>
-                <w:sz w:val="28"/>
-                <w:szCs w:val="28"/>
-                <w:lang w:val="en-US"/>
-              </w:rPr>
-            </w:pPr>
+            <w:proofErr w:type="spellStart"/>
             <w:r>
               <w:rPr>
                 <w:rFonts w:ascii="Times New Roman" w:hAnsi="Times New Roman" w:cs="Times New Roman"/>
@@ -708,6 +1389,7 @@
               </w:rPr>
               <w:t>dst</w:t>
             </w:r>
+            <w:proofErr w:type="spellEnd"/>
           </w:p>
         </w:tc>
         <w:tc>
@@ -756,25 +1438,607 @@
           <w:szCs w:val="28"/>
           <w:lang w:val="en-US"/>
         </w:rPr>
-        <w:t xml:space="preserve">Saya ingin mengucapkan terima kasih kepada semua pengulas atas komentar dan upaya mereka yang bijaksana untuk meningkatkan naskah kami. Kami merevisi naskah dengan perhatian khusus pada komentar yang kami terima dari Tiga (3) pengulas yang ahli, spesialis di bidang </w:t>
-      </w:r>
-      <w:r>
-        <w:rPr>
-          <w:rFonts w:ascii="Times New Roman" w:hAnsi="Times New Roman" w:cs="Times New Roman"/>
-          <w:sz w:val="28"/>
-          <w:szCs w:val="28"/>
-          <w:lang w:val="en-US"/>
-        </w:rPr>
-        <w:t>keilmuan artikel</w:t>
-      </w:r>
-      <w:r>
-        <w:rPr>
-          <w:rFonts w:ascii="Times New Roman" w:hAnsi="Times New Roman" w:cs="Times New Roman"/>
-          <w:sz w:val="28"/>
-          <w:szCs w:val="28"/>
-          <w:lang w:val="en-US"/>
-        </w:rPr>
-        <w:t xml:space="preserve"> saya.</w:t>
+        <w:t xml:space="preserve">Saya </w:t>
+      </w:r>
+      <w:proofErr w:type="spellStart"/>
+      <w:r>
+        <w:rPr>
+          <w:rFonts w:ascii="Times New Roman" w:hAnsi="Times New Roman" w:cs="Times New Roman"/>
+          <w:sz w:val="28"/>
+          <w:szCs w:val="28"/>
+          <w:lang w:val="en-US"/>
+        </w:rPr>
+        <w:t>ingin</w:t>
+      </w:r>
+      <w:proofErr w:type="spellEnd"/>
+      <w:r>
+        <w:rPr>
+          <w:rFonts w:ascii="Times New Roman" w:hAnsi="Times New Roman" w:cs="Times New Roman"/>
+          <w:sz w:val="28"/>
+          <w:szCs w:val="28"/>
+          <w:lang w:val="en-US"/>
+        </w:rPr>
+        <w:t xml:space="preserve"> </w:t>
+      </w:r>
+      <w:proofErr w:type="spellStart"/>
+      <w:r>
+        <w:rPr>
+          <w:rFonts w:ascii="Times New Roman" w:hAnsi="Times New Roman" w:cs="Times New Roman"/>
+          <w:sz w:val="28"/>
+          <w:szCs w:val="28"/>
+          <w:lang w:val="en-US"/>
+        </w:rPr>
+        <w:t>mengucapkan</w:t>
+      </w:r>
+      <w:proofErr w:type="spellEnd"/>
+      <w:r>
+        <w:rPr>
+          <w:rFonts w:ascii="Times New Roman" w:hAnsi="Times New Roman" w:cs="Times New Roman"/>
+          <w:sz w:val="28"/>
+          <w:szCs w:val="28"/>
+          <w:lang w:val="en-US"/>
+        </w:rPr>
+        <w:t xml:space="preserve"> </w:t>
+      </w:r>
+      <w:proofErr w:type="spellStart"/>
+      <w:r>
+        <w:rPr>
+          <w:rFonts w:ascii="Times New Roman" w:hAnsi="Times New Roman" w:cs="Times New Roman"/>
+          <w:sz w:val="28"/>
+          <w:szCs w:val="28"/>
+          <w:lang w:val="en-US"/>
+        </w:rPr>
+        <w:t>terima</w:t>
+      </w:r>
+      <w:proofErr w:type="spellEnd"/>
+      <w:r>
+        <w:rPr>
+          <w:rFonts w:ascii="Times New Roman" w:hAnsi="Times New Roman" w:cs="Times New Roman"/>
+          <w:sz w:val="28"/>
+          <w:szCs w:val="28"/>
+          <w:lang w:val="en-US"/>
+        </w:rPr>
+        <w:t xml:space="preserve"> </w:t>
+      </w:r>
+      <w:proofErr w:type="spellStart"/>
+      <w:r>
+        <w:rPr>
+          <w:rFonts w:ascii="Times New Roman" w:hAnsi="Times New Roman" w:cs="Times New Roman"/>
+          <w:sz w:val="28"/>
+          <w:szCs w:val="28"/>
+          <w:lang w:val="en-US"/>
+        </w:rPr>
+        <w:t>kasih</w:t>
+      </w:r>
+      <w:proofErr w:type="spellEnd"/>
+      <w:r>
+        <w:rPr>
+          <w:rFonts w:ascii="Times New Roman" w:hAnsi="Times New Roman" w:cs="Times New Roman"/>
+          <w:sz w:val="28"/>
+          <w:szCs w:val="28"/>
+          <w:lang w:val="en-US"/>
+        </w:rPr>
+        <w:t xml:space="preserve"> </w:t>
+      </w:r>
+      <w:proofErr w:type="spellStart"/>
+      <w:r>
+        <w:rPr>
+          <w:rFonts w:ascii="Times New Roman" w:hAnsi="Times New Roman" w:cs="Times New Roman"/>
+          <w:sz w:val="28"/>
+          <w:szCs w:val="28"/>
+          <w:lang w:val="en-US"/>
+        </w:rPr>
+        <w:t>kepada</w:t>
+      </w:r>
+      <w:proofErr w:type="spellEnd"/>
+      <w:r>
+        <w:rPr>
+          <w:rFonts w:ascii="Times New Roman" w:hAnsi="Times New Roman" w:cs="Times New Roman"/>
+          <w:sz w:val="28"/>
+          <w:szCs w:val="28"/>
+          <w:lang w:val="en-US"/>
+        </w:rPr>
+        <w:t xml:space="preserve"> </w:t>
+      </w:r>
+      <w:proofErr w:type="spellStart"/>
+      <w:r>
+        <w:rPr>
+          <w:rFonts w:ascii="Times New Roman" w:hAnsi="Times New Roman" w:cs="Times New Roman"/>
+          <w:sz w:val="28"/>
+          <w:szCs w:val="28"/>
+          <w:lang w:val="en-US"/>
+        </w:rPr>
+        <w:t>semua</w:t>
+      </w:r>
+      <w:proofErr w:type="spellEnd"/>
+      <w:r>
+        <w:rPr>
+          <w:rFonts w:ascii="Times New Roman" w:hAnsi="Times New Roman" w:cs="Times New Roman"/>
+          <w:sz w:val="28"/>
+          <w:szCs w:val="28"/>
+          <w:lang w:val="en-US"/>
+        </w:rPr>
+        <w:t xml:space="preserve"> </w:t>
+      </w:r>
+      <w:proofErr w:type="spellStart"/>
+      <w:r>
+        <w:rPr>
+          <w:rFonts w:ascii="Times New Roman" w:hAnsi="Times New Roman" w:cs="Times New Roman"/>
+          <w:sz w:val="28"/>
+          <w:szCs w:val="28"/>
+          <w:lang w:val="en-US"/>
+        </w:rPr>
+        <w:t>pengulas</w:t>
+      </w:r>
+      <w:proofErr w:type="spellEnd"/>
+      <w:r>
+        <w:rPr>
+          <w:rFonts w:ascii="Times New Roman" w:hAnsi="Times New Roman" w:cs="Times New Roman"/>
+          <w:sz w:val="28"/>
+          <w:szCs w:val="28"/>
+          <w:lang w:val="en-US"/>
+        </w:rPr>
+        <w:t xml:space="preserve"> </w:t>
+      </w:r>
+      <w:proofErr w:type="spellStart"/>
+      <w:r>
+        <w:rPr>
+          <w:rFonts w:ascii="Times New Roman" w:hAnsi="Times New Roman" w:cs="Times New Roman"/>
+          <w:sz w:val="28"/>
+          <w:szCs w:val="28"/>
+          <w:lang w:val="en-US"/>
+        </w:rPr>
+        <w:t>atas</w:t>
+      </w:r>
+      <w:proofErr w:type="spellEnd"/>
+      <w:r>
+        <w:rPr>
+          <w:rFonts w:ascii="Times New Roman" w:hAnsi="Times New Roman" w:cs="Times New Roman"/>
+          <w:sz w:val="28"/>
+          <w:szCs w:val="28"/>
+          <w:lang w:val="en-US"/>
+        </w:rPr>
+        <w:t xml:space="preserve"> </w:t>
+      </w:r>
+      <w:proofErr w:type="spellStart"/>
+      <w:r>
+        <w:rPr>
+          <w:rFonts w:ascii="Times New Roman" w:hAnsi="Times New Roman" w:cs="Times New Roman"/>
+          <w:sz w:val="28"/>
+          <w:szCs w:val="28"/>
+          <w:lang w:val="en-US"/>
+        </w:rPr>
+        <w:t>komentar</w:t>
+      </w:r>
+      <w:proofErr w:type="spellEnd"/>
+      <w:r>
+        <w:rPr>
+          <w:rFonts w:ascii="Times New Roman" w:hAnsi="Times New Roman" w:cs="Times New Roman"/>
+          <w:sz w:val="28"/>
+          <w:szCs w:val="28"/>
+          <w:lang w:val="en-US"/>
+        </w:rPr>
+        <w:t xml:space="preserve"> dan </w:t>
+      </w:r>
+      <w:proofErr w:type="spellStart"/>
+      <w:r>
+        <w:rPr>
+          <w:rFonts w:ascii="Times New Roman" w:hAnsi="Times New Roman" w:cs="Times New Roman"/>
+          <w:sz w:val="28"/>
+          <w:szCs w:val="28"/>
+          <w:lang w:val="en-US"/>
+        </w:rPr>
+        <w:t>upaya</w:t>
+      </w:r>
+      <w:proofErr w:type="spellEnd"/>
+      <w:r>
+        <w:rPr>
+          <w:rFonts w:ascii="Times New Roman" w:hAnsi="Times New Roman" w:cs="Times New Roman"/>
+          <w:sz w:val="28"/>
+          <w:szCs w:val="28"/>
+          <w:lang w:val="en-US"/>
+        </w:rPr>
+        <w:t xml:space="preserve"> </w:t>
+      </w:r>
+      <w:proofErr w:type="spellStart"/>
+      <w:r>
+        <w:rPr>
+          <w:rFonts w:ascii="Times New Roman" w:hAnsi="Times New Roman" w:cs="Times New Roman"/>
+          <w:sz w:val="28"/>
+          <w:szCs w:val="28"/>
+          <w:lang w:val="en-US"/>
+        </w:rPr>
+        <w:t>mereka</w:t>
+      </w:r>
+      <w:proofErr w:type="spellEnd"/>
+      <w:r>
+        <w:rPr>
+          <w:rFonts w:ascii="Times New Roman" w:hAnsi="Times New Roman" w:cs="Times New Roman"/>
+          <w:sz w:val="28"/>
+          <w:szCs w:val="28"/>
+          <w:lang w:val="en-US"/>
+        </w:rPr>
+        <w:t xml:space="preserve"> yang </w:t>
+      </w:r>
+      <w:proofErr w:type="spellStart"/>
+      <w:r>
+        <w:rPr>
+          <w:rFonts w:ascii="Times New Roman" w:hAnsi="Times New Roman" w:cs="Times New Roman"/>
+          <w:sz w:val="28"/>
+          <w:szCs w:val="28"/>
+          <w:lang w:val="en-US"/>
+        </w:rPr>
+        <w:t>bijaksana</w:t>
+      </w:r>
+      <w:proofErr w:type="spellEnd"/>
+      <w:r>
+        <w:rPr>
+          <w:rFonts w:ascii="Times New Roman" w:hAnsi="Times New Roman" w:cs="Times New Roman"/>
+          <w:sz w:val="28"/>
+          <w:szCs w:val="28"/>
+          <w:lang w:val="en-US"/>
+        </w:rPr>
+        <w:t xml:space="preserve"> </w:t>
+      </w:r>
+      <w:proofErr w:type="spellStart"/>
+      <w:r>
+        <w:rPr>
+          <w:rFonts w:ascii="Times New Roman" w:hAnsi="Times New Roman" w:cs="Times New Roman"/>
+          <w:sz w:val="28"/>
+          <w:szCs w:val="28"/>
+          <w:lang w:val="en-US"/>
+        </w:rPr>
+        <w:t>untuk</w:t>
+      </w:r>
+      <w:proofErr w:type="spellEnd"/>
+      <w:r>
+        <w:rPr>
+          <w:rFonts w:ascii="Times New Roman" w:hAnsi="Times New Roman" w:cs="Times New Roman"/>
+          <w:sz w:val="28"/>
+          <w:szCs w:val="28"/>
+          <w:lang w:val="en-US"/>
+        </w:rPr>
+        <w:t xml:space="preserve"> </w:t>
+      </w:r>
+      <w:proofErr w:type="spellStart"/>
+      <w:r>
+        <w:rPr>
+          <w:rFonts w:ascii="Times New Roman" w:hAnsi="Times New Roman" w:cs="Times New Roman"/>
+          <w:sz w:val="28"/>
+          <w:szCs w:val="28"/>
+          <w:lang w:val="en-US"/>
+        </w:rPr>
+        <w:t>meningkatkan</w:t>
+      </w:r>
+      <w:proofErr w:type="spellEnd"/>
+      <w:r>
+        <w:rPr>
+          <w:rFonts w:ascii="Times New Roman" w:hAnsi="Times New Roman" w:cs="Times New Roman"/>
+          <w:sz w:val="28"/>
+          <w:szCs w:val="28"/>
+          <w:lang w:val="en-US"/>
+        </w:rPr>
+        <w:t xml:space="preserve"> </w:t>
+      </w:r>
+      <w:proofErr w:type="spellStart"/>
+      <w:r>
+        <w:rPr>
+          <w:rFonts w:ascii="Times New Roman" w:hAnsi="Times New Roman" w:cs="Times New Roman"/>
+          <w:sz w:val="28"/>
+          <w:szCs w:val="28"/>
+          <w:lang w:val="en-US"/>
+        </w:rPr>
+        <w:t>naskah</w:t>
+      </w:r>
+      <w:proofErr w:type="spellEnd"/>
+      <w:r>
+        <w:rPr>
+          <w:rFonts w:ascii="Times New Roman" w:hAnsi="Times New Roman" w:cs="Times New Roman"/>
+          <w:sz w:val="28"/>
+          <w:szCs w:val="28"/>
+          <w:lang w:val="en-US"/>
+        </w:rPr>
+        <w:t xml:space="preserve"> kami. Kami </w:t>
+      </w:r>
+      <w:proofErr w:type="spellStart"/>
+      <w:r>
+        <w:rPr>
+          <w:rFonts w:ascii="Times New Roman" w:hAnsi="Times New Roman" w:cs="Times New Roman"/>
+          <w:sz w:val="28"/>
+          <w:szCs w:val="28"/>
+          <w:lang w:val="en-US"/>
+        </w:rPr>
+        <w:t>merevisi</w:t>
+      </w:r>
+      <w:proofErr w:type="spellEnd"/>
+      <w:r>
+        <w:rPr>
+          <w:rFonts w:ascii="Times New Roman" w:hAnsi="Times New Roman" w:cs="Times New Roman"/>
+          <w:sz w:val="28"/>
+          <w:szCs w:val="28"/>
+          <w:lang w:val="en-US"/>
+        </w:rPr>
+        <w:t xml:space="preserve"> </w:t>
+      </w:r>
+      <w:proofErr w:type="spellStart"/>
+      <w:r>
+        <w:rPr>
+          <w:rFonts w:ascii="Times New Roman" w:hAnsi="Times New Roman" w:cs="Times New Roman"/>
+          <w:sz w:val="28"/>
+          <w:szCs w:val="28"/>
+          <w:lang w:val="en-US"/>
+        </w:rPr>
+        <w:t>naskah</w:t>
+      </w:r>
+      <w:proofErr w:type="spellEnd"/>
+      <w:r>
+        <w:rPr>
+          <w:rFonts w:ascii="Times New Roman" w:hAnsi="Times New Roman" w:cs="Times New Roman"/>
+          <w:sz w:val="28"/>
+          <w:szCs w:val="28"/>
+          <w:lang w:val="en-US"/>
+        </w:rPr>
+        <w:t xml:space="preserve"> </w:t>
+      </w:r>
+      <w:proofErr w:type="spellStart"/>
+      <w:r>
+        <w:rPr>
+          <w:rFonts w:ascii="Times New Roman" w:hAnsi="Times New Roman" w:cs="Times New Roman"/>
+          <w:sz w:val="28"/>
+          <w:szCs w:val="28"/>
+          <w:lang w:val="en-US"/>
+        </w:rPr>
+        <w:t>dengan</w:t>
+      </w:r>
+      <w:proofErr w:type="spellEnd"/>
+      <w:r>
+        <w:rPr>
+          <w:rFonts w:ascii="Times New Roman" w:hAnsi="Times New Roman" w:cs="Times New Roman"/>
+          <w:sz w:val="28"/>
+          <w:szCs w:val="28"/>
+          <w:lang w:val="en-US"/>
+        </w:rPr>
+        <w:t xml:space="preserve"> </w:t>
+      </w:r>
+      <w:proofErr w:type="spellStart"/>
+      <w:r>
+        <w:rPr>
+          <w:rFonts w:ascii="Times New Roman" w:hAnsi="Times New Roman" w:cs="Times New Roman"/>
+          <w:sz w:val="28"/>
+          <w:szCs w:val="28"/>
+          <w:lang w:val="en-US"/>
+        </w:rPr>
+        <w:t>perhatian</w:t>
+      </w:r>
+      <w:proofErr w:type="spellEnd"/>
+      <w:r>
+        <w:rPr>
+          <w:rFonts w:ascii="Times New Roman" w:hAnsi="Times New Roman" w:cs="Times New Roman"/>
+          <w:sz w:val="28"/>
+          <w:szCs w:val="28"/>
+          <w:lang w:val="en-US"/>
+        </w:rPr>
+        <w:t xml:space="preserve"> </w:t>
+      </w:r>
+      <w:proofErr w:type="spellStart"/>
+      <w:r>
+        <w:rPr>
+          <w:rFonts w:ascii="Times New Roman" w:hAnsi="Times New Roman" w:cs="Times New Roman"/>
+          <w:sz w:val="28"/>
+          <w:szCs w:val="28"/>
+          <w:lang w:val="en-US"/>
+        </w:rPr>
+        <w:t>khusus</w:t>
+      </w:r>
+      <w:proofErr w:type="spellEnd"/>
+      <w:r>
+        <w:rPr>
+          <w:rFonts w:ascii="Times New Roman" w:hAnsi="Times New Roman" w:cs="Times New Roman"/>
+          <w:sz w:val="28"/>
+          <w:szCs w:val="28"/>
+          <w:lang w:val="en-US"/>
+        </w:rPr>
+        <w:t xml:space="preserve"> pada </w:t>
+      </w:r>
+      <w:proofErr w:type="spellStart"/>
+      <w:r>
+        <w:rPr>
+          <w:rFonts w:ascii="Times New Roman" w:hAnsi="Times New Roman" w:cs="Times New Roman"/>
+          <w:sz w:val="28"/>
+          <w:szCs w:val="28"/>
+          <w:lang w:val="en-US"/>
+        </w:rPr>
+        <w:t>komentar</w:t>
+      </w:r>
+      <w:proofErr w:type="spellEnd"/>
+      <w:r>
+        <w:rPr>
+          <w:rFonts w:ascii="Times New Roman" w:hAnsi="Times New Roman" w:cs="Times New Roman"/>
+          <w:sz w:val="28"/>
+          <w:szCs w:val="28"/>
+          <w:lang w:val="en-US"/>
+        </w:rPr>
+        <w:t xml:space="preserve"> yang kami </w:t>
+      </w:r>
+      <w:proofErr w:type="spellStart"/>
+      <w:r>
+        <w:rPr>
+          <w:rFonts w:ascii="Times New Roman" w:hAnsi="Times New Roman" w:cs="Times New Roman"/>
+          <w:sz w:val="28"/>
+          <w:szCs w:val="28"/>
+          <w:lang w:val="en-US"/>
+        </w:rPr>
+        <w:t>terima</w:t>
+      </w:r>
+      <w:proofErr w:type="spellEnd"/>
+      <w:r>
+        <w:rPr>
+          <w:rFonts w:ascii="Times New Roman" w:hAnsi="Times New Roman" w:cs="Times New Roman"/>
+          <w:sz w:val="28"/>
+          <w:szCs w:val="28"/>
+          <w:lang w:val="en-US"/>
+        </w:rPr>
+        <w:t xml:space="preserve"> </w:t>
+      </w:r>
+      <w:proofErr w:type="spellStart"/>
+      <w:r>
+        <w:rPr>
+          <w:rFonts w:ascii="Times New Roman" w:hAnsi="Times New Roman" w:cs="Times New Roman"/>
+          <w:sz w:val="28"/>
+          <w:szCs w:val="28"/>
+          <w:lang w:val="en-US"/>
+        </w:rPr>
+        <w:t>dari</w:t>
+      </w:r>
+      <w:proofErr w:type="spellEnd"/>
+      <w:r>
+        <w:rPr>
+          <w:rFonts w:ascii="Times New Roman" w:hAnsi="Times New Roman" w:cs="Times New Roman"/>
+          <w:sz w:val="28"/>
+          <w:szCs w:val="28"/>
+          <w:lang w:val="en-US"/>
+        </w:rPr>
+        <w:t xml:space="preserve"> Tiga (3) </w:t>
+      </w:r>
+      <w:proofErr w:type="spellStart"/>
+      <w:r>
+        <w:rPr>
+          <w:rFonts w:ascii="Times New Roman" w:hAnsi="Times New Roman" w:cs="Times New Roman"/>
+          <w:sz w:val="28"/>
+          <w:szCs w:val="28"/>
+          <w:lang w:val="en-US"/>
+        </w:rPr>
+        <w:t>pengulas</w:t>
+      </w:r>
+      <w:proofErr w:type="spellEnd"/>
+      <w:r>
+        <w:rPr>
+          <w:rFonts w:ascii="Times New Roman" w:hAnsi="Times New Roman" w:cs="Times New Roman"/>
+          <w:sz w:val="28"/>
+          <w:szCs w:val="28"/>
+          <w:lang w:val="en-US"/>
+        </w:rPr>
+        <w:t xml:space="preserve"> yang </w:t>
+      </w:r>
+      <w:proofErr w:type="spellStart"/>
+      <w:r>
+        <w:rPr>
+          <w:rFonts w:ascii="Times New Roman" w:hAnsi="Times New Roman" w:cs="Times New Roman"/>
+          <w:sz w:val="28"/>
+          <w:szCs w:val="28"/>
+          <w:lang w:val="en-US"/>
+        </w:rPr>
+        <w:t>ahli</w:t>
+      </w:r>
+      <w:proofErr w:type="spellEnd"/>
+      <w:r>
+        <w:rPr>
+          <w:rFonts w:ascii="Times New Roman" w:hAnsi="Times New Roman" w:cs="Times New Roman"/>
+          <w:sz w:val="28"/>
+          <w:szCs w:val="28"/>
+          <w:lang w:val="en-US"/>
+        </w:rPr>
+        <w:t xml:space="preserve">, </w:t>
+      </w:r>
+      <w:proofErr w:type="spellStart"/>
+      <w:r>
+        <w:rPr>
+          <w:rFonts w:ascii="Times New Roman" w:hAnsi="Times New Roman" w:cs="Times New Roman"/>
+          <w:sz w:val="28"/>
+          <w:szCs w:val="28"/>
+          <w:lang w:val="en-US"/>
+        </w:rPr>
+        <w:t>spesialis</w:t>
+      </w:r>
+      <w:proofErr w:type="spellEnd"/>
+      <w:r>
+        <w:rPr>
+          <w:rFonts w:ascii="Times New Roman" w:hAnsi="Times New Roman" w:cs="Times New Roman"/>
+          <w:sz w:val="28"/>
+          <w:szCs w:val="28"/>
+          <w:lang w:val="en-US"/>
+        </w:rPr>
+        <w:t xml:space="preserve"> di </w:t>
+      </w:r>
+      <w:proofErr w:type="spellStart"/>
+      <w:r>
+        <w:rPr>
+          <w:rFonts w:ascii="Times New Roman" w:hAnsi="Times New Roman" w:cs="Times New Roman"/>
+          <w:sz w:val="28"/>
+          <w:szCs w:val="28"/>
+          <w:lang w:val="en-US"/>
+        </w:rPr>
+        <w:t>bidang</w:t>
+      </w:r>
+      <w:proofErr w:type="spellEnd"/>
+      <w:r>
+        <w:rPr>
+          <w:rFonts w:ascii="Times New Roman" w:hAnsi="Times New Roman" w:cs="Times New Roman"/>
+          <w:sz w:val="28"/>
+          <w:szCs w:val="28"/>
+          <w:lang w:val="en-US"/>
+        </w:rPr>
+        <w:t xml:space="preserve"> </w:t>
+      </w:r>
+      <w:proofErr w:type="spellStart"/>
+      <w:r>
+        <w:rPr>
+          <w:rFonts w:ascii="Times New Roman" w:hAnsi="Times New Roman" w:cs="Times New Roman"/>
+          <w:sz w:val="28"/>
+          <w:szCs w:val="28"/>
+          <w:lang w:val="en-US"/>
+        </w:rPr>
+        <w:t>keilmuan</w:t>
+      </w:r>
+      <w:proofErr w:type="spellEnd"/>
+      <w:r>
+        <w:rPr>
+          <w:rFonts w:ascii="Times New Roman" w:hAnsi="Times New Roman" w:cs="Times New Roman"/>
+          <w:sz w:val="28"/>
+          <w:szCs w:val="28"/>
+          <w:lang w:val="en-US"/>
+        </w:rPr>
+        <w:t xml:space="preserve"> </w:t>
+      </w:r>
+      <w:proofErr w:type="spellStart"/>
+      <w:r>
+        <w:rPr>
+          <w:rFonts w:ascii="Times New Roman" w:hAnsi="Times New Roman" w:cs="Times New Roman"/>
+          <w:sz w:val="28"/>
+          <w:szCs w:val="28"/>
+          <w:lang w:val="en-US"/>
+        </w:rPr>
+        <w:t>artikel</w:t>
+      </w:r>
+      <w:proofErr w:type="spellEnd"/>
+      <w:r>
+        <w:rPr>
+          <w:rFonts w:ascii="Times New Roman" w:hAnsi="Times New Roman" w:cs="Times New Roman"/>
+          <w:sz w:val="28"/>
+          <w:szCs w:val="28"/>
+          <w:lang w:val="en-US"/>
+        </w:rPr>
+        <w:t xml:space="preserve"> </w:t>
+      </w:r>
+      <w:proofErr w:type="spellStart"/>
+      <w:r>
+        <w:rPr>
+          <w:rFonts w:ascii="Times New Roman" w:hAnsi="Times New Roman" w:cs="Times New Roman"/>
+          <w:sz w:val="28"/>
+          <w:szCs w:val="28"/>
+          <w:lang w:val="en-US"/>
+        </w:rPr>
+        <w:t>saya</w:t>
+      </w:r>
+      <w:proofErr w:type="spellEnd"/>
+      <w:r>
+        <w:rPr>
+          <w:rFonts w:ascii="Times New Roman" w:hAnsi="Times New Roman" w:cs="Times New Roman"/>
+          <w:sz w:val="28"/>
+          <w:szCs w:val="28"/>
+          <w:lang w:val="en-US"/>
+        </w:rPr>
+        <w:t>.</w:t>
       </w:r>
     </w:p>
     <w:p>
@@ -807,7 +2071,107 @@
           <w:szCs w:val="28"/>
           <w:lang w:val="en-US"/>
         </w:rPr>
-        <w:t xml:space="preserve">Saya menyatakan, mengkonfirmasi, menyatakan dan menandatangani bahwa </w:t>
+        <w:t xml:space="preserve">Saya </w:t>
+      </w:r>
+      <w:proofErr w:type="spellStart"/>
+      <w:r>
+        <w:rPr>
+          <w:rFonts w:ascii="Times New Roman" w:hAnsi="Times New Roman" w:cs="Times New Roman"/>
+          <w:sz w:val="28"/>
+          <w:szCs w:val="28"/>
+          <w:lang w:val="en-US"/>
+        </w:rPr>
+        <w:t>menyatakan</w:t>
+      </w:r>
+      <w:proofErr w:type="spellEnd"/>
+      <w:r>
+        <w:rPr>
+          <w:rFonts w:ascii="Times New Roman" w:hAnsi="Times New Roman" w:cs="Times New Roman"/>
+          <w:sz w:val="28"/>
+          <w:szCs w:val="28"/>
+          <w:lang w:val="en-US"/>
+        </w:rPr>
+        <w:t xml:space="preserve">, </w:t>
+      </w:r>
+      <w:proofErr w:type="spellStart"/>
+      <w:r>
+        <w:rPr>
+          <w:rFonts w:ascii="Times New Roman" w:hAnsi="Times New Roman" w:cs="Times New Roman"/>
+          <w:sz w:val="28"/>
+          <w:szCs w:val="28"/>
+          <w:lang w:val="en-US"/>
+        </w:rPr>
+        <w:t>mengkonfirmasi</w:t>
+      </w:r>
+      <w:proofErr w:type="spellEnd"/>
+      <w:r>
+        <w:rPr>
+          <w:rFonts w:ascii="Times New Roman" w:hAnsi="Times New Roman" w:cs="Times New Roman"/>
+          <w:sz w:val="28"/>
+          <w:szCs w:val="28"/>
+          <w:lang w:val="en-US"/>
+        </w:rPr>
+        <w:t xml:space="preserve">, </w:t>
+      </w:r>
+      <w:proofErr w:type="spellStart"/>
+      <w:r>
+        <w:rPr>
+          <w:rFonts w:ascii="Times New Roman" w:hAnsi="Times New Roman" w:cs="Times New Roman"/>
+          <w:sz w:val="28"/>
+          <w:szCs w:val="28"/>
+          <w:lang w:val="en-US"/>
+        </w:rPr>
+        <w:t>menyatakan</w:t>
+      </w:r>
+      <w:proofErr w:type="spellEnd"/>
+      <w:r>
+        <w:rPr>
+          <w:rFonts w:ascii="Times New Roman" w:hAnsi="Times New Roman" w:cs="Times New Roman"/>
+          <w:sz w:val="28"/>
+          <w:szCs w:val="28"/>
+          <w:lang w:val="en-US"/>
+        </w:rPr>
+        <w:t xml:space="preserve"> dan </w:t>
+      </w:r>
+      <w:proofErr w:type="spellStart"/>
+      <w:r>
+        <w:rPr>
+          <w:rFonts w:ascii="Times New Roman" w:hAnsi="Times New Roman" w:cs="Times New Roman"/>
+          <w:sz w:val="28"/>
+          <w:szCs w:val="28"/>
+          <w:lang w:val="en-US"/>
+        </w:rPr>
+        <w:t>menandatangani</w:t>
+      </w:r>
+      <w:proofErr w:type="spellEnd"/>
+      <w:r>
+        <w:rPr>
+          <w:rFonts w:ascii="Times New Roman" w:hAnsi="Times New Roman" w:cs="Times New Roman"/>
+          <w:sz w:val="28"/>
+          <w:szCs w:val="28"/>
+          <w:lang w:val="en-US"/>
+        </w:rPr>
+        <w:t xml:space="preserve"> </w:t>
+      </w:r>
+      <w:proofErr w:type="spellStart"/>
+      <w:r>
+        <w:rPr>
+          <w:rFonts w:ascii="Times New Roman" w:hAnsi="Times New Roman" w:cs="Times New Roman"/>
+          <w:sz w:val="28"/>
+          <w:szCs w:val="28"/>
+          <w:lang w:val="en-US"/>
+        </w:rPr>
+        <w:t>bahwa</w:t>
+      </w:r>
+      <w:proofErr w:type="spellEnd"/>
+      <w:r>
+        <w:rPr>
+          <w:rFonts w:ascii="Times New Roman" w:hAnsi="Times New Roman" w:cs="Times New Roman"/>
+          <w:sz w:val="28"/>
+          <w:szCs w:val="28"/>
+          <w:lang w:val="en-US"/>
+        </w:rPr>
+        <w:t xml:space="preserve"> </w:t>
       </w:r>
       <w:r>
         <w:rPr>
@@ -825,8 +2189,49 @@
           <w:szCs w:val="28"/>
           <w:lang w:val="en-US"/>
         </w:rPr>
-        <w:t xml:space="preserve"> telah memeriksa </w:t>
-      </w:r>
+        <w:t xml:space="preserve"> </w:t>
+      </w:r>
+      <w:proofErr w:type="spellStart"/>
+      <w:r>
+        <w:rPr>
+          <w:rFonts w:ascii="Times New Roman" w:hAnsi="Times New Roman" w:cs="Times New Roman"/>
+          <w:sz w:val="28"/>
+          <w:szCs w:val="28"/>
+          <w:lang w:val="en-US"/>
+        </w:rPr>
+        <w:t>telah</w:t>
+      </w:r>
+      <w:proofErr w:type="spellEnd"/>
+      <w:r>
+        <w:rPr>
+          <w:rFonts w:ascii="Times New Roman" w:hAnsi="Times New Roman" w:cs="Times New Roman"/>
+          <w:sz w:val="28"/>
+          <w:szCs w:val="28"/>
+          <w:lang w:val="en-US"/>
+        </w:rPr>
+        <w:t xml:space="preserve"> </w:t>
+      </w:r>
+      <w:proofErr w:type="spellStart"/>
+      <w:r>
+        <w:rPr>
+          <w:rFonts w:ascii="Times New Roman" w:hAnsi="Times New Roman" w:cs="Times New Roman"/>
+          <w:sz w:val="28"/>
+          <w:szCs w:val="28"/>
+          <w:lang w:val="en-US"/>
+        </w:rPr>
+        <w:t>memeriksa</w:t>
+      </w:r>
+      <w:proofErr w:type="spellEnd"/>
+      <w:r>
+        <w:rPr>
+          <w:rFonts w:ascii="Times New Roman" w:hAnsi="Times New Roman" w:cs="Times New Roman"/>
+          <w:sz w:val="28"/>
+          <w:szCs w:val="28"/>
+          <w:lang w:val="en-US"/>
+        </w:rPr>
+        <w:t xml:space="preserve"> </w:t>
+      </w:r>
+      <w:proofErr w:type="spellStart"/>
       <w:r>
         <w:rPr>
           <w:rFonts w:ascii="Times New Roman" w:hAnsi="Times New Roman" w:cs="Times New Roman"/>
@@ -836,14 +2241,555 @@
         </w:rPr>
         <w:t>artikel</w:t>
       </w:r>
-      <w:r>
-        <w:rPr>
-          <w:rFonts w:ascii="Times New Roman" w:hAnsi="Times New Roman" w:cs="Times New Roman"/>
-          <w:sz w:val="28"/>
-          <w:szCs w:val="28"/>
-          <w:lang w:val="en-US"/>
-        </w:rPr>
-        <w:t xml:space="preserve"> saya untuk kemungkinan plagiarisme oleh Turnitin dan makalah saya ditemukan tanpa plagiarisme atau plagiarisme diri oleh Turnitin. Saya juga menyatakan, menegaskan, menyatakan dan menandatangani bahwa juga bahwa tidak ada Associate-Editor, tidak ada Pemimpin Redaksi, tidak ada anggota Sekretariat </w:t>
+      <w:proofErr w:type="spellEnd"/>
+      <w:r>
+        <w:rPr>
+          <w:rFonts w:ascii="Times New Roman" w:hAnsi="Times New Roman" w:cs="Times New Roman"/>
+          <w:sz w:val="28"/>
+          <w:szCs w:val="28"/>
+          <w:lang w:val="en-US"/>
+        </w:rPr>
+        <w:t xml:space="preserve"> </w:t>
+      </w:r>
+      <w:proofErr w:type="spellStart"/>
+      <w:r>
+        <w:rPr>
+          <w:rFonts w:ascii="Times New Roman" w:hAnsi="Times New Roman" w:cs="Times New Roman"/>
+          <w:sz w:val="28"/>
+          <w:szCs w:val="28"/>
+          <w:lang w:val="en-US"/>
+        </w:rPr>
+        <w:t>saya</w:t>
+      </w:r>
+      <w:proofErr w:type="spellEnd"/>
+      <w:r>
+        <w:rPr>
+          <w:rFonts w:ascii="Times New Roman" w:hAnsi="Times New Roman" w:cs="Times New Roman"/>
+          <w:sz w:val="28"/>
+          <w:szCs w:val="28"/>
+          <w:lang w:val="en-US"/>
+        </w:rPr>
+        <w:t xml:space="preserve"> </w:t>
+      </w:r>
+      <w:proofErr w:type="spellStart"/>
+      <w:r>
+        <w:rPr>
+          <w:rFonts w:ascii="Times New Roman" w:hAnsi="Times New Roman" w:cs="Times New Roman"/>
+          <w:sz w:val="28"/>
+          <w:szCs w:val="28"/>
+          <w:lang w:val="en-US"/>
+        </w:rPr>
+        <w:t>untuk</w:t>
+      </w:r>
+      <w:proofErr w:type="spellEnd"/>
+      <w:r>
+        <w:rPr>
+          <w:rFonts w:ascii="Times New Roman" w:hAnsi="Times New Roman" w:cs="Times New Roman"/>
+          <w:sz w:val="28"/>
+          <w:szCs w:val="28"/>
+          <w:lang w:val="en-US"/>
+        </w:rPr>
+        <w:t xml:space="preserve"> </w:t>
+      </w:r>
+      <w:proofErr w:type="spellStart"/>
+      <w:r>
+        <w:rPr>
+          <w:rFonts w:ascii="Times New Roman" w:hAnsi="Times New Roman" w:cs="Times New Roman"/>
+          <w:sz w:val="28"/>
+          <w:szCs w:val="28"/>
+          <w:lang w:val="en-US"/>
+        </w:rPr>
+        <w:t>kemungkinan</w:t>
+      </w:r>
+      <w:proofErr w:type="spellEnd"/>
+      <w:r>
+        <w:rPr>
+          <w:rFonts w:ascii="Times New Roman" w:hAnsi="Times New Roman" w:cs="Times New Roman"/>
+          <w:sz w:val="28"/>
+          <w:szCs w:val="28"/>
+          <w:lang w:val="en-US"/>
+        </w:rPr>
+        <w:t xml:space="preserve"> </w:t>
+      </w:r>
+      <w:proofErr w:type="spellStart"/>
+      <w:r>
+        <w:rPr>
+          <w:rFonts w:ascii="Times New Roman" w:hAnsi="Times New Roman" w:cs="Times New Roman"/>
+          <w:sz w:val="28"/>
+          <w:szCs w:val="28"/>
+          <w:lang w:val="en-US"/>
+        </w:rPr>
+        <w:t>plagiarisme</w:t>
+      </w:r>
+      <w:proofErr w:type="spellEnd"/>
+      <w:r>
+        <w:rPr>
+          <w:rFonts w:ascii="Times New Roman" w:hAnsi="Times New Roman" w:cs="Times New Roman"/>
+          <w:sz w:val="28"/>
+          <w:szCs w:val="28"/>
+          <w:lang w:val="en-US"/>
+        </w:rPr>
+        <w:t xml:space="preserve"> oleh Turnitin dan </w:t>
+      </w:r>
+      <w:proofErr w:type="spellStart"/>
+      <w:r>
+        <w:rPr>
+          <w:rFonts w:ascii="Times New Roman" w:hAnsi="Times New Roman" w:cs="Times New Roman"/>
+          <w:sz w:val="28"/>
+          <w:szCs w:val="28"/>
+          <w:lang w:val="en-US"/>
+        </w:rPr>
+        <w:t>makalah</w:t>
+      </w:r>
+      <w:proofErr w:type="spellEnd"/>
+      <w:r>
+        <w:rPr>
+          <w:rFonts w:ascii="Times New Roman" w:hAnsi="Times New Roman" w:cs="Times New Roman"/>
+          <w:sz w:val="28"/>
+          <w:szCs w:val="28"/>
+          <w:lang w:val="en-US"/>
+        </w:rPr>
+        <w:t xml:space="preserve"> </w:t>
+      </w:r>
+      <w:proofErr w:type="spellStart"/>
+      <w:r>
+        <w:rPr>
+          <w:rFonts w:ascii="Times New Roman" w:hAnsi="Times New Roman" w:cs="Times New Roman"/>
+          <w:sz w:val="28"/>
+          <w:szCs w:val="28"/>
+          <w:lang w:val="en-US"/>
+        </w:rPr>
+        <w:t>saya</w:t>
+      </w:r>
+      <w:proofErr w:type="spellEnd"/>
+      <w:r>
+        <w:rPr>
+          <w:rFonts w:ascii="Times New Roman" w:hAnsi="Times New Roman" w:cs="Times New Roman"/>
+          <w:sz w:val="28"/>
+          <w:szCs w:val="28"/>
+          <w:lang w:val="en-US"/>
+        </w:rPr>
+        <w:t xml:space="preserve"> </w:t>
+      </w:r>
+      <w:proofErr w:type="spellStart"/>
+      <w:r>
+        <w:rPr>
+          <w:rFonts w:ascii="Times New Roman" w:hAnsi="Times New Roman" w:cs="Times New Roman"/>
+          <w:sz w:val="28"/>
+          <w:szCs w:val="28"/>
+          <w:lang w:val="en-US"/>
+        </w:rPr>
+        <w:t>ditemukan</w:t>
+      </w:r>
+      <w:proofErr w:type="spellEnd"/>
+      <w:r>
+        <w:rPr>
+          <w:rFonts w:ascii="Times New Roman" w:hAnsi="Times New Roman" w:cs="Times New Roman"/>
+          <w:sz w:val="28"/>
+          <w:szCs w:val="28"/>
+          <w:lang w:val="en-US"/>
+        </w:rPr>
+        <w:t xml:space="preserve"> </w:t>
+      </w:r>
+      <w:proofErr w:type="spellStart"/>
+      <w:r>
+        <w:rPr>
+          <w:rFonts w:ascii="Times New Roman" w:hAnsi="Times New Roman" w:cs="Times New Roman"/>
+          <w:sz w:val="28"/>
+          <w:szCs w:val="28"/>
+          <w:lang w:val="en-US"/>
+        </w:rPr>
+        <w:t>tanpa</w:t>
+      </w:r>
+      <w:proofErr w:type="spellEnd"/>
+      <w:r>
+        <w:rPr>
+          <w:rFonts w:ascii="Times New Roman" w:hAnsi="Times New Roman" w:cs="Times New Roman"/>
+          <w:sz w:val="28"/>
+          <w:szCs w:val="28"/>
+          <w:lang w:val="en-US"/>
+        </w:rPr>
+        <w:t xml:space="preserve"> </w:t>
+      </w:r>
+      <w:proofErr w:type="spellStart"/>
+      <w:r>
+        <w:rPr>
+          <w:rFonts w:ascii="Times New Roman" w:hAnsi="Times New Roman" w:cs="Times New Roman"/>
+          <w:sz w:val="28"/>
+          <w:szCs w:val="28"/>
+          <w:lang w:val="en-US"/>
+        </w:rPr>
+        <w:t>plagiarisme</w:t>
+      </w:r>
+      <w:proofErr w:type="spellEnd"/>
+      <w:r>
+        <w:rPr>
+          <w:rFonts w:ascii="Times New Roman" w:hAnsi="Times New Roman" w:cs="Times New Roman"/>
+          <w:sz w:val="28"/>
+          <w:szCs w:val="28"/>
+          <w:lang w:val="en-US"/>
+        </w:rPr>
+        <w:t xml:space="preserve"> </w:t>
+      </w:r>
+      <w:proofErr w:type="spellStart"/>
+      <w:r>
+        <w:rPr>
+          <w:rFonts w:ascii="Times New Roman" w:hAnsi="Times New Roman" w:cs="Times New Roman"/>
+          <w:sz w:val="28"/>
+          <w:szCs w:val="28"/>
+          <w:lang w:val="en-US"/>
+        </w:rPr>
+        <w:t>atau</w:t>
+      </w:r>
+      <w:proofErr w:type="spellEnd"/>
+      <w:r>
+        <w:rPr>
+          <w:rFonts w:ascii="Times New Roman" w:hAnsi="Times New Roman" w:cs="Times New Roman"/>
+          <w:sz w:val="28"/>
+          <w:szCs w:val="28"/>
+          <w:lang w:val="en-US"/>
+        </w:rPr>
+        <w:t xml:space="preserve"> </w:t>
+      </w:r>
+      <w:proofErr w:type="spellStart"/>
+      <w:r>
+        <w:rPr>
+          <w:rFonts w:ascii="Times New Roman" w:hAnsi="Times New Roman" w:cs="Times New Roman"/>
+          <w:sz w:val="28"/>
+          <w:szCs w:val="28"/>
+          <w:lang w:val="en-US"/>
+        </w:rPr>
+        <w:t>plagiarisme</w:t>
+      </w:r>
+      <w:proofErr w:type="spellEnd"/>
+      <w:r>
+        <w:rPr>
+          <w:rFonts w:ascii="Times New Roman" w:hAnsi="Times New Roman" w:cs="Times New Roman"/>
+          <w:sz w:val="28"/>
+          <w:szCs w:val="28"/>
+          <w:lang w:val="en-US"/>
+        </w:rPr>
+        <w:t xml:space="preserve"> </w:t>
+      </w:r>
+      <w:proofErr w:type="spellStart"/>
+      <w:r>
+        <w:rPr>
+          <w:rFonts w:ascii="Times New Roman" w:hAnsi="Times New Roman" w:cs="Times New Roman"/>
+          <w:sz w:val="28"/>
+          <w:szCs w:val="28"/>
+          <w:lang w:val="en-US"/>
+        </w:rPr>
+        <w:t>diri</w:t>
+      </w:r>
+      <w:proofErr w:type="spellEnd"/>
+      <w:r>
+        <w:rPr>
+          <w:rFonts w:ascii="Times New Roman" w:hAnsi="Times New Roman" w:cs="Times New Roman"/>
+          <w:sz w:val="28"/>
+          <w:szCs w:val="28"/>
+          <w:lang w:val="en-US"/>
+        </w:rPr>
+        <w:t xml:space="preserve"> oleh Turnitin. Saya juga </w:t>
+      </w:r>
+      <w:proofErr w:type="spellStart"/>
+      <w:r>
+        <w:rPr>
+          <w:rFonts w:ascii="Times New Roman" w:hAnsi="Times New Roman" w:cs="Times New Roman"/>
+          <w:sz w:val="28"/>
+          <w:szCs w:val="28"/>
+          <w:lang w:val="en-US"/>
+        </w:rPr>
+        <w:t>menyatakan</w:t>
+      </w:r>
+      <w:proofErr w:type="spellEnd"/>
+      <w:r>
+        <w:rPr>
+          <w:rFonts w:ascii="Times New Roman" w:hAnsi="Times New Roman" w:cs="Times New Roman"/>
+          <w:sz w:val="28"/>
+          <w:szCs w:val="28"/>
+          <w:lang w:val="en-US"/>
+        </w:rPr>
+        <w:t xml:space="preserve">, </w:t>
+      </w:r>
+      <w:proofErr w:type="spellStart"/>
+      <w:r>
+        <w:rPr>
+          <w:rFonts w:ascii="Times New Roman" w:hAnsi="Times New Roman" w:cs="Times New Roman"/>
+          <w:sz w:val="28"/>
+          <w:szCs w:val="28"/>
+          <w:lang w:val="en-US"/>
+        </w:rPr>
+        <w:t>menegaskan</w:t>
+      </w:r>
+      <w:proofErr w:type="spellEnd"/>
+      <w:r>
+        <w:rPr>
+          <w:rFonts w:ascii="Times New Roman" w:hAnsi="Times New Roman" w:cs="Times New Roman"/>
+          <w:sz w:val="28"/>
+          <w:szCs w:val="28"/>
+          <w:lang w:val="en-US"/>
+        </w:rPr>
+        <w:t xml:space="preserve">, </w:t>
+      </w:r>
+      <w:proofErr w:type="spellStart"/>
+      <w:r>
+        <w:rPr>
+          <w:rFonts w:ascii="Times New Roman" w:hAnsi="Times New Roman" w:cs="Times New Roman"/>
+          <w:sz w:val="28"/>
+          <w:szCs w:val="28"/>
+          <w:lang w:val="en-US"/>
+        </w:rPr>
+        <w:t>menyatakan</w:t>
+      </w:r>
+      <w:proofErr w:type="spellEnd"/>
+      <w:r>
+        <w:rPr>
+          <w:rFonts w:ascii="Times New Roman" w:hAnsi="Times New Roman" w:cs="Times New Roman"/>
+          <w:sz w:val="28"/>
+          <w:szCs w:val="28"/>
+          <w:lang w:val="en-US"/>
+        </w:rPr>
+        <w:t xml:space="preserve"> dan </w:t>
+      </w:r>
+      <w:proofErr w:type="spellStart"/>
+      <w:r>
+        <w:rPr>
+          <w:rFonts w:ascii="Times New Roman" w:hAnsi="Times New Roman" w:cs="Times New Roman"/>
+          <w:sz w:val="28"/>
+          <w:szCs w:val="28"/>
+          <w:lang w:val="en-US"/>
+        </w:rPr>
+        <w:t>menandatangani</w:t>
+      </w:r>
+      <w:proofErr w:type="spellEnd"/>
+      <w:r>
+        <w:rPr>
+          <w:rFonts w:ascii="Times New Roman" w:hAnsi="Times New Roman" w:cs="Times New Roman"/>
+          <w:sz w:val="28"/>
+          <w:szCs w:val="28"/>
+          <w:lang w:val="en-US"/>
+        </w:rPr>
+        <w:t xml:space="preserve"> </w:t>
+      </w:r>
+      <w:proofErr w:type="spellStart"/>
+      <w:r>
+        <w:rPr>
+          <w:rFonts w:ascii="Times New Roman" w:hAnsi="Times New Roman" w:cs="Times New Roman"/>
+          <w:sz w:val="28"/>
+          <w:szCs w:val="28"/>
+          <w:lang w:val="en-US"/>
+        </w:rPr>
+        <w:t>bahwa</w:t>
+      </w:r>
+      <w:proofErr w:type="spellEnd"/>
+      <w:r>
+        <w:rPr>
+          <w:rFonts w:ascii="Times New Roman" w:hAnsi="Times New Roman" w:cs="Times New Roman"/>
+          <w:sz w:val="28"/>
+          <w:szCs w:val="28"/>
+          <w:lang w:val="en-US"/>
+        </w:rPr>
+        <w:t xml:space="preserve"> juga </w:t>
+      </w:r>
+      <w:proofErr w:type="spellStart"/>
+      <w:r>
+        <w:rPr>
+          <w:rFonts w:ascii="Times New Roman" w:hAnsi="Times New Roman" w:cs="Times New Roman"/>
+          <w:sz w:val="28"/>
+          <w:szCs w:val="28"/>
+          <w:lang w:val="en-US"/>
+        </w:rPr>
+        <w:t>bahwa</w:t>
+      </w:r>
+      <w:proofErr w:type="spellEnd"/>
+      <w:r>
+        <w:rPr>
+          <w:rFonts w:ascii="Times New Roman" w:hAnsi="Times New Roman" w:cs="Times New Roman"/>
+          <w:sz w:val="28"/>
+          <w:szCs w:val="28"/>
+          <w:lang w:val="en-US"/>
+        </w:rPr>
+        <w:t xml:space="preserve"> </w:t>
+      </w:r>
+      <w:proofErr w:type="spellStart"/>
+      <w:r>
+        <w:rPr>
+          <w:rFonts w:ascii="Times New Roman" w:hAnsi="Times New Roman" w:cs="Times New Roman"/>
+          <w:sz w:val="28"/>
+          <w:szCs w:val="28"/>
+          <w:lang w:val="en-US"/>
+        </w:rPr>
+        <w:t>tidak</w:t>
+      </w:r>
+      <w:proofErr w:type="spellEnd"/>
+      <w:r>
+        <w:rPr>
+          <w:rFonts w:ascii="Times New Roman" w:hAnsi="Times New Roman" w:cs="Times New Roman"/>
+          <w:sz w:val="28"/>
+          <w:szCs w:val="28"/>
+          <w:lang w:val="en-US"/>
+        </w:rPr>
+        <w:t xml:space="preserve"> </w:t>
+      </w:r>
+      <w:proofErr w:type="spellStart"/>
+      <w:r>
+        <w:rPr>
+          <w:rFonts w:ascii="Times New Roman" w:hAnsi="Times New Roman" w:cs="Times New Roman"/>
+          <w:sz w:val="28"/>
+          <w:szCs w:val="28"/>
+          <w:lang w:val="en-US"/>
+        </w:rPr>
+        <w:t>ada</w:t>
+      </w:r>
+      <w:proofErr w:type="spellEnd"/>
+      <w:r>
+        <w:rPr>
+          <w:rFonts w:ascii="Times New Roman" w:hAnsi="Times New Roman" w:cs="Times New Roman"/>
+          <w:sz w:val="28"/>
+          <w:szCs w:val="28"/>
+          <w:lang w:val="en-US"/>
+        </w:rPr>
+        <w:t xml:space="preserve"> Associate-Editor, </w:t>
+      </w:r>
+      <w:proofErr w:type="spellStart"/>
+      <w:r>
+        <w:rPr>
+          <w:rFonts w:ascii="Times New Roman" w:hAnsi="Times New Roman" w:cs="Times New Roman"/>
+          <w:sz w:val="28"/>
+          <w:szCs w:val="28"/>
+          <w:lang w:val="en-US"/>
+        </w:rPr>
+        <w:t>tidak</w:t>
+      </w:r>
+      <w:proofErr w:type="spellEnd"/>
+      <w:r>
+        <w:rPr>
+          <w:rFonts w:ascii="Times New Roman" w:hAnsi="Times New Roman" w:cs="Times New Roman"/>
+          <w:sz w:val="28"/>
+          <w:szCs w:val="28"/>
+          <w:lang w:val="en-US"/>
+        </w:rPr>
+        <w:t xml:space="preserve"> </w:t>
+      </w:r>
+      <w:proofErr w:type="spellStart"/>
+      <w:r>
+        <w:rPr>
+          <w:rFonts w:ascii="Times New Roman" w:hAnsi="Times New Roman" w:cs="Times New Roman"/>
+          <w:sz w:val="28"/>
+          <w:szCs w:val="28"/>
+          <w:lang w:val="en-US"/>
+        </w:rPr>
+        <w:t>ada</w:t>
+      </w:r>
+      <w:proofErr w:type="spellEnd"/>
+      <w:r>
+        <w:rPr>
+          <w:rFonts w:ascii="Times New Roman" w:hAnsi="Times New Roman" w:cs="Times New Roman"/>
+          <w:sz w:val="28"/>
+          <w:szCs w:val="28"/>
+          <w:lang w:val="en-US"/>
+        </w:rPr>
+        <w:t xml:space="preserve"> </w:t>
+      </w:r>
+      <w:proofErr w:type="spellStart"/>
+      <w:r>
+        <w:rPr>
+          <w:rFonts w:ascii="Times New Roman" w:hAnsi="Times New Roman" w:cs="Times New Roman"/>
+          <w:sz w:val="28"/>
+          <w:szCs w:val="28"/>
+          <w:lang w:val="en-US"/>
+        </w:rPr>
+        <w:t>Pemimpin</w:t>
+      </w:r>
+      <w:proofErr w:type="spellEnd"/>
+      <w:r>
+        <w:rPr>
+          <w:rFonts w:ascii="Times New Roman" w:hAnsi="Times New Roman" w:cs="Times New Roman"/>
+          <w:sz w:val="28"/>
+          <w:szCs w:val="28"/>
+          <w:lang w:val="en-US"/>
+        </w:rPr>
+        <w:t xml:space="preserve"> Redaksi, </w:t>
+      </w:r>
+      <w:proofErr w:type="spellStart"/>
+      <w:r>
+        <w:rPr>
+          <w:rFonts w:ascii="Times New Roman" w:hAnsi="Times New Roman" w:cs="Times New Roman"/>
+          <w:sz w:val="28"/>
+          <w:szCs w:val="28"/>
+          <w:lang w:val="en-US"/>
+        </w:rPr>
+        <w:t>tidak</w:t>
+      </w:r>
+      <w:proofErr w:type="spellEnd"/>
+      <w:r>
+        <w:rPr>
+          <w:rFonts w:ascii="Times New Roman" w:hAnsi="Times New Roman" w:cs="Times New Roman"/>
+          <w:sz w:val="28"/>
+          <w:szCs w:val="28"/>
+          <w:lang w:val="en-US"/>
+        </w:rPr>
+        <w:t xml:space="preserve"> </w:t>
+      </w:r>
+      <w:proofErr w:type="spellStart"/>
+      <w:r>
+        <w:rPr>
+          <w:rFonts w:ascii="Times New Roman" w:hAnsi="Times New Roman" w:cs="Times New Roman"/>
+          <w:sz w:val="28"/>
+          <w:szCs w:val="28"/>
+          <w:lang w:val="en-US"/>
+        </w:rPr>
+        <w:t>ada</w:t>
+      </w:r>
+      <w:proofErr w:type="spellEnd"/>
+      <w:r>
+        <w:rPr>
+          <w:rFonts w:ascii="Times New Roman" w:hAnsi="Times New Roman" w:cs="Times New Roman"/>
+          <w:sz w:val="28"/>
+          <w:szCs w:val="28"/>
+          <w:lang w:val="en-US"/>
+        </w:rPr>
+        <w:t xml:space="preserve"> </w:t>
+      </w:r>
+      <w:proofErr w:type="spellStart"/>
+      <w:r>
+        <w:rPr>
+          <w:rFonts w:ascii="Times New Roman" w:hAnsi="Times New Roman" w:cs="Times New Roman"/>
+          <w:sz w:val="28"/>
+          <w:szCs w:val="28"/>
+          <w:lang w:val="en-US"/>
+        </w:rPr>
+        <w:t>anggota</w:t>
+      </w:r>
+      <w:proofErr w:type="spellEnd"/>
+      <w:r>
+        <w:rPr>
+          <w:rFonts w:ascii="Times New Roman" w:hAnsi="Times New Roman" w:cs="Times New Roman"/>
+          <w:sz w:val="28"/>
+          <w:szCs w:val="28"/>
+          <w:lang w:val="en-US"/>
+        </w:rPr>
+        <w:t xml:space="preserve"> </w:t>
+      </w:r>
+      <w:proofErr w:type="spellStart"/>
+      <w:r>
+        <w:rPr>
+          <w:rFonts w:ascii="Times New Roman" w:hAnsi="Times New Roman" w:cs="Times New Roman"/>
+          <w:sz w:val="28"/>
+          <w:szCs w:val="28"/>
+          <w:lang w:val="en-US"/>
+        </w:rPr>
+        <w:t>Sekretariat</w:t>
+      </w:r>
+      <w:proofErr w:type="spellEnd"/>
+      <w:r>
+        <w:rPr>
+          <w:rFonts w:ascii="Times New Roman" w:hAnsi="Times New Roman" w:cs="Times New Roman"/>
+          <w:sz w:val="28"/>
+          <w:szCs w:val="28"/>
+          <w:lang w:val="en-US"/>
+        </w:rPr>
+        <w:t xml:space="preserve"> </w:t>
       </w:r>
       <w:r>
         <w:rPr>
@@ -861,7 +2807,267 @@
           <w:szCs w:val="28"/>
           <w:lang w:val="en-US"/>
         </w:rPr>
-        <w:t xml:space="preserve"> yang memaksa saya dalam Jurnal ini untuk menambahkan referensi (kutipan) ke publikasi jurnal sebelumnya.</w:t>
+        <w:t xml:space="preserve"> yang </w:t>
+      </w:r>
+      <w:proofErr w:type="spellStart"/>
+      <w:r>
+        <w:rPr>
+          <w:rFonts w:ascii="Times New Roman" w:hAnsi="Times New Roman" w:cs="Times New Roman"/>
+          <w:sz w:val="28"/>
+          <w:szCs w:val="28"/>
+          <w:lang w:val="en-US"/>
+        </w:rPr>
+        <w:t>memaksa</w:t>
+      </w:r>
+      <w:proofErr w:type="spellEnd"/>
+      <w:r>
+        <w:rPr>
+          <w:rFonts w:ascii="Times New Roman" w:hAnsi="Times New Roman" w:cs="Times New Roman"/>
+          <w:sz w:val="28"/>
+          <w:szCs w:val="28"/>
+          <w:lang w:val="en-US"/>
+        </w:rPr>
+        <w:t xml:space="preserve"> </w:t>
+      </w:r>
+      <w:proofErr w:type="spellStart"/>
+      <w:r>
+        <w:rPr>
+          <w:rFonts w:ascii="Times New Roman" w:hAnsi="Times New Roman" w:cs="Times New Roman"/>
+          <w:sz w:val="28"/>
+          <w:szCs w:val="28"/>
+          <w:lang w:val="en-US"/>
+        </w:rPr>
+        <w:t>saya</w:t>
+      </w:r>
+      <w:proofErr w:type="spellEnd"/>
+      <w:r>
+        <w:rPr>
+          <w:rFonts w:ascii="Times New Roman" w:hAnsi="Times New Roman" w:cs="Times New Roman"/>
+          <w:sz w:val="28"/>
+          <w:szCs w:val="28"/>
+          <w:lang w:val="en-US"/>
+        </w:rPr>
+        <w:t xml:space="preserve"> </w:t>
+      </w:r>
+      <w:proofErr w:type="spellStart"/>
+      <w:r>
+        <w:rPr>
+          <w:rFonts w:ascii="Times New Roman" w:hAnsi="Times New Roman" w:cs="Times New Roman"/>
+          <w:sz w:val="28"/>
+          <w:szCs w:val="28"/>
+          <w:lang w:val="en-US"/>
+        </w:rPr>
+        <w:t>dalam</w:t>
+      </w:r>
+      <w:proofErr w:type="spellEnd"/>
+      <w:r>
+        <w:rPr>
+          <w:rFonts w:ascii="Times New Roman" w:hAnsi="Times New Roman" w:cs="Times New Roman"/>
+          <w:sz w:val="28"/>
+          <w:szCs w:val="28"/>
+          <w:lang w:val="en-US"/>
+        </w:rPr>
+        <w:t xml:space="preserve"> </w:t>
+      </w:r>
+      <w:proofErr w:type="spellStart"/>
+      <w:r>
+        <w:rPr>
+          <w:rFonts w:ascii="Times New Roman" w:hAnsi="Times New Roman" w:cs="Times New Roman"/>
+          <w:sz w:val="28"/>
+          <w:szCs w:val="28"/>
+          <w:lang w:val="en-US"/>
+        </w:rPr>
+        <w:t>Jurnal</w:t>
+      </w:r>
+      <w:proofErr w:type="spellEnd"/>
+      <w:r>
+        <w:rPr>
+          <w:rFonts w:ascii="Times New Roman" w:hAnsi="Times New Roman" w:cs="Times New Roman"/>
+          <w:sz w:val="28"/>
+          <w:szCs w:val="28"/>
+          <w:lang w:val="en-US"/>
+        </w:rPr>
+        <w:t xml:space="preserve"> </w:t>
+      </w:r>
+      <w:proofErr w:type="spellStart"/>
+      <w:r>
+        <w:rPr>
+          <w:rFonts w:ascii="Times New Roman" w:hAnsi="Times New Roman" w:cs="Times New Roman"/>
+          <w:sz w:val="28"/>
+          <w:szCs w:val="28"/>
+          <w:lang w:val="en-US"/>
+        </w:rPr>
+        <w:t>ini</w:t>
+      </w:r>
+      <w:proofErr w:type="spellEnd"/>
+      <w:r>
+        <w:rPr>
+          <w:rFonts w:ascii="Times New Roman" w:hAnsi="Times New Roman" w:cs="Times New Roman"/>
+          <w:sz w:val="28"/>
+          <w:szCs w:val="28"/>
+          <w:lang w:val="en-US"/>
+        </w:rPr>
+        <w:t xml:space="preserve"> </w:t>
+      </w:r>
+      <w:proofErr w:type="spellStart"/>
+      <w:r>
+        <w:rPr>
+          <w:rFonts w:ascii="Times New Roman" w:hAnsi="Times New Roman" w:cs="Times New Roman"/>
+          <w:sz w:val="28"/>
+          <w:szCs w:val="28"/>
+          <w:lang w:val="en-US"/>
+        </w:rPr>
+        <w:t>untuk</w:t>
+      </w:r>
+      <w:proofErr w:type="spellEnd"/>
+      <w:r>
+        <w:rPr>
+          <w:rFonts w:ascii="Times New Roman" w:hAnsi="Times New Roman" w:cs="Times New Roman"/>
+          <w:sz w:val="28"/>
+          <w:szCs w:val="28"/>
+          <w:lang w:val="en-US"/>
+        </w:rPr>
+        <w:t xml:space="preserve"> </w:t>
+      </w:r>
+      <w:proofErr w:type="spellStart"/>
+      <w:r>
+        <w:rPr>
+          <w:rFonts w:ascii="Times New Roman" w:hAnsi="Times New Roman" w:cs="Times New Roman"/>
+          <w:sz w:val="28"/>
+          <w:szCs w:val="28"/>
+          <w:lang w:val="en-US"/>
+        </w:rPr>
+        <w:t>menambahkan</w:t>
+      </w:r>
+      <w:proofErr w:type="spellEnd"/>
+      <w:r>
+        <w:rPr>
+          <w:rFonts w:ascii="Times New Roman" w:hAnsi="Times New Roman" w:cs="Times New Roman"/>
+          <w:sz w:val="28"/>
+          <w:szCs w:val="28"/>
+          <w:lang w:val="en-US"/>
+        </w:rPr>
+        <w:t xml:space="preserve"> </w:t>
+      </w:r>
+      <w:proofErr w:type="spellStart"/>
+      <w:r>
+        <w:rPr>
+          <w:rFonts w:ascii="Times New Roman" w:hAnsi="Times New Roman" w:cs="Times New Roman"/>
+          <w:sz w:val="28"/>
+          <w:szCs w:val="28"/>
+          <w:lang w:val="en-US"/>
+        </w:rPr>
+        <w:t>referensi</w:t>
+      </w:r>
+      <w:proofErr w:type="spellEnd"/>
+      <w:r>
+        <w:rPr>
+          <w:rFonts w:ascii="Times New Roman" w:hAnsi="Times New Roman" w:cs="Times New Roman"/>
+          <w:sz w:val="28"/>
+          <w:szCs w:val="28"/>
+          <w:lang w:val="en-US"/>
+        </w:rPr>
+        <w:t xml:space="preserve"> (</w:t>
+      </w:r>
+      <w:proofErr w:type="spellStart"/>
+      <w:r>
+        <w:rPr>
+          <w:rFonts w:ascii="Times New Roman" w:hAnsi="Times New Roman" w:cs="Times New Roman"/>
+          <w:sz w:val="28"/>
+          <w:szCs w:val="28"/>
+          <w:lang w:val="en-US"/>
+        </w:rPr>
+        <w:t>kutipan</w:t>
+      </w:r>
+      <w:proofErr w:type="spellEnd"/>
+      <w:r>
+        <w:rPr>
+          <w:rFonts w:ascii="Times New Roman" w:hAnsi="Times New Roman" w:cs="Times New Roman"/>
+          <w:sz w:val="28"/>
+          <w:szCs w:val="28"/>
+          <w:lang w:val="en-US"/>
+        </w:rPr>
+        <w:t xml:space="preserve">) </w:t>
+      </w:r>
+      <w:proofErr w:type="spellStart"/>
+      <w:r>
+        <w:rPr>
+          <w:rFonts w:ascii="Times New Roman" w:hAnsi="Times New Roman" w:cs="Times New Roman"/>
+          <w:sz w:val="28"/>
+          <w:szCs w:val="28"/>
+          <w:lang w:val="en-US"/>
+        </w:rPr>
+        <w:t>ke</w:t>
+      </w:r>
+      <w:proofErr w:type="spellEnd"/>
+      <w:r>
+        <w:rPr>
+          <w:rFonts w:ascii="Times New Roman" w:hAnsi="Times New Roman" w:cs="Times New Roman"/>
+          <w:sz w:val="28"/>
+          <w:szCs w:val="28"/>
+          <w:lang w:val="en-US"/>
+        </w:rPr>
+        <w:t xml:space="preserve"> </w:t>
+      </w:r>
+      <w:proofErr w:type="spellStart"/>
+      <w:r>
+        <w:rPr>
+          <w:rFonts w:ascii="Times New Roman" w:hAnsi="Times New Roman" w:cs="Times New Roman"/>
+          <w:sz w:val="28"/>
+          <w:szCs w:val="28"/>
+          <w:lang w:val="en-US"/>
+        </w:rPr>
+        <w:t>publikasi</w:t>
+      </w:r>
+      <w:proofErr w:type="spellEnd"/>
+      <w:r>
+        <w:rPr>
+          <w:rFonts w:ascii="Times New Roman" w:hAnsi="Times New Roman" w:cs="Times New Roman"/>
+          <w:sz w:val="28"/>
+          <w:szCs w:val="28"/>
+          <w:lang w:val="en-US"/>
+        </w:rPr>
+        <w:t xml:space="preserve"> </w:t>
+      </w:r>
+      <w:proofErr w:type="spellStart"/>
+      <w:r>
+        <w:rPr>
+          <w:rFonts w:ascii="Times New Roman" w:hAnsi="Times New Roman" w:cs="Times New Roman"/>
+          <w:sz w:val="28"/>
+          <w:szCs w:val="28"/>
+          <w:lang w:val="en-US"/>
+        </w:rPr>
+        <w:t>jurnal</w:t>
+      </w:r>
+      <w:proofErr w:type="spellEnd"/>
+      <w:r>
+        <w:rPr>
+          <w:rFonts w:ascii="Times New Roman" w:hAnsi="Times New Roman" w:cs="Times New Roman"/>
+          <w:sz w:val="28"/>
+          <w:szCs w:val="28"/>
+          <w:lang w:val="en-US"/>
+        </w:rPr>
+        <w:t xml:space="preserve"> </w:t>
+      </w:r>
+      <w:proofErr w:type="spellStart"/>
+      <w:r>
+        <w:rPr>
+          <w:rFonts w:ascii="Times New Roman" w:hAnsi="Times New Roman" w:cs="Times New Roman"/>
+          <w:sz w:val="28"/>
+          <w:szCs w:val="28"/>
+          <w:lang w:val="en-US"/>
+        </w:rPr>
+        <w:t>sebelumnya</w:t>
+      </w:r>
+      <w:proofErr w:type="spellEnd"/>
+      <w:r>
+        <w:rPr>
+          <w:rFonts w:ascii="Times New Roman" w:hAnsi="Times New Roman" w:cs="Times New Roman"/>
+          <w:sz w:val="28"/>
+          <w:szCs w:val="28"/>
+          <w:lang w:val="en-US"/>
+        </w:rPr>
+        <w:t>.</w:t>
       </w:r>
     </w:p>
     <w:p>
@@ -894,7 +3100,447 @@
           <w:szCs w:val="28"/>
           <w:lang w:val="en-US"/>
         </w:rPr>
-        <w:t xml:space="preserve">Saya juga menyatakan, mengkonfirmasi, menyatakan dan menandatangani bahwa saya telah melakukan semua perubahan, modifikasi, penambahan, studi, koreksi yang diminta oleh pengulas dan saya telah sepenuhnya mematuhi instruksi mereka. Saya juga memahami bahwa sebelum publikasi 3 (atau lebih dari 3) reviewer akan memeriksa makalah saya untuk melihat apakah semua perubahan, modifikasi, </w:t>
+        <w:t xml:space="preserve">Saya juga </w:t>
+      </w:r>
+      <w:proofErr w:type="spellStart"/>
+      <w:r>
+        <w:rPr>
+          <w:rFonts w:ascii="Times New Roman" w:hAnsi="Times New Roman" w:cs="Times New Roman"/>
+          <w:sz w:val="28"/>
+          <w:szCs w:val="28"/>
+          <w:lang w:val="en-US"/>
+        </w:rPr>
+        <w:t>menyatakan</w:t>
+      </w:r>
+      <w:proofErr w:type="spellEnd"/>
+      <w:r>
+        <w:rPr>
+          <w:rFonts w:ascii="Times New Roman" w:hAnsi="Times New Roman" w:cs="Times New Roman"/>
+          <w:sz w:val="28"/>
+          <w:szCs w:val="28"/>
+          <w:lang w:val="en-US"/>
+        </w:rPr>
+        <w:t xml:space="preserve">, </w:t>
+      </w:r>
+      <w:proofErr w:type="spellStart"/>
+      <w:r>
+        <w:rPr>
+          <w:rFonts w:ascii="Times New Roman" w:hAnsi="Times New Roman" w:cs="Times New Roman"/>
+          <w:sz w:val="28"/>
+          <w:szCs w:val="28"/>
+          <w:lang w:val="en-US"/>
+        </w:rPr>
+        <w:t>mengkonfirmasi</w:t>
+      </w:r>
+      <w:proofErr w:type="spellEnd"/>
+      <w:r>
+        <w:rPr>
+          <w:rFonts w:ascii="Times New Roman" w:hAnsi="Times New Roman" w:cs="Times New Roman"/>
+          <w:sz w:val="28"/>
+          <w:szCs w:val="28"/>
+          <w:lang w:val="en-US"/>
+        </w:rPr>
+        <w:t xml:space="preserve">, </w:t>
+      </w:r>
+      <w:proofErr w:type="spellStart"/>
+      <w:r>
+        <w:rPr>
+          <w:rFonts w:ascii="Times New Roman" w:hAnsi="Times New Roman" w:cs="Times New Roman"/>
+          <w:sz w:val="28"/>
+          <w:szCs w:val="28"/>
+          <w:lang w:val="en-US"/>
+        </w:rPr>
+        <w:t>menyatakan</w:t>
+      </w:r>
+      <w:proofErr w:type="spellEnd"/>
+      <w:r>
+        <w:rPr>
+          <w:rFonts w:ascii="Times New Roman" w:hAnsi="Times New Roman" w:cs="Times New Roman"/>
+          <w:sz w:val="28"/>
+          <w:szCs w:val="28"/>
+          <w:lang w:val="en-US"/>
+        </w:rPr>
+        <w:t xml:space="preserve"> dan </w:t>
+      </w:r>
+      <w:proofErr w:type="spellStart"/>
+      <w:r>
+        <w:rPr>
+          <w:rFonts w:ascii="Times New Roman" w:hAnsi="Times New Roman" w:cs="Times New Roman"/>
+          <w:sz w:val="28"/>
+          <w:szCs w:val="28"/>
+          <w:lang w:val="en-US"/>
+        </w:rPr>
+        <w:t>menandatangani</w:t>
+      </w:r>
+      <w:proofErr w:type="spellEnd"/>
+      <w:r>
+        <w:rPr>
+          <w:rFonts w:ascii="Times New Roman" w:hAnsi="Times New Roman" w:cs="Times New Roman"/>
+          <w:sz w:val="28"/>
+          <w:szCs w:val="28"/>
+          <w:lang w:val="en-US"/>
+        </w:rPr>
+        <w:t xml:space="preserve"> </w:t>
+      </w:r>
+      <w:proofErr w:type="spellStart"/>
+      <w:r>
+        <w:rPr>
+          <w:rFonts w:ascii="Times New Roman" w:hAnsi="Times New Roman" w:cs="Times New Roman"/>
+          <w:sz w:val="28"/>
+          <w:szCs w:val="28"/>
+          <w:lang w:val="en-US"/>
+        </w:rPr>
+        <w:t>bahwa</w:t>
+      </w:r>
+      <w:proofErr w:type="spellEnd"/>
+      <w:r>
+        <w:rPr>
+          <w:rFonts w:ascii="Times New Roman" w:hAnsi="Times New Roman" w:cs="Times New Roman"/>
+          <w:sz w:val="28"/>
+          <w:szCs w:val="28"/>
+          <w:lang w:val="en-US"/>
+        </w:rPr>
+        <w:t xml:space="preserve"> </w:t>
+      </w:r>
+      <w:proofErr w:type="spellStart"/>
+      <w:r>
+        <w:rPr>
+          <w:rFonts w:ascii="Times New Roman" w:hAnsi="Times New Roman" w:cs="Times New Roman"/>
+          <w:sz w:val="28"/>
+          <w:szCs w:val="28"/>
+          <w:lang w:val="en-US"/>
+        </w:rPr>
+        <w:t>saya</w:t>
+      </w:r>
+      <w:proofErr w:type="spellEnd"/>
+      <w:r>
+        <w:rPr>
+          <w:rFonts w:ascii="Times New Roman" w:hAnsi="Times New Roman" w:cs="Times New Roman"/>
+          <w:sz w:val="28"/>
+          <w:szCs w:val="28"/>
+          <w:lang w:val="en-US"/>
+        </w:rPr>
+        <w:t xml:space="preserve"> </w:t>
+      </w:r>
+      <w:proofErr w:type="spellStart"/>
+      <w:r>
+        <w:rPr>
+          <w:rFonts w:ascii="Times New Roman" w:hAnsi="Times New Roman" w:cs="Times New Roman"/>
+          <w:sz w:val="28"/>
+          <w:szCs w:val="28"/>
+          <w:lang w:val="en-US"/>
+        </w:rPr>
+        <w:t>telah</w:t>
+      </w:r>
+      <w:proofErr w:type="spellEnd"/>
+      <w:r>
+        <w:rPr>
+          <w:rFonts w:ascii="Times New Roman" w:hAnsi="Times New Roman" w:cs="Times New Roman"/>
+          <w:sz w:val="28"/>
+          <w:szCs w:val="28"/>
+          <w:lang w:val="en-US"/>
+        </w:rPr>
+        <w:t xml:space="preserve"> </w:t>
+      </w:r>
+      <w:proofErr w:type="spellStart"/>
+      <w:r>
+        <w:rPr>
+          <w:rFonts w:ascii="Times New Roman" w:hAnsi="Times New Roman" w:cs="Times New Roman"/>
+          <w:sz w:val="28"/>
+          <w:szCs w:val="28"/>
+          <w:lang w:val="en-US"/>
+        </w:rPr>
+        <w:t>melakukan</w:t>
+      </w:r>
+      <w:proofErr w:type="spellEnd"/>
+      <w:r>
+        <w:rPr>
+          <w:rFonts w:ascii="Times New Roman" w:hAnsi="Times New Roman" w:cs="Times New Roman"/>
+          <w:sz w:val="28"/>
+          <w:szCs w:val="28"/>
+          <w:lang w:val="en-US"/>
+        </w:rPr>
+        <w:t xml:space="preserve"> </w:t>
+      </w:r>
+      <w:proofErr w:type="spellStart"/>
+      <w:r>
+        <w:rPr>
+          <w:rFonts w:ascii="Times New Roman" w:hAnsi="Times New Roman" w:cs="Times New Roman"/>
+          <w:sz w:val="28"/>
+          <w:szCs w:val="28"/>
+          <w:lang w:val="en-US"/>
+        </w:rPr>
+        <w:t>semua</w:t>
+      </w:r>
+      <w:proofErr w:type="spellEnd"/>
+      <w:r>
+        <w:rPr>
+          <w:rFonts w:ascii="Times New Roman" w:hAnsi="Times New Roman" w:cs="Times New Roman"/>
+          <w:sz w:val="28"/>
+          <w:szCs w:val="28"/>
+          <w:lang w:val="en-US"/>
+        </w:rPr>
+        <w:t xml:space="preserve"> </w:t>
+      </w:r>
+      <w:proofErr w:type="spellStart"/>
+      <w:r>
+        <w:rPr>
+          <w:rFonts w:ascii="Times New Roman" w:hAnsi="Times New Roman" w:cs="Times New Roman"/>
+          <w:sz w:val="28"/>
+          <w:szCs w:val="28"/>
+          <w:lang w:val="en-US"/>
+        </w:rPr>
+        <w:t>perubahan</w:t>
+      </w:r>
+      <w:proofErr w:type="spellEnd"/>
+      <w:r>
+        <w:rPr>
+          <w:rFonts w:ascii="Times New Roman" w:hAnsi="Times New Roman" w:cs="Times New Roman"/>
+          <w:sz w:val="28"/>
+          <w:szCs w:val="28"/>
+          <w:lang w:val="en-US"/>
+        </w:rPr>
+        <w:t xml:space="preserve">, </w:t>
+      </w:r>
+      <w:proofErr w:type="spellStart"/>
+      <w:r>
+        <w:rPr>
+          <w:rFonts w:ascii="Times New Roman" w:hAnsi="Times New Roman" w:cs="Times New Roman"/>
+          <w:sz w:val="28"/>
+          <w:szCs w:val="28"/>
+          <w:lang w:val="en-US"/>
+        </w:rPr>
+        <w:t>modifikasi</w:t>
+      </w:r>
+      <w:proofErr w:type="spellEnd"/>
+      <w:r>
+        <w:rPr>
+          <w:rFonts w:ascii="Times New Roman" w:hAnsi="Times New Roman" w:cs="Times New Roman"/>
+          <w:sz w:val="28"/>
+          <w:szCs w:val="28"/>
+          <w:lang w:val="en-US"/>
+        </w:rPr>
+        <w:t xml:space="preserve">, </w:t>
+      </w:r>
+      <w:proofErr w:type="spellStart"/>
+      <w:r>
+        <w:rPr>
+          <w:rFonts w:ascii="Times New Roman" w:hAnsi="Times New Roman" w:cs="Times New Roman"/>
+          <w:sz w:val="28"/>
+          <w:szCs w:val="28"/>
+          <w:lang w:val="en-US"/>
+        </w:rPr>
+        <w:t>penambahan</w:t>
+      </w:r>
+      <w:proofErr w:type="spellEnd"/>
+      <w:r>
+        <w:rPr>
+          <w:rFonts w:ascii="Times New Roman" w:hAnsi="Times New Roman" w:cs="Times New Roman"/>
+          <w:sz w:val="28"/>
+          <w:szCs w:val="28"/>
+          <w:lang w:val="en-US"/>
+        </w:rPr>
+        <w:t xml:space="preserve">, </w:t>
+      </w:r>
+      <w:proofErr w:type="spellStart"/>
+      <w:r>
+        <w:rPr>
+          <w:rFonts w:ascii="Times New Roman" w:hAnsi="Times New Roman" w:cs="Times New Roman"/>
+          <w:sz w:val="28"/>
+          <w:szCs w:val="28"/>
+          <w:lang w:val="en-US"/>
+        </w:rPr>
+        <w:t>studi</w:t>
+      </w:r>
+      <w:proofErr w:type="spellEnd"/>
+      <w:r>
+        <w:rPr>
+          <w:rFonts w:ascii="Times New Roman" w:hAnsi="Times New Roman" w:cs="Times New Roman"/>
+          <w:sz w:val="28"/>
+          <w:szCs w:val="28"/>
+          <w:lang w:val="en-US"/>
+        </w:rPr>
+        <w:t xml:space="preserve">, </w:t>
+      </w:r>
+      <w:proofErr w:type="spellStart"/>
+      <w:r>
+        <w:rPr>
+          <w:rFonts w:ascii="Times New Roman" w:hAnsi="Times New Roman" w:cs="Times New Roman"/>
+          <w:sz w:val="28"/>
+          <w:szCs w:val="28"/>
+          <w:lang w:val="en-US"/>
+        </w:rPr>
+        <w:t>koreksi</w:t>
+      </w:r>
+      <w:proofErr w:type="spellEnd"/>
+      <w:r>
+        <w:rPr>
+          <w:rFonts w:ascii="Times New Roman" w:hAnsi="Times New Roman" w:cs="Times New Roman"/>
+          <w:sz w:val="28"/>
+          <w:szCs w:val="28"/>
+          <w:lang w:val="en-US"/>
+        </w:rPr>
+        <w:t xml:space="preserve"> yang </w:t>
+      </w:r>
+      <w:proofErr w:type="spellStart"/>
+      <w:r>
+        <w:rPr>
+          <w:rFonts w:ascii="Times New Roman" w:hAnsi="Times New Roman" w:cs="Times New Roman"/>
+          <w:sz w:val="28"/>
+          <w:szCs w:val="28"/>
+          <w:lang w:val="en-US"/>
+        </w:rPr>
+        <w:t>diminta</w:t>
+      </w:r>
+      <w:proofErr w:type="spellEnd"/>
+      <w:r>
+        <w:rPr>
+          <w:rFonts w:ascii="Times New Roman" w:hAnsi="Times New Roman" w:cs="Times New Roman"/>
+          <w:sz w:val="28"/>
+          <w:szCs w:val="28"/>
+          <w:lang w:val="en-US"/>
+        </w:rPr>
+        <w:t xml:space="preserve"> oleh </w:t>
+      </w:r>
+      <w:proofErr w:type="spellStart"/>
+      <w:r>
+        <w:rPr>
+          <w:rFonts w:ascii="Times New Roman" w:hAnsi="Times New Roman" w:cs="Times New Roman"/>
+          <w:sz w:val="28"/>
+          <w:szCs w:val="28"/>
+          <w:lang w:val="en-US"/>
+        </w:rPr>
+        <w:t>pengulas</w:t>
+      </w:r>
+      <w:proofErr w:type="spellEnd"/>
+      <w:r>
+        <w:rPr>
+          <w:rFonts w:ascii="Times New Roman" w:hAnsi="Times New Roman" w:cs="Times New Roman"/>
+          <w:sz w:val="28"/>
+          <w:szCs w:val="28"/>
+          <w:lang w:val="en-US"/>
+        </w:rPr>
+        <w:t xml:space="preserve"> dan </w:t>
+      </w:r>
+      <w:proofErr w:type="spellStart"/>
+      <w:r>
+        <w:rPr>
+          <w:rFonts w:ascii="Times New Roman" w:hAnsi="Times New Roman" w:cs="Times New Roman"/>
+          <w:sz w:val="28"/>
+          <w:szCs w:val="28"/>
+          <w:lang w:val="en-US"/>
+        </w:rPr>
+        <w:t>saya</w:t>
+      </w:r>
+      <w:proofErr w:type="spellEnd"/>
+      <w:r>
+        <w:rPr>
+          <w:rFonts w:ascii="Times New Roman" w:hAnsi="Times New Roman" w:cs="Times New Roman"/>
+          <w:sz w:val="28"/>
+          <w:szCs w:val="28"/>
+          <w:lang w:val="en-US"/>
+        </w:rPr>
+        <w:t xml:space="preserve"> </w:t>
+      </w:r>
+      <w:proofErr w:type="spellStart"/>
+      <w:r>
+        <w:rPr>
+          <w:rFonts w:ascii="Times New Roman" w:hAnsi="Times New Roman" w:cs="Times New Roman"/>
+          <w:sz w:val="28"/>
+          <w:szCs w:val="28"/>
+          <w:lang w:val="en-US"/>
+        </w:rPr>
+        <w:t>telah</w:t>
+      </w:r>
+      <w:proofErr w:type="spellEnd"/>
+      <w:r>
+        <w:rPr>
+          <w:rFonts w:ascii="Times New Roman" w:hAnsi="Times New Roman" w:cs="Times New Roman"/>
+          <w:sz w:val="28"/>
+          <w:szCs w:val="28"/>
+          <w:lang w:val="en-US"/>
+        </w:rPr>
+        <w:t xml:space="preserve"> </w:t>
+      </w:r>
+      <w:proofErr w:type="spellStart"/>
+      <w:r>
+        <w:rPr>
+          <w:rFonts w:ascii="Times New Roman" w:hAnsi="Times New Roman" w:cs="Times New Roman"/>
+          <w:sz w:val="28"/>
+          <w:szCs w:val="28"/>
+          <w:lang w:val="en-US"/>
+        </w:rPr>
+        <w:t>sepenuhnya</w:t>
+      </w:r>
+      <w:proofErr w:type="spellEnd"/>
+      <w:r>
+        <w:rPr>
+          <w:rFonts w:ascii="Times New Roman" w:hAnsi="Times New Roman" w:cs="Times New Roman"/>
+          <w:sz w:val="28"/>
+          <w:szCs w:val="28"/>
+          <w:lang w:val="en-US"/>
+        </w:rPr>
+        <w:t xml:space="preserve"> </w:t>
+      </w:r>
+      <w:proofErr w:type="spellStart"/>
+      <w:r>
+        <w:rPr>
+          <w:rFonts w:ascii="Times New Roman" w:hAnsi="Times New Roman" w:cs="Times New Roman"/>
+          <w:sz w:val="28"/>
+          <w:szCs w:val="28"/>
+          <w:lang w:val="en-US"/>
+        </w:rPr>
+        <w:t>mematuhi</w:t>
+      </w:r>
+      <w:proofErr w:type="spellEnd"/>
+      <w:r>
+        <w:rPr>
+          <w:rFonts w:ascii="Times New Roman" w:hAnsi="Times New Roman" w:cs="Times New Roman"/>
+          <w:sz w:val="28"/>
+          <w:szCs w:val="28"/>
+          <w:lang w:val="en-US"/>
+        </w:rPr>
+        <w:t xml:space="preserve"> </w:t>
+      </w:r>
+      <w:proofErr w:type="spellStart"/>
+      <w:r>
+        <w:rPr>
+          <w:rFonts w:ascii="Times New Roman" w:hAnsi="Times New Roman" w:cs="Times New Roman"/>
+          <w:sz w:val="28"/>
+          <w:szCs w:val="28"/>
+          <w:lang w:val="en-US"/>
+        </w:rPr>
+        <w:t>instruksi</w:t>
+      </w:r>
+      <w:proofErr w:type="spellEnd"/>
+      <w:r>
+        <w:rPr>
+          <w:rFonts w:ascii="Times New Roman" w:hAnsi="Times New Roman" w:cs="Times New Roman"/>
+          <w:sz w:val="28"/>
+          <w:szCs w:val="28"/>
+          <w:lang w:val="en-US"/>
+        </w:rPr>
+        <w:t xml:space="preserve"> </w:t>
+      </w:r>
+      <w:proofErr w:type="spellStart"/>
+      <w:r>
+        <w:rPr>
+          <w:rFonts w:ascii="Times New Roman" w:hAnsi="Times New Roman" w:cs="Times New Roman"/>
+          <w:sz w:val="28"/>
+          <w:szCs w:val="28"/>
+          <w:lang w:val="en-US"/>
+        </w:rPr>
+        <w:t>mereka</w:t>
+      </w:r>
+      <w:proofErr w:type="spellEnd"/>
+      <w:r>
+        <w:rPr>
+          <w:rFonts w:ascii="Times New Roman" w:hAnsi="Times New Roman" w:cs="Times New Roman"/>
+          <w:sz w:val="28"/>
+          <w:szCs w:val="28"/>
+          <w:lang w:val="en-US"/>
+        </w:rPr>
+        <w:t xml:space="preserve">. </w:t>
       </w:r>
       <w:r>
         <w:rPr>
@@ -904,7 +3550,547 @@
           <w:lang w:val="en-US"/>
         </w:rPr>
         <w:lastRenderedPageBreak/>
-        <w:t xml:space="preserve">penambahan, studi, koreksi dll telah dilakukan dan saya memberi wewenang kepada </w:t>
+        <w:t xml:space="preserve">Saya juga </w:t>
+      </w:r>
+      <w:proofErr w:type="spellStart"/>
+      <w:r>
+        <w:rPr>
+          <w:rFonts w:ascii="Times New Roman" w:hAnsi="Times New Roman" w:cs="Times New Roman"/>
+          <w:sz w:val="28"/>
+          <w:szCs w:val="28"/>
+          <w:lang w:val="en-US"/>
+        </w:rPr>
+        <w:t>memahami</w:t>
+      </w:r>
+      <w:proofErr w:type="spellEnd"/>
+      <w:r>
+        <w:rPr>
+          <w:rFonts w:ascii="Times New Roman" w:hAnsi="Times New Roman" w:cs="Times New Roman"/>
+          <w:sz w:val="28"/>
+          <w:szCs w:val="28"/>
+          <w:lang w:val="en-US"/>
+        </w:rPr>
+        <w:t xml:space="preserve"> </w:t>
+      </w:r>
+      <w:proofErr w:type="spellStart"/>
+      <w:r>
+        <w:rPr>
+          <w:rFonts w:ascii="Times New Roman" w:hAnsi="Times New Roman" w:cs="Times New Roman"/>
+          <w:sz w:val="28"/>
+          <w:szCs w:val="28"/>
+          <w:lang w:val="en-US"/>
+        </w:rPr>
+        <w:t>bahwa</w:t>
+      </w:r>
+      <w:proofErr w:type="spellEnd"/>
+      <w:r>
+        <w:rPr>
+          <w:rFonts w:ascii="Times New Roman" w:hAnsi="Times New Roman" w:cs="Times New Roman"/>
+          <w:sz w:val="28"/>
+          <w:szCs w:val="28"/>
+          <w:lang w:val="en-US"/>
+        </w:rPr>
+        <w:t xml:space="preserve"> </w:t>
+      </w:r>
+      <w:proofErr w:type="spellStart"/>
+      <w:r>
+        <w:rPr>
+          <w:rFonts w:ascii="Times New Roman" w:hAnsi="Times New Roman" w:cs="Times New Roman"/>
+          <w:sz w:val="28"/>
+          <w:szCs w:val="28"/>
+          <w:lang w:val="en-US"/>
+        </w:rPr>
+        <w:t>sebelum</w:t>
+      </w:r>
+      <w:proofErr w:type="spellEnd"/>
+      <w:r>
+        <w:rPr>
+          <w:rFonts w:ascii="Times New Roman" w:hAnsi="Times New Roman" w:cs="Times New Roman"/>
+          <w:sz w:val="28"/>
+          <w:szCs w:val="28"/>
+          <w:lang w:val="en-US"/>
+        </w:rPr>
+        <w:t xml:space="preserve"> </w:t>
+      </w:r>
+      <w:proofErr w:type="spellStart"/>
+      <w:r>
+        <w:rPr>
+          <w:rFonts w:ascii="Times New Roman" w:hAnsi="Times New Roman" w:cs="Times New Roman"/>
+          <w:sz w:val="28"/>
+          <w:szCs w:val="28"/>
+          <w:lang w:val="en-US"/>
+        </w:rPr>
+        <w:t>publikasi</w:t>
+      </w:r>
+      <w:proofErr w:type="spellEnd"/>
+      <w:r>
+        <w:rPr>
+          <w:rFonts w:ascii="Times New Roman" w:hAnsi="Times New Roman" w:cs="Times New Roman"/>
+          <w:sz w:val="28"/>
+          <w:szCs w:val="28"/>
+          <w:lang w:val="en-US"/>
+        </w:rPr>
+        <w:t xml:space="preserve"> 3 (</w:t>
+      </w:r>
+      <w:proofErr w:type="spellStart"/>
+      <w:r>
+        <w:rPr>
+          <w:rFonts w:ascii="Times New Roman" w:hAnsi="Times New Roman" w:cs="Times New Roman"/>
+          <w:sz w:val="28"/>
+          <w:szCs w:val="28"/>
+          <w:lang w:val="en-US"/>
+        </w:rPr>
+        <w:t>atau</w:t>
+      </w:r>
+      <w:proofErr w:type="spellEnd"/>
+      <w:r>
+        <w:rPr>
+          <w:rFonts w:ascii="Times New Roman" w:hAnsi="Times New Roman" w:cs="Times New Roman"/>
+          <w:sz w:val="28"/>
+          <w:szCs w:val="28"/>
+          <w:lang w:val="en-US"/>
+        </w:rPr>
+        <w:t xml:space="preserve"> </w:t>
+      </w:r>
+      <w:proofErr w:type="spellStart"/>
+      <w:r>
+        <w:rPr>
+          <w:rFonts w:ascii="Times New Roman" w:hAnsi="Times New Roman" w:cs="Times New Roman"/>
+          <w:sz w:val="28"/>
+          <w:szCs w:val="28"/>
+          <w:lang w:val="en-US"/>
+        </w:rPr>
+        <w:t>lebih</w:t>
+      </w:r>
+      <w:proofErr w:type="spellEnd"/>
+      <w:r>
+        <w:rPr>
+          <w:rFonts w:ascii="Times New Roman" w:hAnsi="Times New Roman" w:cs="Times New Roman"/>
+          <w:sz w:val="28"/>
+          <w:szCs w:val="28"/>
+          <w:lang w:val="en-US"/>
+        </w:rPr>
+        <w:t xml:space="preserve"> </w:t>
+      </w:r>
+      <w:proofErr w:type="spellStart"/>
+      <w:r>
+        <w:rPr>
+          <w:rFonts w:ascii="Times New Roman" w:hAnsi="Times New Roman" w:cs="Times New Roman"/>
+          <w:sz w:val="28"/>
+          <w:szCs w:val="28"/>
+          <w:lang w:val="en-US"/>
+        </w:rPr>
+        <w:t>dari</w:t>
+      </w:r>
+      <w:proofErr w:type="spellEnd"/>
+      <w:r>
+        <w:rPr>
+          <w:rFonts w:ascii="Times New Roman" w:hAnsi="Times New Roman" w:cs="Times New Roman"/>
+          <w:sz w:val="28"/>
+          <w:szCs w:val="28"/>
+          <w:lang w:val="en-US"/>
+        </w:rPr>
+        <w:t xml:space="preserve"> 3) reviewer </w:t>
+      </w:r>
+      <w:proofErr w:type="spellStart"/>
+      <w:r>
+        <w:rPr>
+          <w:rFonts w:ascii="Times New Roman" w:hAnsi="Times New Roman" w:cs="Times New Roman"/>
+          <w:sz w:val="28"/>
+          <w:szCs w:val="28"/>
+          <w:lang w:val="en-US"/>
+        </w:rPr>
+        <w:t>akan</w:t>
+      </w:r>
+      <w:proofErr w:type="spellEnd"/>
+      <w:r>
+        <w:rPr>
+          <w:rFonts w:ascii="Times New Roman" w:hAnsi="Times New Roman" w:cs="Times New Roman"/>
+          <w:sz w:val="28"/>
+          <w:szCs w:val="28"/>
+          <w:lang w:val="en-US"/>
+        </w:rPr>
+        <w:t xml:space="preserve"> </w:t>
+      </w:r>
+      <w:proofErr w:type="spellStart"/>
+      <w:r>
+        <w:rPr>
+          <w:rFonts w:ascii="Times New Roman" w:hAnsi="Times New Roman" w:cs="Times New Roman"/>
+          <w:sz w:val="28"/>
+          <w:szCs w:val="28"/>
+          <w:lang w:val="en-US"/>
+        </w:rPr>
+        <w:t>memeriksa</w:t>
+      </w:r>
+      <w:proofErr w:type="spellEnd"/>
+      <w:r>
+        <w:rPr>
+          <w:rFonts w:ascii="Times New Roman" w:hAnsi="Times New Roman" w:cs="Times New Roman"/>
+          <w:sz w:val="28"/>
+          <w:szCs w:val="28"/>
+          <w:lang w:val="en-US"/>
+        </w:rPr>
+        <w:t xml:space="preserve"> </w:t>
+      </w:r>
+      <w:proofErr w:type="spellStart"/>
+      <w:r>
+        <w:rPr>
+          <w:rFonts w:ascii="Times New Roman" w:hAnsi="Times New Roman" w:cs="Times New Roman"/>
+          <w:sz w:val="28"/>
+          <w:szCs w:val="28"/>
+          <w:lang w:val="en-US"/>
+        </w:rPr>
+        <w:t>makalah</w:t>
+      </w:r>
+      <w:proofErr w:type="spellEnd"/>
+      <w:r>
+        <w:rPr>
+          <w:rFonts w:ascii="Times New Roman" w:hAnsi="Times New Roman" w:cs="Times New Roman"/>
+          <w:sz w:val="28"/>
+          <w:szCs w:val="28"/>
+          <w:lang w:val="en-US"/>
+        </w:rPr>
+        <w:t xml:space="preserve"> </w:t>
+      </w:r>
+      <w:proofErr w:type="spellStart"/>
+      <w:r>
+        <w:rPr>
+          <w:rFonts w:ascii="Times New Roman" w:hAnsi="Times New Roman" w:cs="Times New Roman"/>
+          <w:sz w:val="28"/>
+          <w:szCs w:val="28"/>
+          <w:lang w:val="en-US"/>
+        </w:rPr>
+        <w:t>saya</w:t>
+      </w:r>
+      <w:proofErr w:type="spellEnd"/>
+      <w:r>
+        <w:rPr>
+          <w:rFonts w:ascii="Times New Roman" w:hAnsi="Times New Roman" w:cs="Times New Roman"/>
+          <w:sz w:val="28"/>
+          <w:szCs w:val="28"/>
+          <w:lang w:val="en-US"/>
+        </w:rPr>
+        <w:t xml:space="preserve"> </w:t>
+      </w:r>
+      <w:proofErr w:type="spellStart"/>
+      <w:r>
+        <w:rPr>
+          <w:rFonts w:ascii="Times New Roman" w:hAnsi="Times New Roman" w:cs="Times New Roman"/>
+          <w:sz w:val="28"/>
+          <w:szCs w:val="28"/>
+          <w:lang w:val="en-US"/>
+        </w:rPr>
+        <w:t>untuk</w:t>
+      </w:r>
+      <w:proofErr w:type="spellEnd"/>
+      <w:r>
+        <w:rPr>
+          <w:rFonts w:ascii="Times New Roman" w:hAnsi="Times New Roman" w:cs="Times New Roman"/>
+          <w:sz w:val="28"/>
+          <w:szCs w:val="28"/>
+          <w:lang w:val="en-US"/>
+        </w:rPr>
+        <w:t xml:space="preserve"> </w:t>
+      </w:r>
+      <w:proofErr w:type="spellStart"/>
+      <w:r>
+        <w:rPr>
+          <w:rFonts w:ascii="Times New Roman" w:hAnsi="Times New Roman" w:cs="Times New Roman"/>
+          <w:sz w:val="28"/>
+          <w:szCs w:val="28"/>
+          <w:lang w:val="en-US"/>
+        </w:rPr>
+        <w:t>melihat</w:t>
+      </w:r>
+      <w:proofErr w:type="spellEnd"/>
+      <w:r>
+        <w:rPr>
+          <w:rFonts w:ascii="Times New Roman" w:hAnsi="Times New Roman" w:cs="Times New Roman"/>
+          <w:sz w:val="28"/>
+          <w:szCs w:val="28"/>
+          <w:lang w:val="en-US"/>
+        </w:rPr>
+        <w:t xml:space="preserve"> </w:t>
+      </w:r>
+      <w:proofErr w:type="spellStart"/>
+      <w:r>
+        <w:rPr>
+          <w:rFonts w:ascii="Times New Roman" w:hAnsi="Times New Roman" w:cs="Times New Roman"/>
+          <w:sz w:val="28"/>
+          <w:szCs w:val="28"/>
+          <w:lang w:val="en-US"/>
+        </w:rPr>
+        <w:t>apakah</w:t>
+      </w:r>
+      <w:proofErr w:type="spellEnd"/>
+      <w:r>
+        <w:rPr>
+          <w:rFonts w:ascii="Times New Roman" w:hAnsi="Times New Roman" w:cs="Times New Roman"/>
+          <w:sz w:val="28"/>
+          <w:szCs w:val="28"/>
+          <w:lang w:val="en-US"/>
+        </w:rPr>
+        <w:t xml:space="preserve"> </w:t>
+      </w:r>
+      <w:proofErr w:type="spellStart"/>
+      <w:r>
+        <w:rPr>
+          <w:rFonts w:ascii="Times New Roman" w:hAnsi="Times New Roman" w:cs="Times New Roman"/>
+          <w:sz w:val="28"/>
+          <w:szCs w:val="28"/>
+          <w:lang w:val="en-US"/>
+        </w:rPr>
+        <w:t>semua</w:t>
+      </w:r>
+      <w:proofErr w:type="spellEnd"/>
+      <w:r>
+        <w:rPr>
+          <w:rFonts w:ascii="Times New Roman" w:hAnsi="Times New Roman" w:cs="Times New Roman"/>
+          <w:sz w:val="28"/>
+          <w:szCs w:val="28"/>
+          <w:lang w:val="en-US"/>
+        </w:rPr>
+        <w:t xml:space="preserve"> </w:t>
+      </w:r>
+      <w:proofErr w:type="spellStart"/>
+      <w:r>
+        <w:rPr>
+          <w:rFonts w:ascii="Times New Roman" w:hAnsi="Times New Roman" w:cs="Times New Roman"/>
+          <w:sz w:val="28"/>
+          <w:szCs w:val="28"/>
+          <w:lang w:val="en-US"/>
+        </w:rPr>
+        <w:t>perubahan</w:t>
+      </w:r>
+      <w:proofErr w:type="spellEnd"/>
+      <w:r>
+        <w:rPr>
+          <w:rFonts w:ascii="Times New Roman" w:hAnsi="Times New Roman" w:cs="Times New Roman"/>
+          <w:sz w:val="28"/>
+          <w:szCs w:val="28"/>
+          <w:lang w:val="en-US"/>
+        </w:rPr>
+        <w:t xml:space="preserve">, </w:t>
+      </w:r>
+      <w:proofErr w:type="spellStart"/>
+      <w:r>
+        <w:rPr>
+          <w:rFonts w:ascii="Times New Roman" w:hAnsi="Times New Roman" w:cs="Times New Roman"/>
+          <w:sz w:val="28"/>
+          <w:szCs w:val="28"/>
+          <w:lang w:val="en-US"/>
+        </w:rPr>
+        <w:t>modifikasi</w:t>
+      </w:r>
+      <w:proofErr w:type="spellEnd"/>
+      <w:r>
+        <w:rPr>
+          <w:rFonts w:ascii="Times New Roman" w:hAnsi="Times New Roman" w:cs="Times New Roman"/>
+          <w:sz w:val="28"/>
+          <w:szCs w:val="28"/>
+          <w:lang w:val="en-US"/>
+        </w:rPr>
+        <w:t xml:space="preserve">, </w:t>
+      </w:r>
+      <w:proofErr w:type="spellStart"/>
+      <w:r>
+        <w:rPr>
+          <w:rFonts w:ascii="Times New Roman" w:hAnsi="Times New Roman" w:cs="Times New Roman"/>
+          <w:sz w:val="28"/>
+          <w:szCs w:val="28"/>
+          <w:lang w:val="en-US"/>
+        </w:rPr>
+        <w:t>penambahan</w:t>
+      </w:r>
+      <w:proofErr w:type="spellEnd"/>
+      <w:r>
+        <w:rPr>
+          <w:rFonts w:ascii="Times New Roman" w:hAnsi="Times New Roman" w:cs="Times New Roman"/>
+          <w:sz w:val="28"/>
+          <w:szCs w:val="28"/>
+          <w:lang w:val="en-US"/>
+        </w:rPr>
+        <w:t xml:space="preserve">, </w:t>
+      </w:r>
+      <w:proofErr w:type="spellStart"/>
+      <w:r>
+        <w:rPr>
+          <w:rFonts w:ascii="Times New Roman" w:hAnsi="Times New Roman" w:cs="Times New Roman"/>
+          <w:sz w:val="28"/>
+          <w:szCs w:val="28"/>
+          <w:lang w:val="en-US"/>
+        </w:rPr>
+        <w:t>studi</w:t>
+      </w:r>
+      <w:proofErr w:type="spellEnd"/>
+      <w:r>
+        <w:rPr>
+          <w:rFonts w:ascii="Times New Roman" w:hAnsi="Times New Roman" w:cs="Times New Roman"/>
+          <w:sz w:val="28"/>
+          <w:szCs w:val="28"/>
+          <w:lang w:val="en-US"/>
+        </w:rPr>
+        <w:t xml:space="preserve">, </w:t>
+      </w:r>
+      <w:proofErr w:type="spellStart"/>
+      <w:r>
+        <w:rPr>
+          <w:rFonts w:ascii="Times New Roman" w:hAnsi="Times New Roman" w:cs="Times New Roman"/>
+          <w:sz w:val="28"/>
+          <w:szCs w:val="28"/>
+          <w:lang w:val="en-US"/>
+        </w:rPr>
+        <w:t>koreksi</w:t>
+      </w:r>
+      <w:proofErr w:type="spellEnd"/>
+      <w:r>
+        <w:rPr>
+          <w:rFonts w:ascii="Times New Roman" w:hAnsi="Times New Roman" w:cs="Times New Roman"/>
+          <w:sz w:val="28"/>
+          <w:szCs w:val="28"/>
+          <w:lang w:val="en-US"/>
+        </w:rPr>
+        <w:t xml:space="preserve"> </w:t>
+      </w:r>
+      <w:proofErr w:type="spellStart"/>
+      <w:r>
+        <w:rPr>
+          <w:rFonts w:ascii="Times New Roman" w:hAnsi="Times New Roman" w:cs="Times New Roman"/>
+          <w:sz w:val="28"/>
+          <w:szCs w:val="28"/>
+          <w:lang w:val="en-US"/>
+        </w:rPr>
+        <w:t>dll</w:t>
+      </w:r>
+      <w:proofErr w:type="spellEnd"/>
+      <w:r>
+        <w:rPr>
+          <w:rFonts w:ascii="Times New Roman" w:hAnsi="Times New Roman" w:cs="Times New Roman"/>
+          <w:sz w:val="28"/>
+          <w:szCs w:val="28"/>
+          <w:lang w:val="en-US"/>
+        </w:rPr>
+        <w:t xml:space="preserve"> </w:t>
+      </w:r>
+      <w:proofErr w:type="spellStart"/>
+      <w:r>
+        <w:rPr>
+          <w:rFonts w:ascii="Times New Roman" w:hAnsi="Times New Roman" w:cs="Times New Roman"/>
+          <w:sz w:val="28"/>
+          <w:szCs w:val="28"/>
+          <w:lang w:val="en-US"/>
+        </w:rPr>
+        <w:t>telah</w:t>
+      </w:r>
+      <w:proofErr w:type="spellEnd"/>
+      <w:r>
+        <w:rPr>
+          <w:rFonts w:ascii="Times New Roman" w:hAnsi="Times New Roman" w:cs="Times New Roman"/>
+          <w:sz w:val="28"/>
+          <w:szCs w:val="28"/>
+          <w:lang w:val="en-US"/>
+        </w:rPr>
+        <w:t xml:space="preserve"> </w:t>
+      </w:r>
+      <w:proofErr w:type="spellStart"/>
+      <w:r>
+        <w:rPr>
+          <w:rFonts w:ascii="Times New Roman" w:hAnsi="Times New Roman" w:cs="Times New Roman"/>
+          <w:sz w:val="28"/>
+          <w:szCs w:val="28"/>
+          <w:lang w:val="en-US"/>
+        </w:rPr>
+        <w:t>dilakukan</w:t>
+      </w:r>
+      <w:proofErr w:type="spellEnd"/>
+      <w:r>
+        <w:rPr>
+          <w:rFonts w:ascii="Times New Roman" w:hAnsi="Times New Roman" w:cs="Times New Roman"/>
+          <w:sz w:val="28"/>
+          <w:szCs w:val="28"/>
+          <w:lang w:val="en-US"/>
+        </w:rPr>
+        <w:t xml:space="preserve"> dan </w:t>
+      </w:r>
+      <w:proofErr w:type="spellStart"/>
+      <w:r>
+        <w:rPr>
+          <w:rFonts w:ascii="Times New Roman" w:hAnsi="Times New Roman" w:cs="Times New Roman"/>
+          <w:sz w:val="28"/>
+          <w:szCs w:val="28"/>
+          <w:lang w:val="en-US"/>
+        </w:rPr>
+        <w:t>saya</w:t>
+      </w:r>
+      <w:proofErr w:type="spellEnd"/>
+      <w:r>
+        <w:rPr>
+          <w:rFonts w:ascii="Times New Roman" w:hAnsi="Times New Roman" w:cs="Times New Roman"/>
+          <w:sz w:val="28"/>
+          <w:szCs w:val="28"/>
+          <w:lang w:val="en-US"/>
+        </w:rPr>
+        <w:t xml:space="preserve"> </w:t>
+      </w:r>
+      <w:proofErr w:type="spellStart"/>
+      <w:r>
+        <w:rPr>
+          <w:rFonts w:ascii="Times New Roman" w:hAnsi="Times New Roman" w:cs="Times New Roman"/>
+          <w:sz w:val="28"/>
+          <w:szCs w:val="28"/>
+          <w:lang w:val="en-US"/>
+        </w:rPr>
+        <w:t>memberi</w:t>
+      </w:r>
+      <w:proofErr w:type="spellEnd"/>
+      <w:r>
+        <w:rPr>
+          <w:rFonts w:ascii="Times New Roman" w:hAnsi="Times New Roman" w:cs="Times New Roman"/>
+          <w:sz w:val="28"/>
+          <w:szCs w:val="28"/>
+          <w:lang w:val="en-US"/>
+        </w:rPr>
+        <w:t xml:space="preserve"> </w:t>
+      </w:r>
+      <w:proofErr w:type="spellStart"/>
+      <w:r>
+        <w:rPr>
+          <w:rFonts w:ascii="Times New Roman" w:hAnsi="Times New Roman" w:cs="Times New Roman"/>
+          <w:sz w:val="28"/>
+          <w:szCs w:val="28"/>
+          <w:lang w:val="en-US"/>
+        </w:rPr>
+        <w:t>wewenang</w:t>
+      </w:r>
+      <w:proofErr w:type="spellEnd"/>
+      <w:r>
+        <w:rPr>
+          <w:rFonts w:ascii="Times New Roman" w:hAnsi="Times New Roman" w:cs="Times New Roman"/>
+          <w:sz w:val="28"/>
+          <w:szCs w:val="28"/>
+          <w:lang w:val="en-US"/>
+        </w:rPr>
+        <w:t xml:space="preserve"> </w:t>
+      </w:r>
+      <w:proofErr w:type="spellStart"/>
+      <w:r>
+        <w:rPr>
+          <w:rFonts w:ascii="Times New Roman" w:hAnsi="Times New Roman" w:cs="Times New Roman"/>
+          <w:sz w:val="28"/>
+          <w:szCs w:val="28"/>
+          <w:lang w:val="en-US"/>
+        </w:rPr>
+        <w:t>kepada</w:t>
+      </w:r>
+      <w:proofErr w:type="spellEnd"/>
+      <w:r>
+        <w:rPr>
+          <w:rFonts w:ascii="Times New Roman" w:hAnsi="Times New Roman" w:cs="Times New Roman"/>
+          <w:sz w:val="28"/>
+          <w:szCs w:val="28"/>
+          <w:lang w:val="en-US"/>
+        </w:rPr>
+        <w:t xml:space="preserve"> </w:t>
       </w:r>
       <w:r>
         <w:rPr>
@@ -922,7 +4108,307 @@
           <w:szCs w:val="28"/>
           <w:lang w:val="en-US"/>
         </w:rPr>
-        <w:t xml:space="preserve"> untuk menerbitkan makalah saya atau menolak makalah saya bahkan di putaran ke-2 peer review atau untuk melanjutkan putaran tambahan peer review.</w:t>
+        <w:t xml:space="preserve"> </w:t>
+      </w:r>
+      <w:proofErr w:type="spellStart"/>
+      <w:r>
+        <w:rPr>
+          <w:rFonts w:ascii="Times New Roman" w:hAnsi="Times New Roman" w:cs="Times New Roman"/>
+          <w:sz w:val="28"/>
+          <w:szCs w:val="28"/>
+          <w:lang w:val="en-US"/>
+        </w:rPr>
+        <w:t>untuk</w:t>
+      </w:r>
+      <w:proofErr w:type="spellEnd"/>
+      <w:r>
+        <w:rPr>
+          <w:rFonts w:ascii="Times New Roman" w:hAnsi="Times New Roman" w:cs="Times New Roman"/>
+          <w:sz w:val="28"/>
+          <w:szCs w:val="28"/>
+          <w:lang w:val="en-US"/>
+        </w:rPr>
+        <w:t xml:space="preserve"> </w:t>
+      </w:r>
+      <w:proofErr w:type="spellStart"/>
+      <w:r>
+        <w:rPr>
+          <w:rFonts w:ascii="Times New Roman" w:hAnsi="Times New Roman" w:cs="Times New Roman"/>
+          <w:sz w:val="28"/>
+          <w:szCs w:val="28"/>
+          <w:lang w:val="en-US"/>
+        </w:rPr>
+        <w:t>menerbitkan</w:t>
+      </w:r>
+      <w:proofErr w:type="spellEnd"/>
+      <w:r>
+        <w:rPr>
+          <w:rFonts w:ascii="Times New Roman" w:hAnsi="Times New Roman" w:cs="Times New Roman"/>
+          <w:sz w:val="28"/>
+          <w:szCs w:val="28"/>
+          <w:lang w:val="en-US"/>
+        </w:rPr>
+        <w:t xml:space="preserve"> </w:t>
+      </w:r>
+      <w:proofErr w:type="spellStart"/>
+      <w:r>
+        <w:rPr>
+          <w:rFonts w:ascii="Times New Roman" w:hAnsi="Times New Roman" w:cs="Times New Roman"/>
+          <w:sz w:val="28"/>
+          <w:szCs w:val="28"/>
+          <w:lang w:val="en-US"/>
+        </w:rPr>
+        <w:t>makalah</w:t>
+      </w:r>
+      <w:proofErr w:type="spellEnd"/>
+      <w:r>
+        <w:rPr>
+          <w:rFonts w:ascii="Times New Roman" w:hAnsi="Times New Roman" w:cs="Times New Roman"/>
+          <w:sz w:val="28"/>
+          <w:szCs w:val="28"/>
+          <w:lang w:val="en-US"/>
+        </w:rPr>
+        <w:t xml:space="preserve"> </w:t>
+      </w:r>
+      <w:proofErr w:type="spellStart"/>
+      <w:r>
+        <w:rPr>
+          <w:rFonts w:ascii="Times New Roman" w:hAnsi="Times New Roman" w:cs="Times New Roman"/>
+          <w:sz w:val="28"/>
+          <w:szCs w:val="28"/>
+          <w:lang w:val="en-US"/>
+        </w:rPr>
+        <w:t>saya</w:t>
+      </w:r>
+      <w:proofErr w:type="spellEnd"/>
+      <w:r>
+        <w:rPr>
+          <w:rFonts w:ascii="Times New Roman" w:hAnsi="Times New Roman" w:cs="Times New Roman"/>
+          <w:sz w:val="28"/>
+          <w:szCs w:val="28"/>
+          <w:lang w:val="en-US"/>
+        </w:rPr>
+        <w:t xml:space="preserve"> </w:t>
+      </w:r>
+      <w:proofErr w:type="spellStart"/>
+      <w:r>
+        <w:rPr>
+          <w:rFonts w:ascii="Times New Roman" w:hAnsi="Times New Roman" w:cs="Times New Roman"/>
+          <w:sz w:val="28"/>
+          <w:szCs w:val="28"/>
+          <w:lang w:val="en-US"/>
+        </w:rPr>
+        <w:t>atau</w:t>
+      </w:r>
+      <w:proofErr w:type="spellEnd"/>
+      <w:r>
+        <w:rPr>
+          <w:rFonts w:ascii="Times New Roman" w:hAnsi="Times New Roman" w:cs="Times New Roman"/>
+          <w:sz w:val="28"/>
+          <w:szCs w:val="28"/>
+          <w:lang w:val="en-US"/>
+        </w:rPr>
+        <w:t xml:space="preserve"> </w:t>
+      </w:r>
+      <w:proofErr w:type="spellStart"/>
+      <w:r>
+        <w:rPr>
+          <w:rFonts w:ascii="Times New Roman" w:hAnsi="Times New Roman" w:cs="Times New Roman"/>
+          <w:sz w:val="28"/>
+          <w:szCs w:val="28"/>
+          <w:lang w:val="en-US"/>
+        </w:rPr>
+        <w:t>menolak</w:t>
+      </w:r>
+      <w:proofErr w:type="spellEnd"/>
+      <w:r>
+        <w:rPr>
+          <w:rFonts w:ascii="Times New Roman" w:hAnsi="Times New Roman" w:cs="Times New Roman"/>
+          <w:sz w:val="28"/>
+          <w:szCs w:val="28"/>
+          <w:lang w:val="en-US"/>
+        </w:rPr>
+        <w:t xml:space="preserve"> </w:t>
+      </w:r>
+      <w:proofErr w:type="spellStart"/>
+      <w:r>
+        <w:rPr>
+          <w:rFonts w:ascii="Times New Roman" w:hAnsi="Times New Roman" w:cs="Times New Roman"/>
+          <w:sz w:val="28"/>
+          <w:szCs w:val="28"/>
+          <w:lang w:val="en-US"/>
+        </w:rPr>
+        <w:t>makalah</w:t>
+      </w:r>
+      <w:proofErr w:type="spellEnd"/>
+      <w:r>
+        <w:rPr>
+          <w:rFonts w:ascii="Times New Roman" w:hAnsi="Times New Roman" w:cs="Times New Roman"/>
+          <w:sz w:val="28"/>
+          <w:szCs w:val="28"/>
+          <w:lang w:val="en-US"/>
+        </w:rPr>
+        <w:t xml:space="preserve"> </w:t>
+      </w:r>
+      <w:proofErr w:type="spellStart"/>
+      <w:r>
+        <w:rPr>
+          <w:rFonts w:ascii="Times New Roman" w:hAnsi="Times New Roman" w:cs="Times New Roman"/>
+          <w:sz w:val="28"/>
+          <w:szCs w:val="28"/>
+          <w:lang w:val="en-US"/>
+        </w:rPr>
+        <w:t>saya</w:t>
+      </w:r>
+      <w:proofErr w:type="spellEnd"/>
+      <w:r>
+        <w:rPr>
+          <w:rFonts w:ascii="Times New Roman" w:hAnsi="Times New Roman" w:cs="Times New Roman"/>
+          <w:sz w:val="28"/>
+          <w:szCs w:val="28"/>
+          <w:lang w:val="en-US"/>
+        </w:rPr>
+        <w:t xml:space="preserve"> </w:t>
+      </w:r>
+      <w:proofErr w:type="spellStart"/>
+      <w:r>
+        <w:rPr>
+          <w:rFonts w:ascii="Times New Roman" w:hAnsi="Times New Roman" w:cs="Times New Roman"/>
+          <w:sz w:val="28"/>
+          <w:szCs w:val="28"/>
+          <w:lang w:val="en-US"/>
+        </w:rPr>
+        <w:t>bahkan</w:t>
+      </w:r>
+      <w:proofErr w:type="spellEnd"/>
+      <w:r>
+        <w:rPr>
+          <w:rFonts w:ascii="Times New Roman" w:hAnsi="Times New Roman" w:cs="Times New Roman"/>
+          <w:sz w:val="28"/>
+          <w:szCs w:val="28"/>
+          <w:lang w:val="en-US"/>
+        </w:rPr>
+        <w:t xml:space="preserve"> di </w:t>
+      </w:r>
+      <w:proofErr w:type="spellStart"/>
+      <w:r>
+        <w:rPr>
+          <w:rFonts w:ascii="Times New Roman" w:hAnsi="Times New Roman" w:cs="Times New Roman"/>
+          <w:sz w:val="28"/>
+          <w:szCs w:val="28"/>
+          <w:lang w:val="en-US"/>
+        </w:rPr>
+        <w:t>putaran</w:t>
+      </w:r>
+      <w:proofErr w:type="spellEnd"/>
+      <w:r>
+        <w:rPr>
+          <w:rFonts w:ascii="Times New Roman" w:hAnsi="Times New Roman" w:cs="Times New Roman"/>
+          <w:sz w:val="28"/>
+          <w:szCs w:val="28"/>
+          <w:lang w:val="en-US"/>
+        </w:rPr>
+        <w:t xml:space="preserve"> ke-2 peer review </w:t>
+      </w:r>
+      <w:proofErr w:type="spellStart"/>
+      <w:r>
+        <w:rPr>
+          <w:rFonts w:ascii="Times New Roman" w:hAnsi="Times New Roman" w:cs="Times New Roman"/>
+          <w:sz w:val="28"/>
+          <w:szCs w:val="28"/>
+          <w:lang w:val="en-US"/>
+        </w:rPr>
+        <w:t>atau</w:t>
+      </w:r>
+      <w:proofErr w:type="spellEnd"/>
+      <w:r>
+        <w:rPr>
+          <w:rFonts w:ascii="Times New Roman" w:hAnsi="Times New Roman" w:cs="Times New Roman"/>
+          <w:sz w:val="28"/>
+          <w:szCs w:val="28"/>
+          <w:lang w:val="en-US"/>
+        </w:rPr>
+        <w:t xml:space="preserve"> </w:t>
+      </w:r>
+      <w:proofErr w:type="spellStart"/>
+      <w:r>
+        <w:rPr>
+          <w:rFonts w:ascii="Times New Roman" w:hAnsi="Times New Roman" w:cs="Times New Roman"/>
+          <w:sz w:val="28"/>
+          <w:szCs w:val="28"/>
+          <w:lang w:val="en-US"/>
+        </w:rPr>
+        <w:t>untuk</w:t>
+      </w:r>
+      <w:proofErr w:type="spellEnd"/>
+      <w:r>
+        <w:rPr>
+          <w:rFonts w:ascii="Times New Roman" w:hAnsi="Times New Roman" w:cs="Times New Roman"/>
+          <w:sz w:val="28"/>
+          <w:szCs w:val="28"/>
+          <w:lang w:val="en-US"/>
+        </w:rPr>
+        <w:t xml:space="preserve"> </w:t>
+      </w:r>
+      <w:proofErr w:type="spellStart"/>
+      <w:r>
+        <w:rPr>
+          <w:rFonts w:ascii="Times New Roman" w:hAnsi="Times New Roman" w:cs="Times New Roman"/>
+          <w:sz w:val="28"/>
+          <w:szCs w:val="28"/>
+          <w:lang w:val="en-US"/>
+        </w:rPr>
+        <w:t>melanjutkan</w:t>
+      </w:r>
+      <w:proofErr w:type="spellEnd"/>
+      <w:r>
+        <w:rPr>
+          <w:rFonts w:ascii="Times New Roman" w:hAnsi="Times New Roman" w:cs="Times New Roman"/>
+          <w:sz w:val="28"/>
+          <w:szCs w:val="28"/>
+          <w:lang w:val="en-US"/>
+        </w:rPr>
+        <w:t xml:space="preserve"> </w:t>
+      </w:r>
+      <w:proofErr w:type="spellStart"/>
+      <w:r>
+        <w:rPr>
+          <w:rFonts w:ascii="Times New Roman" w:hAnsi="Times New Roman" w:cs="Times New Roman"/>
+          <w:sz w:val="28"/>
+          <w:szCs w:val="28"/>
+          <w:lang w:val="en-US"/>
+        </w:rPr>
+        <w:t>putaran</w:t>
+      </w:r>
+      <w:proofErr w:type="spellEnd"/>
+      <w:r>
+        <w:rPr>
+          <w:rFonts w:ascii="Times New Roman" w:hAnsi="Times New Roman" w:cs="Times New Roman"/>
+          <w:sz w:val="28"/>
+          <w:szCs w:val="28"/>
+          <w:lang w:val="en-US"/>
+        </w:rPr>
+        <w:t xml:space="preserve"> </w:t>
+      </w:r>
+      <w:proofErr w:type="spellStart"/>
+      <w:r>
+        <w:rPr>
+          <w:rFonts w:ascii="Times New Roman" w:hAnsi="Times New Roman" w:cs="Times New Roman"/>
+          <w:sz w:val="28"/>
+          <w:szCs w:val="28"/>
+          <w:lang w:val="en-US"/>
+        </w:rPr>
+        <w:t>tambahan</w:t>
+      </w:r>
+      <w:proofErr w:type="spellEnd"/>
+      <w:r>
+        <w:rPr>
+          <w:rFonts w:ascii="Times New Roman" w:hAnsi="Times New Roman" w:cs="Times New Roman"/>
+          <w:sz w:val="28"/>
+          <w:szCs w:val="28"/>
+          <w:lang w:val="en-US"/>
+        </w:rPr>
+        <w:t xml:space="preserve"> peer review.</w:t>
       </w:r>
     </w:p>
     <w:p>
@@ -955,7 +4441,407 @@
           <w:szCs w:val="28"/>
           <w:lang w:val="en-US"/>
         </w:rPr>
-        <w:t xml:space="preserve">Saya juga menyatakan, menegaskan, menyatakan dan menandatangani bahwa saya tidak akan mempublikasikan makalah ini atau bagian penting dari makalah di Jurnal lain (di dalam atau di luar </w:t>
+        <w:t xml:space="preserve">Saya juga </w:t>
+      </w:r>
+      <w:proofErr w:type="spellStart"/>
+      <w:r>
+        <w:rPr>
+          <w:rFonts w:ascii="Times New Roman" w:hAnsi="Times New Roman" w:cs="Times New Roman"/>
+          <w:sz w:val="28"/>
+          <w:szCs w:val="28"/>
+          <w:lang w:val="en-US"/>
+        </w:rPr>
+        <w:t>menyatakan</w:t>
+      </w:r>
+      <w:proofErr w:type="spellEnd"/>
+      <w:r>
+        <w:rPr>
+          <w:rFonts w:ascii="Times New Roman" w:hAnsi="Times New Roman" w:cs="Times New Roman"/>
+          <w:sz w:val="28"/>
+          <w:szCs w:val="28"/>
+          <w:lang w:val="en-US"/>
+        </w:rPr>
+        <w:t xml:space="preserve">, </w:t>
+      </w:r>
+      <w:proofErr w:type="spellStart"/>
+      <w:r>
+        <w:rPr>
+          <w:rFonts w:ascii="Times New Roman" w:hAnsi="Times New Roman" w:cs="Times New Roman"/>
+          <w:sz w:val="28"/>
+          <w:szCs w:val="28"/>
+          <w:lang w:val="en-US"/>
+        </w:rPr>
+        <w:t>menegaskan</w:t>
+      </w:r>
+      <w:proofErr w:type="spellEnd"/>
+      <w:r>
+        <w:rPr>
+          <w:rFonts w:ascii="Times New Roman" w:hAnsi="Times New Roman" w:cs="Times New Roman"/>
+          <w:sz w:val="28"/>
+          <w:szCs w:val="28"/>
+          <w:lang w:val="en-US"/>
+        </w:rPr>
+        <w:t xml:space="preserve">, </w:t>
+      </w:r>
+      <w:proofErr w:type="spellStart"/>
+      <w:r>
+        <w:rPr>
+          <w:rFonts w:ascii="Times New Roman" w:hAnsi="Times New Roman" w:cs="Times New Roman"/>
+          <w:sz w:val="28"/>
+          <w:szCs w:val="28"/>
+          <w:lang w:val="en-US"/>
+        </w:rPr>
+        <w:t>menyatakan</w:t>
+      </w:r>
+      <w:proofErr w:type="spellEnd"/>
+      <w:r>
+        <w:rPr>
+          <w:rFonts w:ascii="Times New Roman" w:hAnsi="Times New Roman" w:cs="Times New Roman"/>
+          <w:sz w:val="28"/>
+          <w:szCs w:val="28"/>
+          <w:lang w:val="en-US"/>
+        </w:rPr>
+        <w:t xml:space="preserve"> dan </w:t>
+      </w:r>
+      <w:proofErr w:type="spellStart"/>
+      <w:r>
+        <w:rPr>
+          <w:rFonts w:ascii="Times New Roman" w:hAnsi="Times New Roman" w:cs="Times New Roman"/>
+          <w:sz w:val="28"/>
+          <w:szCs w:val="28"/>
+          <w:lang w:val="en-US"/>
+        </w:rPr>
+        <w:t>menandatangani</w:t>
+      </w:r>
+      <w:proofErr w:type="spellEnd"/>
+      <w:r>
+        <w:rPr>
+          <w:rFonts w:ascii="Times New Roman" w:hAnsi="Times New Roman" w:cs="Times New Roman"/>
+          <w:sz w:val="28"/>
+          <w:szCs w:val="28"/>
+          <w:lang w:val="en-US"/>
+        </w:rPr>
+        <w:t xml:space="preserve"> </w:t>
+      </w:r>
+      <w:proofErr w:type="spellStart"/>
+      <w:r>
+        <w:rPr>
+          <w:rFonts w:ascii="Times New Roman" w:hAnsi="Times New Roman" w:cs="Times New Roman"/>
+          <w:sz w:val="28"/>
+          <w:szCs w:val="28"/>
+          <w:lang w:val="en-US"/>
+        </w:rPr>
+        <w:t>bahwa</w:t>
+      </w:r>
+      <w:proofErr w:type="spellEnd"/>
+      <w:r>
+        <w:rPr>
+          <w:rFonts w:ascii="Times New Roman" w:hAnsi="Times New Roman" w:cs="Times New Roman"/>
+          <w:sz w:val="28"/>
+          <w:szCs w:val="28"/>
+          <w:lang w:val="en-US"/>
+        </w:rPr>
+        <w:t xml:space="preserve"> </w:t>
+      </w:r>
+      <w:proofErr w:type="spellStart"/>
+      <w:r>
+        <w:rPr>
+          <w:rFonts w:ascii="Times New Roman" w:hAnsi="Times New Roman" w:cs="Times New Roman"/>
+          <w:sz w:val="28"/>
+          <w:szCs w:val="28"/>
+          <w:lang w:val="en-US"/>
+        </w:rPr>
+        <w:t>saya</w:t>
+      </w:r>
+      <w:proofErr w:type="spellEnd"/>
+      <w:r>
+        <w:rPr>
+          <w:rFonts w:ascii="Times New Roman" w:hAnsi="Times New Roman" w:cs="Times New Roman"/>
+          <w:sz w:val="28"/>
+          <w:szCs w:val="28"/>
+          <w:lang w:val="en-US"/>
+        </w:rPr>
+        <w:t xml:space="preserve"> </w:t>
+      </w:r>
+      <w:proofErr w:type="spellStart"/>
+      <w:r>
+        <w:rPr>
+          <w:rFonts w:ascii="Times New Roman" w:hAnsi="Times New Roman" w:cs="Times New Roman"/>
+          <w:sz w:val="28"/>
+          <w:szCs w:val="28"/>
+          <w:lang w:val="en-US"/>
+        </w:rPr>
+        <w:t>tidak</w:t>
+      </w:r>
+      <w:proofErr w:type="spellEnd"/>
+      <w:r>
+        <w:rPr>
+          <w:rFonts w:ascii="Times New Roman" w:hAnsi="Times New Roman" w:cs="Times New Roman"/>
+          <w:sz w:val="28"/>
+          <w:szCs w:val="28"/>
+          <w:lang w:val="en-US"/>
+        </w:rPr>
+        <w:t xml:space="preserve"> </w:t>
+      </w:r>
+      <w:proofErr w:type="spellStart"/>
+      <w:r>
+        <w:rPr>
+          <w:rFonts w:ascii="Times New Roman" w:hAnsi="Times New Roman" w:cs="Times New Roman"/>
+          <w:sz w:val="28"/>
+          <w:szCs w:val="28"/>
+          <w:lang w:val="en-US"/>
+        </w:rPr>
+        <w:t>akan</w:t>
+      </w:r>
+      <w:proofErr w:type="spellEnd"/>
+      <w:r>
+        <w:rPr>
+          <w:rFonts w:ascii="Times New Roman" w:hAnsi="Times New Roman" w:cs="Times New Roman"/>
+          <w:sz w:val="28"/>
+          <w:szCs w:val="28"/>
+          <w:lang w:val="en-US"/>
+        </w:rPr>
+        <w:t xml:space="preserve"> </w:t>
+      </w:r>
+      <w:proofErr w:type="spellStart"/>
+      <w:r>
+        <w:rPr>
+          <w:rFonts w:ascii="Times New Roman" w:hAnsi="Times New Roman" w:cs="Times New Roman"/>
+          <w:sz w:val="28"/>
+          <w:szCs w:val="28"/>
+          <w:lang w:val="en-US"/>
+        </w:rPr>
+        <w:t>mempublikasikan</w:t>
+      </w:r>
+      <w:proofErr w:type="spellEnd"/>
+      <w:r>
+        <w:rPr>
+          <w:rFonts w:ascii="Times New Roman" w:hAnsi="Times New Roman" w:cs="Times New Roman"/>
+          <w:sz w:val="28"/>
+          <w:szCs w:val="28"/>
+          <w:lang w:val="en-US"/>
+        </w:rPr>
+        <w:t xml:space="preserve"> </w:t>
+      </w:r>
+      <w:proofErr w:type="spellStart"/>
+      <w:r>
+        <w:rPr>
+          <w:rFonts w:ascii="Times New Roman" w:hAnsi="Times New Roman" w:cs="Times New Roman"/>
+          <w:sz w:val="28"/>
+          <w:szCs w:val="28"/>
+          <w:lang w:val="en-US"/>
+        </w:rPr>
+        <w:t>makalah</w:t>
+      </w:r>
+      <w:proofErr w:type="spellEnd"/>
+      <w:r>
+        <w:rPr>
+          <w:rFonts w:ascii="Times New Roman" w:hAnsi="Times New Roman" w:cs="Times New Roman"/>
+          <w:sz w:val="28"/>
+          <w:szCs w:val="28"/>
+          <w:lang w:val="en-US"/>
+        </w:rPr>
+        <w:t xml:space="preserve"> </w:t>
+      </w:r>
+      <w:proofErr w:type="spellStart"/>
+      <w:r>
+        <w:rPr>
+          <w:rFonts w:ascii="Times New Roman" w:hAnsi="Times New Roman" w:cs="Times New Roman"/>
+          <w:sz w:val="28"/>
+          <w:szCs w:val="28"/>
+          <w:lang w:val="en-US"/>
+        </w:rPr>
+        <w:t>ini</w:t>
+      </w:r>
+      <w:proofErr w:type="spellEnd"/>
+      <w:r>
+        <w:rPr>
+          <w:rFonts w:ascii="Times New Roman" w:hAnsi="Times New Roman" w:cs="Times New Roman"/>
+          <w:sz w:val="28"/>
+          <w:szCs w:val="28"/>
+          <w:lang w:val="en-US"/>
+        </w:rPr>
+        <w:t xml:space="preserve"> </w:t>
+      </w:r>
+      <w:proofErr w:type="spellStart"/>
+      <w:r>
+        <w:rPr>
+          <w:rFonts w:ascii="Times New Roman" w:hAnsi="Times New Roman" w:cs="Times New Roman"/>
+          <w:sz w:val="28"/>
+          <w:szCs w:val="28"/>
+          <w:lang w:val="en-US"/>
+        </w:rPr>
+        <w:t>atau</w:t>
+      </w:r>
+      <w:proofErr w:type="spellEnd"/>
+      <w:r>
+        <w:rPr>
+          <w:rFonts w:ascii="Times New Roman" w:hAnsi="Times New Roman" w:cs="Times New Roman"/>
+          <w:sz w:val="28"/>
+          <w:szCs w:val="28"/>
+          <w:lang w:val="en-US"/>
+        </w:rPr>
+        <w:t xml:space="preserve"> </w:t>
+      </w:r>
+      <w:proofErr w:type="spellStart"/>
+      <w:r>
+        <w:rPr>
+          <w:rFonts w:ascii="Times New Roman" w:hAnsi="Times New Roman" w:cs="Times New Roman"/>
+          <w:sz w:val="28"/>
+          <w:szCs w:val="28"/>
+          <w:lang w:val="en-US"/>
+        </w:rPr>
+        <w:t>bagian</w:t>
+      </w:r>
+      <w:proofErr w:type="spellEnd"/>
+      <w:r>
+        <w:rPr>
+          <w:rFonts w:ascii="Times New Roman" w:hAnsi="Times New Roman" w:cs="Times New Roman"/>
+          <w:sz w:val="28"/>
+          <w:szCs w:val="28"/>
+          <w:lang w:val="en-US"/>
+        </w:rPr>
+        <w:t xml:space="preserve"> </w:t>
+      </w:r>
+      <w:proofErr w:type="spellStart"/>
+      <w:r>
+        <w:rPr>
+          <w:rFonts w:ascii="Times New Roman" w:hAnsi="Times New Roman" w:cs="Times New Roman"/>
+          <w:sz w:val="28"/>
+          <w:szCs w:val="28"/>
+          <w:lang w:val="en-US"/>
+        </w:rPr>
+        <w:t>penting</w:t>
+      </w:r>
+      <w:proofErr w:type="spellEnd"/>
+      <w:r>
+        <w:rPr>
+          <w:rFonts w:ascii="Times New Roman" w:hAnsi="Times New Roman" w:cs="Times New Roman"/>
+          <w:sz w:val="28"/>
+          <w:szCs w:val="28"/>
+          <w:lang w:val="en-US"/>
+        </w:rPr>
+        <w:t xml:space="preserve"> </w:t>
+      </w:r>
+      <w:proofErr w:type="spellStart"/>
+      <w:r>
+        <w:rPr>
+          <w:rFonts w:ascii="Times New Roman" w:hAnsi="Times New Roman" w:cs="Times New Roman"/>
+          <w:sz w:val="28"/>
+          <w:szCs w:val="28"/>
+          <w:lang w:val="en-US"/>
+        </w:rPr>
+        <w:t>dari</w:t>
+      </w:r>
+      <w:proofErr w:type="spellEnd"/>
+      <w:r>
+        <w:rPr>
+          <w:rFonts w:ascii="Times New Roman" w:hAnsi="Times New Roman" w:cs="Times New Roman"/>
+          <w:sz w:val="28"/>
+          <w:szCs w:val="28"/>
+          <w:lang w:val="en-US"/>
+        </w:rPr>
+        <w:t xml:space="preserve"> </w:t>
+      </w:r>
+      <w:proofErr w:type="spellStart"/>
+      <w:r>
+        <w:rPr>
+          <w:rFonts w:ascii="Times New Roman" w:hAnsi="Times New Roman" w:cs="Times New Roman"/>
+          <w:sz w:val="28"/>
+          <w:szCs w:val="28"/>
+          <w:lang w:val="en-US"/>
+        </w:rPr>
+        <w:t>makalah</w:t>
+      </w:r>
+      <w:proofErr w:type="spellEnd"/>
+      <w:r>
+        <w:rPr>
+          <w:rFonts w:ascii="Times New Roman" w:hAnsi="Times New Roman" w:cs="Times New Roman"/>
+          <w:sz w:val="28"/>
+          <w:szCs w:val="28"/>
+          <w:lang w:val="en-US"/>
+        </w:rPr>
+        <w:t xml:space="preserve"> di </w:t>
+      </w:r>
+      <w:proofErr w:type="spellStart"/>
+      <w:r>
+        <w:rPr>
+          <w:rFonts w:ascii="Times New Roman" w:hAnsi="Times New Roman" w:cs="Times New Roman"/>
+          <w:sz w:val="28"/>
+          <w:szCs w:val="28"/>
+          <w:lang w:val="en-US"/>
+        </w:rPr>
+        <w:t>Jurnal</w:t>
+      </w:r>
+      <w:proofErr w:type="spellEnd"/>
+      <w:r>
+        <w:rPr>
+          <w:rFonts w:ascii="Times New Roman" w:hAnsi="Times New Roman" w:cs="Times New Roman"/>
+          <w:sz w:val="28"/>
+          <w:szCs w:val="28"/>
+          <w:lang w:val="en-US"/>
+        </w:rPr>
+        <w:t xml:space="preserve"> lain (di </w:t>
+      </w:r>
+      <w:proofErr w:type="spellStart"/>
+      <w:r>
+        <w:rPr>
+          <w:rFonts w:ascii="Times New Roman" w:hAnsi="Times New Roman" w:cs="Times New Roman"/>
+          <w:sz w:val="28"/>
+          <w:szCs w:val="28"/>
+          <w:lang w:val="en-US"/>
+        </w:rPr>
+        <w:t>dalam</w:t>
+      </w:r>
+      <w:proofErr w:type="spellEnd"/>
+      <w:r>
+        <w:rPr>
+          <w:rFonts w:ascii="Times New Roman" w:hAnsi="Times New Roman" w:cs="Times New Roman"/>
+          <w:sz w:val="28"/>
+          <w:szCs w:val="28"/>
+          <w:lang w:val="en-US"/>
+        </w:rPr>
+        <w:t xml:space="preserve"> </w:t>
+      </w:r>
+      <w:proofErr w:type="spellStart"/>
+      <w:r>
+        <w:rPr>
+          <w:rFonts w:ascii="Times New Roman" w:hAnsi="Times New Roman" w:cs="Times New Roman"/>
+          <w:sz w:val="28"/>
+          <w:szCs w:val="28"/>
+          <w:lang w:val="en-US"/>
+        </w:rPr>
+        <w:t>atau</w:t>
+      </w:r>
+      <w:proofErr w:type="spellEnd"/>
+      <w:r>
+        <w:rPr>
+          <w:rFonts w:ascii="Times New Roman" w:hAnsi="Times New Roman" w:cs="Times New Roman"/>
+          <w:sz w:val="28"/>
+          <w:szCs w:val="28"/>
+          <w:lang w:val="en-US"/>
+        </w:rPr>
+        <w:t xml:space="preserve"> di </w:t>
+      </w:r>
+      <w:proofErr w:type="spellStart"/>
+      <w:r>
+        <w:rPr>
+          <w:rFonts w:ascii="Times New Roman" w:hAnsi="Times New Roman" w:cs="Times New Roman"/>
+          <w:sz w:val="28"/>
+          <w:szCs w:val="28"/>
+          <w:lang w:val="en-US"/>
+        </w:rPr>
+        <w:t>luar</w:t>
+      </w:r>
+      <w:proofErr w:type="spellEnd"/>
+      <w:r>
+        <w:rPr>
+          <w:rFonts w:ascii="Times New Roman" w:hAnsi="Times New Roman" w:cs="Times New Roman"/>
+          <w:sz w:val="28"/>
+          <w:szCs w:val="28"/>
+          <w:lang w:val="en-US"/>
+        </w:rPr>
+        <w:t xml:space="preserve"> </w:t>
       </w:r>
       <w:r>
         <w:rPr>
@@ -973,7 +4859,107 @@
           <w:szCs w:val="28"/>
           <w:lang w:val="en-US"/>
         </w:rPr>
-        <w:t xml:space="preserve">) Konferensi Prosiding (di dalam atau di luar </w:t>
+        <w:t xml:space="preserve">) </w:t>
+      </w:r>
+      <w:proofErr w:type="spellStart"/>
+      <w:r>
+        <w:rPr>
+          <w:rFonts w:ascii="Times New Roman" w:hAnsi="Times New Roman" w:cs="Times New Roman"/>
+          <w:sz w:val="28"/>
+          <w:szCs w:val="28"/>
+          <w:lang w:val="en-US"/>
+        </w:rPr>
+        <w:t>Konferensi</w:t>
+      </w:r>
+      <w:proofErr w:type="spellEnd"/>
+      <w:r>
+        <w:rPr>
+          <w:rFonts w:ascii="Times New Roman" w:hAnsi="Times New Roman" w:cs="Times New Roman"/>
+          <w:sz w:val="28"/>
+          <w:szCs w:val="28"/>
+          <w:lang w:val="en-US"/>
+        </w:rPr>
+        <w:t xml:space="preserve"> </w:t>
+      </w:r>
+      <w:proofErr w:type="spellStart"/>
+      <w:r>
+        <w:rPr>
+          <w:rFonts w:ascii="Times New Roman" w:hAnsi="Times New Roman" w:cs="Times New Roman"/>
+          <w:sz w:val="28"/>
+          <w:szCs w:val="28"/>
+          <w:lang w:val="en-US"/>
+        </w:rPr>
+        <w:t>Prosiding</w:t>
+      </w:r>
+      <w:proofErr w:type="spellEnd"/>
+      <w:r>
+        <w:rPr>
+          <w:rFonts w:ascii="Times New Roman" w:hAnsi="Times New Roman" w:cs="Times New Roman"/>
+          <w:sz w:val="28"/>
+          <w:szCs w:val="28"/>
+          <w:lang w:val="en-US"/>
+        </w:rPr>
+        <w:t xml:space="preserve"> (di </w:t>
+      </w:r>
+      <w:proofErr w:type="spellStart"/>
+      <w:r>
+        <w:rPr>
+          <w:rFonts w:ascii="Times New Roman" w:hAnsi="Times New Roman" w:cs="Times New Roman"/>
+          <w:sz w:val="28"/>
+          <w:szCs w:val="28"/>
+          <w:lang w:val="en-US"/>
+        </w:rPr>
+        <w:t>dalam</w:t>
+      </w:r>
+      <w:proofErr w:type="spellEnd"/>
+      <w:r>
+        <w:rPr>
+          <w:rFonts w:ascii="Times New Roman" w:hAnsi="Times New Roman" w:cs="Times New Roman"/>
+          <w:sz w:val="28"/>
+          <w:szCs w:val="28"/>
+          <w:lang w:val="en-US"/>
+        </w:rPr>
+        <w:t xml:space="preserve"> </w:t>
+      </w:r>
+      <w:proofErr w:type="spellStart"/>
+      <w:r>
+        <w:rPr>
+          <w:rFonts w:ascii="Times New Roman" w:hAnsi="Times New Roman" w:cs="Times New Roman"/>
+          <w:sz w:val="28"/>
+          <w:szCs w:val="28"/>
+          <w:lang w:val="en-US"/>
+        </w:rPr>
+        <w:t>atau</w:t>
+      </w:r>
+      <w:proofErr w:type="spellEnd"/>
+      <w:r>
+        <w:rPr>
+          <w:rFonts w:ascii="Times New Roman" w:hAnsi="Times New Roman" w:cs="Times New Roman"/>
+          <w:sz w:val="28"/>
+          <w:szCs w:val="28"/>
+          <w:lang w:val="en-US"/>
+        </w:rPr>
+        <w:t xml:space="preserve"> di </w:t>
+      </w:r>
+      <w:proofErr w:type="spellStart"/>
+      <w:r>
+        <w:rPr>
+          <w:rFonts w:ascii="Times New Roman" w:hAnsi="Times New Roman" w:cs="Times New Roman"/>
+          <w:sz w:val="28"/>
+          <w:szCs w:val="28"/>
+          <w:lang w:val="en-US"/>
+        </w:rPr>
+        <w:t>luar</w:t>
+      </w:r>
+      <w:proofErr w:type="spellEnd"/>
+      <w:r>
+        <w:rPr>
+          <w:rFonts w:ascii="Times New Roman" w:hAnsi="Times New Roman" w:cs="Times New Roman"/>
+          <w:sz w:val="28"/>
+          <w:szCs w:val="28"/>
+          <w:lang w:val="en-US"/>
+        </w:rPr>
+        <w:t xml:space="preserve"> </w:t>
       </w:r>
       <w:r>
         <w:rPr>
@@ -991,7 +4977,87 @@
           <w:szCs w:val="28"/>
           <w:lang w:val="en-US"/>
         </w:rPr>
-        <w:t xml:space="preserve">), Buku (di dalam atau di luar </w:t>
+        <w:t xml:space="preserve">), </w:t>
+      </w:r>
+      <w:proofErr w:type="spellStart"/>
+      <w:r>
+        <w:rPr>
+          <w:rFonts w:ascii="Times New Roman" w:hAnsi="Times New Roman" w:cs="Times New Roman"/>
+          <w:sz w:val="28"/>
+          <w:szCs w:val="28"/>
+          <w:lang w:val="en-US"/>
+        </w:rPr>
+        <w:t>Buku</w:t>
+      </w:r>
+      <w:proofErr w:type="spellEnd"/>
+      <w:r>
+        <w:rPr>
+          <w:rFonts w:ascii="Times New Roman" w:hAnsi="Times New Roman" w:cs="Times New Roman"/>
+          <w:sz w:val="28"/>
+          <w:szCs w:val="28"/>
+          <w:lang w:val="en-US"/>
+        </w:rPr>
+        <w:t xml:space="preserve"> (di </w:t>
+      </w:r>
+      <w:proofErr w:type="spellStart"/>
+      <w:r>
+        <w:rPr>
+          <w:rFonts w:ascii="Times New Roman" w:hAnsi="Times New Roman" w:cs="Times New Roman"/>
+          <w:sz w:val="28"/>
+          <w:szCs w:val="28"/>
+          <w:lang w:val="en-US"/>
+        </w:rPr>
+        <w:t>dalam</w:t>
+      </w:r>
+      <w:proofErr w:type="spellEnd"/>
+      <w:r>
+        <w:rPr>
+          <w:rFonts w:ascii="Times New Roman" w:hAnsi="Times New Roman" w:cs="Times New Roman"/>
+          <w:sz w:val="28"/>
+          <w:szCs w:val="28"/>
+          <w:lang w:val="en-US"/>
+        </w:rPr>
+        <w:t xml:space="preserve"> </w:t>
+      </w:r>
+      <w:proofErr w:type="spellStart"/>
+      <w:r>
+        <w:rPr>
+          <w:rFonts w:ascii="Times New Roman" w:hAnsi="Times New Roman" w:cs="Times New Roman"/>
+          <w:sz w:val="28"/>
+          <w:szCs w:val="28"/>
+          <w:lang w:val="en-US"/>
+        </w:rPr>
+        <w:t>atau</w:t>
+      </w:r>
+      <w:proofErr w:type="spellEnd"/>
+      <w:r>
+        <w:rPr>
+          <w:rFonts w:ascii="Times New Roman" w:hAnsi="Times New Roman" w:cs="Times New Roman"/>
+          <w:sz w:val="28"/>
+          <w:szCs w:val="28"/>
+          <w:lang w:val="en-US"/>
+        </w:rPr>
+        <w:t xml:space="preserve"> di </w:t>
+      </w:r>
+      <w:proofErr w:type="spellStart"/>
+      <w:r>
+        <w:rPr>
+          <w:rFonts w:ascii="Times New Roman" w:hAnsi="Times New Roman" w:cs="Times New Roman"/>
+          <w:sz w:val="28"/>
+          <w:szCs w:val="28"/>
+          <w:lang w:val="en-US"/>
+        </w:rPr>
+        <w:t>luar</w:t>
+      </w:r>
+      <w:proofErr w:type="spellEnd"/>
+      <w:r>
+        <w:rPr>
+          <w:rFonts w:ascii="Times New Roman" w:hAnsi="Times New Roman" w:cs="Times New Roman"/>
+          <w:sz w:val="28"/>
+          <w:szCs w:val="28"/>
+          <w:lang w:val="en-US"/>
+        </w:rPr>
+        <w:t xml:space="preserve"> </w:t>
       </w:r>
       <w:r>
         <w:rPr>
@@ -1018,16 +5084,96 @@
           <w:szCs w:val="28"/>
           <w:lang w:val="en-US"/>
         </w:rPr>
-        <w:t>, t</w:t>
-      </w:r>
-      <w:r>
-        <w:rPr>
-          <w:rFonts w:ascii="Times New Roman" w:hAnsi="Times New Roman" w:cs="Times New Roman"/>
-          <w:sz w:val="28"/>
-          <w:szCs w:val="28"/>
-          <w:lang w:val="en-US"/>
-        </w:rPr>
-        <w:t xml:space="preserve">anpa izin tertulis dari </w:t>
+        <w:t xml:space="preserve">, </w:t>
+      </w:r>
+      <w:proofErr w:type="spellStart"/>
+      <w:r>
+        <w:rPr>
+          <w:rFonts w:ascii="Times New Roman" w:hAnsi="Times New Roman" w:cs="Times New Roman"/>
+          <w:sz w:val="28"/>
+          <w:szCs w:val="28"/>
+          <w:lang w:val="en-US"/>
+        </w:rPr>
+        <w:t>t</w:t>
+      </w:r>
+      <w:r>
+        <w:rPr>
+          <w:rFonts w:ascii="Times New Roman" w:hAnsi="Times New Roman" w:cs="Times New Roman"/>
+          <w:sz w:val="28"/>
+          <w:szCs w:val="28"/>
+          <w:lang w:val="en-US"/>
+        </w:rPr>
+        <w:t>anpa</w:t>
+      </w:r>
+      <w:proofErr w:type="spellEnd"/>
+      <w:r>
+        <w:rPr>
+          <w:rFonts w:ascii="Times New Roman" w:hAnsi="Times New Roman" w:cs="Times New Roman"/>
+          <w:sz w:val="28"/>
+          <w:szCs w:val="28"/>
+          <w:lang w:val="en-US"/>
+        </w:rPr>
+        <w:t xml:space="preserve"> </w:t>
+      </w:r>
+      <w:proofErr w:type="spellStart"/>
+      <w:r>
+        <w:rPr>
+          <w:rFonts w:ascii="Times New Roman" w:hAnsi="Times New Roman" w:cs="Times New Roman"/>
+          <w:sz w:val="28"/>
+          <w:szCs w:val="28"/>
+          <w:lang w:val="en-US"/>
+        </w:rPr>
+        <w:t>izin</w:t>
+      </w:r>
+      <w:proofErr w:type="spellEnd"/>
+      <w:r>
+        <w:rPr>
+          <w:rFonts w:ascii="Times New Roman" w:hAnsi="Times New Roman" w:cs="Times New Roman"/>
+          <w:sz w:val="28"/>
+          <w:szCs w:val="28"/>
+          <w:lang w:val="en-US"/>
+        </w:rPr>
+        <w:t xml:space="preserve"> </w:t>
+      </w:r>
+      <w:proofErr w:type="spellStart"/>
+      <w:r>
+        <w:rPr>
+          <w:rFonts w:ascii="Times New Roman" w:hAnsi="Times New Roman" w:cs="Times New Roman"/>
+          <w:sz w:val="28"/>
+          <w:szCs w:val="28"/>
+          <w:lang w:val="en-US"/>
+        </w:rPr>
+        <w:t>tertulis</w:t>
+      </w:r>
+      <w:proofErr w:type="spellEnd"/>
+      <w:r>
+        <w:rPr>
+          <w:rFonts w:ascii="Times New Roman" w:hAnsi="Times New Roman" w:cs="Times New Roman"/>
+          <w:sz w:val="28"/>
+          <w:szCs w:val="28"/>
+          <w:lang w:val="en-US"/>
+        </w:rPr>
+        <w:t xml:space="preserve"> </w:t>
+      </w:r>
+      <w:proofErr w:type="spellStart"/>
+      <w:r>
+        <w:rPr>
+          <w:rFonts w:ascii="Times New Roman" w:hAnsi="Times New Roman" w:cs="Times New Roman"/>
+          <w:sz w:val="28"/>
+          <w:szCs w:val="28"/>
+          <w:lang w:val="en-US"/>
+        </w:rPr>
+        <w:t>dari</w:t>
+      </w:r>
+      <w:proofErr w:type="spellEnd"/>
+      <w:r>
+        <w:rPr>
+          <w:rFonts w:ascii="Times New Roman" w:hAnsi="Times New Roman" w:cs="Times New Roman"/>
+          <w:sz w:val="28"/>
+          <w:szCs w:val="28"/>
+          <w:lang w:val="en-US"/>
+        </w:rPr>
+        <w:t xml:space="preserve"> </w:t>
       </w:r>
       <w:r>
         <w:rPr>
@@ -1078,7 +5224,387 @@
           <w:szCs w:val="28"/>
           <w:lang w:val="en-US"/>
         </w:rPr>
-        <w:t xml:space="preserve">Saya juga menyatakan, menegaskan, menyatakan dan saya menandatangani bahwa makalah ini atau bagian penting dari makalah belum diterbitkan Jurnal lain (di dalam atau di luar </w:t>
+        <w:t xml:space="preserve">Saya juga </w:t>
+      </w:r>
+      <w:proofErr w:type="spellStart"/>
+      <w:r>
+        <w:rPr>
+          <w:rFonts w:ascii="Times New Roman" w:hAnsi="Times New Roman" w:cs="Times New Roman"/>
+          <w:sz w:val="28"/>
+          <w:szCs w:val="28"/>
+          <w:lang w:val="en-US"/>
+        </w:rPr>
+        <w:t>menyatakan</w:t>
+      </w:r>
+      <w:proofErr w:type="spellEnd"/>
+      <w:r>
+        <w:rPr>
+          <w:rFonts w:ascii="Times New Roman" w:hAnsi="Times New Roman" w:cs="Times New Roman"/>
+          <w:sz w:val="28"/>
+          <w:szCs w:val="28"/>
+          <w:lang w:val="en-US"/>
+        </w:rPr>
+        <w:t xml:space="preserve">, </w:t>
+      </w:r>
+      <w:proofErr w:type="spellStart"/>
+      <w:r>
+        <w:rPr>
+          <w:rFonts w:ascii="Times New Roman" w:hAnsi="Times New Roman" w:cs="Times New Roman"/>
+          <w:sz w:val="28"/>
+          <w:szCs w:val="28"/>
+          <w:lang w:val="en-US"/>
+        </w:rPr>
+        <w:t>menegaskan</w:t>
+      </w:r>
+      <w:proofErr w:type="spellEnd"/>
+      <w:r>
+        <w:rPr>
+          <w:rFonts w:ascii="Times New Roman" w:hAnsi="Times New Roman" w:cs="Times New Roman"/>
+          <w:sz w:val="28"/>
+          <w:szCs w:val="28"/>
+          <w:lang w:val="en-US"/>
+        </w:rPr>
+        <w:t xml:space="preserve">, </w:t>
+      </w:r>
+      <w:proofErr w:type="spellStart"/>
+      <w:r>
+        <w:rPr>
+          <w:rFonts w:ascii="Times New Roman" w:hAnsi="Times New Roman" w:cs="Times New Roman"/>
+          <w:sz w:val="28"/>
+          <w:szCs w:val="28"/>
+          <w:lang w:val="en-US"/>
+        </w:rPr>
+        <w:t>menyatakan</w:t>
+      </w:r>
+      <w:proofErr w:type="spellEnd"/>
+      <w:r>
+        <w:rPr>
+          <w:rFonts w:ascii="Times New Roman" w:hAnsi="Times New Roman" w:cs="Times New Roman"/>
+          <w:sz w:val="28"/>
+          <w:szCs w:val="28"/>
+          <w:lang w:val="en-US"/>
+        </w:rPr>
+        <w:t xml:space="preserve"> dan </w:t>
+      </w:r>
+      <w:proofErr w:type="spellStart"/>
+      <w:r>
+        <w:rPr>
+          <w:rFonts w:ascii="Times New Roman" w:hAnsi="Times New Roman" w:cs="Times New Roman"/>
+          <w:sz w:val="28"/>
+          <w:szCs w:val="28"/>
+          <w:lang w:val="en-US"/>
+        </w:rPr>
+        <w:t>saya</w:t>
+      </w:r>
+      <w:proofErr w:type="spellEnd"/>
+      <w:r>
+        <w:rPr>
+          <w:rFonts w:ascii="Times New Roman" w:hAnsi="Times New Roman" w:cs="Times New Roman"/>
+          <w:sz w:val="28"/>
+          <w:szCs w:val="28"/>
+          <w:lang w:val="en-US"/>
+        </w:rPr>
+        <w:t xml:space="preserve"> </w:t>
+      </w:r>
+      <w:proofErr w:type="spellStart"/>
+      <w:r>
+        <w:rPr>
+          <w:rFonts w:ascii="Times New Roman" w:hAnsi="Times New Roman" w:cs="Times New Roman"/>
+          <w:sz w:val="28"/>
+          <w:szCs w:val="28"/>
+          <w:lang w:val="en-US"/>
+        </w:rPr>
+        <w:t>menandatangani</w:t>
+      </w:r>
+      <w:proofErr w:type="spellEnd"/>
+      <w:r>
+        <w:rPr>
+          <w:rFonts w:ascii="Times New Roman" w:hAnsi="Times New Roman" w:cs="Times New Roman"/>
+          <w:sz w:val="28"/>
+          <w:szCs w:val="28"/>
+          <w:lang w:val="en-US"/>
+        </w:rPr>
+        <w:t xml:space="preserve"> </w:t>
+      </w:r>
+      <w:proofErr w:type="spellStart"/>
+      <w:r>
+        <w:rPr>
+          <w:rFonts w:ascii="Times New Roman" w:hAnsi="Times New Roman" w:cs="Times New Roman"/>
+          <w:sz w:val="28"/>
+          <w:szCs w:val="28"/>
+          <w:lang w:val="en-US"/>
+        </w:rPr>
+        <w:t>bahwa</w:t>
+      </w:r>
+      <w:proofErr w:type="spellEnd"/>
+      <w:r>
+        <w:rPr>
+          <w:rFonts w:ascii="Times New Roman" w:hAnsi="Times New Roman" w:cs="Times New Roman"/>
+          <w:sz w:val="28"/>
+          <w:szCs w:val="28"/>
+          <w:lang w:val="en-US"/>
+        </w:rPr>
+        <w:t xml:space="preserve"> </w:t>
+      </w:r>
+      <w:proofErr w:type="spellStart"/>
+      <w:r>
+        <w:rPr>
+          <w:rFonts w:ascii="Times New Roman" w:hAnsi="Times New Roman" w:cs="Times New Roman"/>
+          <w:sz w:val="28"/>
+          <w:szCs w:val="28"/>
+          <w:lang w:val="en-US"/>
+        </w:rPr>
+        <w:t>makalah</w:t>
+      </w:r>
+      <w:proofErr w:type="spellEnd"/>
+      <w:r>
+        <w:rPr>
+          <w:rFonts w:ascii="Times New Roman" w:hAnsi="Times New Roman" w:cs="Times New Roman"/>
+          <w:sz w:val="28"/>
+          <w:szCs w:val="28"/>
+          <w:lang w:val="en-US"/>
+        </w:rPr>
+        <w:t xml:space="preserve"> </w:t>
+      </w:r>
+      <w:proofErr w:type="spellStart"/>
+      <w:r>
+        <w:rPr>
+          <w:rFonts w:ascii="Times New Roman" w:hAnsi="Times New Roman" w:cs="Times New Roman"/>
+          <w:sz w:val="28"/>
+          <w:szCs w:val="28"/>
+          <w:lang w:val="en-US"/>
+        </w:rPr>
+        <w:t>ini</w:t>
+      </w:r>
+      <w:proofErr w:type="spellEnd"/>
+      <w:r>
+        <w:rPr>
+          <w:rFonts w:ascii="Times New Roman" w:hAnsi="Times New Roman" w:cs="Times New Roman"/>
+          <w:sz w:val="28"/>
+          <w:szCs w:val="28"/>
+          <w:lang w:val="en-US"/>
+        </w:rPr>
+        <w:t xml:space="preserve"> </w:t>
+      </w:r>
+      <w:proofErr w:type="spellStart"/>
+      <w:r>
+        <w:rPr>
+          <w:rFonts w:ascii="Times New Roman" w:hAnsi="Times New Roman" w:cs="Times New Roman"/>
+          <w:sz w:val="28"/>
+          <w:szCs w:val="28"/>
+          <w:lang w:val="en-US"/>
+        </w:rPr>
+        <w:t>atau</w:t>
+      </w:r>
+      <w:proofErr w:type="spellEnd"/>
+      <w:r>
+        <w:rPr>
+          <w:rFonts w:ascii="Times New Roman" w:hAnsi="Times New Roman" w:cs="Times New Roman"/>
+          <w:sz w:val="28"/>
+          <w:szCs w:val="28"/>
+          <w:lang w:val="en-US"/>
+        </w:rPr>
+        <w:t xml:space="preserve"> </w:t>
+      </w:r>
+      <w:proofErr w:type="spellStart"/>
+      <w:r>
+        <w:rPr>
+          <w:rFonts w:ascii="Times New Roman" w:hAnsi="Times New Roman" w:cs="Times New Roman"/>
+          <w:sz w:val="28"/>
+          <w:szCs w:val="28"/>
+          <w:lang w:val="en-US"/>
+        </w:rPr>
+        <w:t>bagian</w:t>
+      </w:r>
+      <w:proofErr w:type="spellEnd"/>
+      <w:r>
+        <w:rPr>
+          <w:rFonts w:ascii="Times New Roman" w:hAnsi="Times New Roman" w:cs="Times New Roman"/>
+          <w:sz w:val="28"/>
+          <w:szCs w:val="28"/>
+          <w:lang w:val="en-US"/>
+        </w:rPr>
+        <w:t xml:space="preserve"> </w:t>
+      </w:r>
+      <w:proofErr w:type="spellStart"/>
+      <w:r>
+        <w:rPr>
+          <w:rFonts w:ascii="Times New Roman" w:hAnsi="Times New Roman" w:cs="Times New Roman"/>
+          <w:sz w:val="28"/>
+          <w:szCs w:val="28"/>
+          <w:lang w:val="en-US"/>
+        </w:rPr>
+        <w:t>penting</w:t>
+      </w:r>
+      <w:proofErr w:type="spellEnd"/>
+      <w:r>
+        <w:rPr>
+          <w:rFonts w:ascii="Times New Roman" w:hAnsi="Times New Roman" w:cs="Times New Roman"/>
+          <w:sz w:val="28"/>
+          <w:szCs w:val="28"/>
+          <w:lang w:val="en-US"/>
+        </w:rPr>
+        <w:t xml:space="preserve"> </w:t>
+      </w:r>
+      <w:proofErr w:type="spellStart"/>
+      <w:r>
+        <w:rPr>
+          <w:rFonts w:ascii="Times New Roman" w:hAnsi="Times New Roman" w:cs="Times New Roman"/>
+          <w:sz w:val="28"/>
+          <w:szCs w:val="28"/>
+          <w:lang w:val="en-US"/>
+        </w:rPr>
+        <w:t>dari</w:t>
+      </w:r>
+      <w:proofErr w:type="spellEnd"/>
+      <w:r>
+        <w:rPr>
+          <w:rFonts w:ascii="Times New Roman" w:hAnsi="Times New Roman" w:cs="Times New Roman"/>
+          <w:sz w:val="28"/>
+          <w:szCs w:val="28"/>
+          <w:lang w:val="en-US"/>
+        </w:rPr>
+        <w:t xml:space="preserve"> </w:t>
+      </w:r>
+      <w:proofErr w:type="spellStart"/>
+      <w:r>
+        <w:rPr>
+          <w:rFonts w:ascii="Times New Roman" w:hAnsi="Times New Roman" w:cs="Times New Roman"/>
+          <w:sz w:val="28"/>
+          <w:szCs w:val="28"/>
+          <w:lang w:val="en-US"/>
+        </w:rPr>
+        <w:t>makalah</w:t>
+      </w:r>
+      <w:proofErr w:type="spellEnd"/>
+      <w:r>
+        <w:rPr>
+          <w:rFonts w:ascii="Times New Roman" w:hAnsi="Times New Roman" w:cs="Times New Roman"/>
+          <w:sz w:val="28"/>
+          <w:szCs w:val="28"/>
+          <w:lang w:val="en-US"/>
+        </w:rPr>
+        <w:t xml:space="preserve"> </w:t>
+      </w:r>
+      <w:proofErr w:type="spellStart"/>
+      <w:r>
+        <w:rPr>
+          <w:rFonts w:ascii="Times New Roman" w:hAnsi="Times New Roman" w:cs="Times New Roman"/>
+          <w:sz w:val="28"/>
+          <w:szCs w:val="28"/>
+          <w:lang w:val="en-US"/>
+        </w:rPr>
+        <w:t>belum</w:t>
+      </w:r>
+      <w:proofErr w:type="spellEnd"/>
+      <w:r>
+        <w:rPr>
+          <w:rFonts w:ascii="Times New Roman" w:hAnsi="Times New Roman" w:cs="Times New Roman"/>
+          <w:sz w:val="28"/>
+          <w:szCs w:val="28"/>
+          <w:lang w:val="en-US"/>
+        </w:rPr>
+        <w:t xml:space="preserve"> </w:t>
+      </w:r>
+      <w:proofErr w:type="spellStart"/>
+      <w:r>
+        <w:rPr>
+          <w:rFonts w:ascii="Times New Roman" w:hAnsi="Times New Roman" w:cs="Times New Roman"/>
+          <w:sz w:val="28"/>
+          <w:szCs w:val="28"/>
+          <w:lang w:val="en-US"/>
+        </w:rPr>
+        <w:t>diterbitkan</w:t>
+      </w:r>
+      <w:proofErr w:type="spellEnd"/>
+      <w:r>
+        <w:rPr>
+          <w:rFonts w:ascii="Times New Roman" w:hAnsi="Times New Roman" w:cs="Times New Roman"/>
+          <w:sz w:val="28"/>
+          <w:szCs w:val="28"/>
+          <w:lang w:val="en-US"/>
+        </w:rPr>
+        <w:t xml:space="preserve"> </w:t>
+      </w:r>
+      <w:proofErr w:type="spellStart"/>
+      <w:r>
+        <w:rPr>
+          <w:rFonts w:ascii="Times New Roman" w:hAnsi="Times New Roman" w:cs="Times New Roman"/>
+          <w:sz w:val="28"/>
+          <w:szCs w:val="28"/>
+          <w:lang w:val="en-US"/>
+        </w:rPr>
+        <w:t>Jurnal</w:t>
+      </w:r>
+      <w:proofErr w:type="spellEnd"/>
+      <w:r>
+        <w:rPr>
+          <w:rFonts w:ascii="Times New Roman" w:hAnsi="Times New Roman" w:cs="Times New Roman"/>
+          <w:sz w:val="28"/>
+          <w:szCs w:val="28"/>
+          <w:lang w:val="en-US"/>
+        </w:rPr>
+        <w:t xml:space="preserve"> lain (di </w:t>
+      </w:r>
+      <w:proofErr w:type="spellStart"/>
+      <w:r>
+        <w:rPr>
+          <w:rFonts w:ascii="Times New Roman" w:hAnsi="Times New Roman" w:cs="Times New Roman"/>
+          <w:sz w:val="28"/>
+          <w:szCs w:val="28"/>
+          <w:lang w:val="en-US"/>
+        </w:rPr>
+        <w:t>dalam</w:t>
+      </w:r>
+      <w:proofErr w:type="spellEnd"/>
+      <w:r>
+        <w:rPr>
+          <w:rFonts w:ascii="Times New Roman" w:hAnsi="Times New Roman" w:cs="Times New Roman"/>
+          <w:sz w:val="28"/>
+          <w:szCs w:val="28"/>
+          <w:lang w:val="en-US"/>
+        </w:rPr>
+        <w:t xml:space="preserve"> </w:t>
+      </w:r>
+      <w:proofErr w:type="spellStart"/>
+      <w:r>
+        <w:rPr>
+          <w:rFonts w:ascii="Times New Roman" w:hAnsi="Times New Roman" w:cs="Times New Roman"/>
+          <w:sz w:val="28"/>
+          <w:szCs w:val="28"/>
+          <w:lang w:val="en-US"/>
+        </w:rPr>
+        <w:t>atau</w:t>
+      </w:r>
+      <w:proofErr w:type="spellEnd"/>
+      <w:r>
+        <w:rPr>
+          <w:rFonts w:ascii="Times New Roman" w:hAnsi="Times New Roman" w:cs="Times New Roman"/>
+          <w:sz w:val="28"/>
+          <w:szCs w:val="28"/>
+          <w:lang w:val="en-US"/>
+        </w:rPr>
+        <w:t xml:space="preserve"> di </w:t>
+      </w:r>
+      <w:proofErr w:type="spellStart"/>
+      <w:r>
+        <w:rPr>
+          <w:rFonts w:ascii="Times New Roman" w:hAnsi="Times New Roman" w:cs="Times New Roman"/>
+          <w:sz w:val="28"/>
+          <w:szCs w:val="28"/>
+          <w:lang w:val="en-US"/>
+        </w:rPr>
+        <w:t>luar</w:t>
+      </w:r>
+      <w:proofErr w:type="spellEnd"/>
+      <w:r>
+        <w:rPr>
+          <w:rFonts w:ascii="Times New Roman" w:hAnsi="Times New Roman" w:cs="Times New Roman"/>
+          <w:sz w:val="28"/>
+          <w:szCs w:val="28"/>
+          <w:lang w:val="en-US"/>
+        </w:rPr>
+        <w:t xml:space="preserve"> </w:t>
       </w:r>
       <w:r>
         <w:rPr>
@@ -1096,7 +5622,107 @@
           <w:szCs w:val="28"/>
           <w:lang w:val="en-US"/>
         </w:rPr>
-        <w:t xml:space="preserve">) Prosiding Konferensi (di dalam atau di luar </w:t>
+        <w:t xml:space="preserve">) </w:t>
+      </w:r>
+      <w:proofErr w:type="spellStart"/>
+      <w:r>
+        <w:rPr>
+          <w:rFonts w:ascii="Times New Roman" w:hAnsi="Times New Roman" w:cs="Times New Roman"/>
+          <w:sz w:val="28"/>
+          <w:szCs w:val="28"/>
+          <w:lang w:val="en-US"/>
+        </w:rPr>
+        <w:t>Prosiding</w:t>
+      </w:r>
+      <w:proofErr w:type="spellEnd"/>
+      <w:r>
+        <w:rPr>
+          <w:rFonts w:ascii="Times New Roman" w:hAnsi="Times New Roman" w:cs="Times New Roman"/>
+          <w:sz w:val="28"/>
+          <w:szCs w:val="28"/>
+          <w:lang w:val="en-US"/>
+        </w:rPr>
+        <w:t xml:space="preserve"> </w:t>
+      </w:r>
+      <w:proofErr w:type="spellStart"/>
+      <w:r>
+        <w:rPr>
+          <w:rFonts w:ascii="Times New Roman" w:hAnsi="Times New Roman" w:cs="Times New Roman"/>
+          <w:sz w:val="28"/>
+          <w:szCs w:val="28"/>
+          <w:lang w:val="en-US"/>
+        </w:rPr>
+        <w:t>Konferensi</w:t>
+      </w:r>
+      <w:proofErr w:type="spellEnd"/>
+      <w:r>
+        <w:rPr>
+          <w:rFonts w:ascii="Times New Roman" w:hAnsi="Times New Roman" w:cs="Times New Roman"/>
+          <w:sz w:val="28"/>
+          <w:szCs w:val="28"/>
+          <w:lang w:val="en-US"/>
+        </w:rPr>
+        <w:t xml:space="preserve"> (di </w:t>
+      </w:r>
+      <w:proofErr w:type="spellStart"/>
+      <w:r>
+        <w:rPr>
+          <w:rFonts w:ascii="Times New Roman" w:hAnsi="Times New Roman" w:cs="Times New Roman"/>
+          <w:sz w:val="28"/>
+          <w:szCs w:val="28"/>
+          <w:lang w:val="en-US"/>
+        </w:rPr>
+        <w:t>dalam</w:t>
+      </w:r>
+      <w:proofErr w:type="spellEnd"/>
+      <w:r>
+        <w:rPr>
+          <w:rFonts w:ascii="Times New Roman" w:hAnsi="Times New Roman" w:cs="Times New Roman"/>
+          <w:sz w:val="28"/>
+          <w:szCs w:val="28"/>
+          <w:lang w:val="en-US"/>
+        </w:rPr>
+        <w:t xml:space="preserve"> </w:t>
+      </w:r>
+      <w:proofErr w:type="spellStart"/>
+      <w:r>
+        <w:rPr>
+          <w:rFonts w:ascii="Times New Roman" w:hAnsi="Times New Roman" w:cs="Times New Roman"/>
+          <w:sz w:val="28"/>
+          <w:szCs w:val="28"/>
+          <w:lang w:val="en-US"/>
+        </w:rPr>
+        <w:t>atau</w:t>
+      </w:r>
+      <w:proofErr w:type="spellEnd"/>
+      <w:r>
+        <w:rPr>
+          <w:rFonts w:ascii="Times New Roman" w:hAnsi="Times New Roman" w:cs="Times New Roman"/>
+          <w:sz w:val="28"/>
+          <w:szCs w:val="28"/>
+          <w:lang w:val="en-US"/>
+        </w:rPr>
+        <w:t xml:space="preserve"> di </w:t>
+      </w:r>
+      <w:proofErr w:type="spellStart"/>
+      <w:r>
+        <w:rPr>
+          <w:rFonts w:ascii="Times New Roman" w:hAnsi="Times New Roman" w:cs="Times New Roman"/>
+          <w:sz w:val="28"/>
+          <w:szCs w:val="28"/>
+          <w:lang w:val="en-US"/>
+        </w:rPr>
+        <w:t>luar</w:t>
+      </w:r>
+      <w:proofErr w:type="spellEnd"/>
+      <w:r>
+        <w:rPr>
+          <w:rFonts w:ascii="Times New Roman" w:hAnsi="Times New Roman" w:cs="Times New Roman"/>
+          <w:sz w:val="28"/>
+          <w:szCs w:val="28"/>
+          <w:lang w:val="en-US"/>
+        </w:rPr>
+        <w:t xml:space="preserve"> </w:t>
       </w:r>
       <w:r>
         <w:rPr>
@@ -1114,7 +5740,87 @@
           <w:szCs w:val="28"/>
           <w:lang w:val="en-US"/>
         </w:rPr>
-        <w:t xml:space="preserve">), Buku (di dalam atau di luar </w:t>
+        <w:t xml:space="preserve">), </w:t>
+      </w:r>
+      <w:proofErr w:type="spellStart"/>
+      <w:r>
+        <w:rPr>
+          <w:rFonts w:ascii="Times New Roman" w:hAnsi="Times New Roman" w:cs="Times New Roman"/>
+          <w:sz w:val="28"/>
+          <w:szCs w:val="28"/>
+          <w:lang w:val="en-US"/>
+        </w:rPr>
+        <w:t>Buku</w:t>
+      </w:r>
+      <w:proofErr w:type="spellEnd"/>
+      <w:r>
+        <w:rPr>
+          <w:rFonts w:ascii="Times New Roman" w:hAnsi="Times New Roman" w:cs="Times New Roman"/>
+          <w:sz w:val="28"/>
+          <w:szCs w:val="28"/>
+          <w:lang w:val="en-US"/>
+        </w:rPr>
+        <w:t xml:space="preserve"> (di </w:t>
+      </w:r>
+      <w:proofErr w:type="spellStart"/>
+      <w:r>
+        <w:rPr>
+          <w:rFonts w:ascii="Times New Roman" w:hAnsi="Times New Roman" w:cs="Times New Roman"/>
+          <w:sz w:val="28"/>
+          <w:szCs w:val="28"/>
+          <w:lang w:val="en-US"/>
+        </w:rPr>
+        <w:t>dalam</w:t>
+      </w:r>
+      <w:proofErr w:type="spellEnd"/>
+      <w:r>
+        <w:rPr>
+          <w:rFonts w:ascii="Times New Roman" w:hAnsi="Times New Roman" w:cs="Times New Roman"/>
+          <w:sz w:val="28"/>
+          <w:szCs w:val="28"/>
+          <w:lang w:val="en-US"/>
+        </w:rPr>
+        <w:t xml:space="preserve"> </w:t>
+      </w:r>
+      <w:proofErr w:type="spellStart"/>
+      <w:r>
+        <w:rPr>
+          <w:rFonts w:ascii="Times New Roman" w:hAnsi="Times New Roman" w:cs="Times New Roman"/>
+          <w:sz w:val="28"/>
+          <w:szCs w:val="28"/>
+          <w:lang w:val="en-US"/>
+        </w:rPr>
+        <w:t>atau</w:t>
+      </w:r>
+      <w:proofErr w:type="spellEnd"/>
+      <w:r>
+        <w:rPr>
+          <w:rFonts w:ascii="Times New Roman" w:hAnsi="Times New Roman" w:cs="Times New Roman"/>
+          <w:sz w:val="28"/>
+          <w:szCs w:val="28"/>
+          <w:lang w:val="en-US"/>
+        </w:rPr>
+        <w:t xml:space="preserve"> di </w:t>
+      </w:r>
+      <w:proofErr w:type="spellStart"/>
+      <w:r>
+        <w:rPr>
+          <w:rFonts w:ascii="Times New Roman" w:hAnsi="Times New Roman" w:cs="Times New Roman"/>
+          <w:sz w:val="28"/>
+          <w:szCs w:val="28"/>
+          <w:lang w:val="en-US"/>
+        </w:rPr>
+        <w:t>luar</w:t>
+      </w:r>
+      <w:proofErr w:type="spellEnd"/>
+      <w:r>
+        <w:rPr>
+          <w:rFonts w:ascii="Times New Roman" w:hAnsi="Times New Roman" w:cs="Times New Roman"/>
+          <w:sz w:val="28"/>
+          <w:szCs w:val="28"/>
+          <w:lang w:val="en-US"/>
+        </w:rPr>
+        <w:t xml:space="preserve"> </w:t>
       </w:r>
       <w:r>
         <w:rPr>
@@ -1132,7 +5838,107 @@
           <w:szCs w:val="28"/>
           <w:lang w:val="en-US"/>
         </w:rPr>
-        <w:t xml:space="preserve">). Dalam kasus pelanggaran ketentuan di atas, </w:t>
+        <w:t xml:space="preserve">). </w:t>
+      </w:r>
+      <w:proofErr w:type="spellStart"/>
+      <w:r>
+        <w:rPr>
+          <w:rFonts w:ascii="Times New Roman" w:hAnsi="Times New Roman" w:cs="Times New Roman"/>
+          <w:sz w:val="28"/>
+          <w:szCs w:val="28"/>
+          <w:lang w:val="en-US"/>
+        </w:rPr>
+        <w:t>Dalam</w:t>
+      </w:r>
+      <w:proofErr w:type="spellEnd"/>
+      <w:r>
+        <w:rPr>
+          <w:rFonts w:ascii="Times New Roman" w:hAnsi="Times New Roman" w:cs="Times New Roman"/>
+          <w:sz w:val="28"/>
+          <w:szCs w:val="28"/>
+          <w:lang w:val="en-US"/>
+        </w:rPr>
+        <w:t xml:space="preserve"> </w:t>
+      </w:r>
+      <w:proofErr w:type="spellStart"/>
+      <w:r>
+        <w:rPr>
+          <w:rFonts w:ascii="Times New Roman" w:hAnsi="Times New Roman" w:cs="Times New Roman"/>
+          <w:sz w:val="28"/>
+          <w:szCs w:val="28"/>
+          <w:lang w:val="en-US"/>
+        </w:rPr>
+        <w:t>kasus</w:t>
+      </w:r>
+      <w:proofErr w:type="spellEnd"/>
+      <w:r>
+        <w:rPr>
+          <w:rFonts w:ascii="Times New Roman" w:hAnsi="Times New Roman" w:cs="Times New Roman"/>
+          <w:sz w:val="28"/>
+          <w:szCs w:val="28"/>
+          <w:lang w:val="en-US"/>
+        </w:rPr>
+        <w:t xml:space="preserve"> </w:t>
+      </w:r>
+      <w:proofErr w:type="spellStart"/>
+      <w:r>
+        <w:rPr>
+          <w:rFonts w:ascii="Times New Roman" w:hAnsi="Times New Roman" w:cs="Times New Roman"/>
+          <w:sz w:val="28"/>
+          <w:szCs w:val="28"/>
+          <w:lang w:val="en-US"/>
+        </w:rPr>
+        <w:t>pelanggaran</w:t>
+      </w:r>
+      <w:proofErr w:type="spellEnd"/>
+      <w:r>
+        <w:rPr>
+          <w:rFonts w:ascii="Times New Roman" w:hAnsi="Times New Roman" w:cs="Times New Roman"/>
+          <w:sz w:val="28"/>
+          <w:szCs w:val="28"/>
+          <w:lang w:val="en-US"/>
+        </w:rPr>
+        <w:t xml:space="preserve"> </w:t>
+      </w:r>
+      <w:proofErr w:type="spellStart"/>
+      <w:r>
+        <w:rPr>
+          <w:rFonts w:ascii="Times New Roman" w:hAnsi="Times New Roman" w:cs="Times New Roman"/>
+          <w:sz w:val="28"/>
+          <w:szCs w:val="28"/>
+          <w:lang w:val="en-US"/>
+        </w:rPr>
+        <w:t>ketentuan</w:t>
+      </w:r>
+      <w:proofErr w:type="spellEnd"/>
+      <w:r>
+        <w:rPr>
+          <w:rFonts w:ascii="Times New Roman" w:hAnsi="Times New Roman" w:cs="Times New Roman"/>
+          <w:sz w:val="28"/>
+          <w:szCs w:val="28"/>
+          <w:lang w:val="en-US"/>
+        </w:rPr>
+        <w:t xml:space="preserve"> di </w:t>
+      </w:r>
+      <w:proofErr w:type="spellStart"/>
+      <w:r>
+        <w:rPr>
+          <w:rFonts w:ascii="Times New Roman" w:hAnsi="Times New Roman" w:cs="Times New Roman"/>
+          <w:sz w:val="28"/>
+          <w:szCs w:val="28"/>
+          <w:lang w:val="en-US"/>
+        </w:rPr>
+        <w:t>atas</w:t>
+      </w:r>
+      <w:proofErr w:type="spellEnd"/>
+      <w:r>
+        <w:rPr>
+          <w:rFonts w:ascii="Times New Roman" w:hAnsi="Times New Roman" w:cs="Times New Roman"/>
+          <w:sz w:val="28"/>
+          <w:szCs w:val="28"/>
+          <w:lang w:val="en-US"/>
+        </w:rPr>
+        <w:t xml:space="preserve">, </w:t>
       </w:r>
       <w:r>
         <w:rPr>
@@ -1150,8 +5956,49 @@
           <w:szCs w:val="28"/>
           <w:lang w:val="en-US"/>
         </w:rPr>
-        <w:t xml:space="preserve"> dapat menolak </w:t>
-      </w:r>
+        <w:t xml:space="preserve"> </w:t>
+      </w:r>
+      <w:proofErr w:type="spellStart"/>
+      <w:r>
+        <w:rPr>
+          <w:rFonts w:ascii="Times New Roman" w:hAnsi="Times New Roman" w:cs="Times New Roman"/>
+          <w:sz w:val="28"/>
+          <w:szCs w:val="28"/>
+          <w:lang w:val="en-US"/>
+        </w:rPr>
+        <w:t>dapat</w:t>
+      </w:r>
+      <w:proofErr w:type="spellEnd"/>
+      <w:r>
+        <w:rPr>
+          <w:rFonts w:ascii="Times New Roman" w:hAnsi="Times New Roman" w:cs="Times New Roman"/>
+          <w:sz w:val="28"/>
+          <w:szCs w:val="28"/>
+          <w:lang w:val="en-US"/>
+        </w:rPr>
+        <w:t xml:space="preserve"> </w:t>
+      </w:r>
+      <w:proofErr w:type="spellStart"/>
+      <w:r>
+        <w:rPr>
+          <w:rFonts w:ascii="Times New Roman" w:hAnsi="Times New Roman" w:cs="Times New Roman"/>
+          <w:sz w:val="28"/>
+          <w:szCs w:val="28"/>
+          <w:lang w:val="en-US"/>
+        </w:rPr>
+        <w:t>menolak</w:t>
+      </w:r>
+      <w:proofErr w:type="spellEnd"/>
+      <w:r>
+        <w:rPr>
+          <w:rFonts w:ascii="Times New Roman" w:hAnsi="Times New Roman" w:cs="Times New Roman"/>
+          <w:sz w:val="28"/>
+          <w:szCs w:val="28"/>
+          <w:lang w:val="en-US"/>
+        </w:rPr>
+        <w:t xml:space="preserve"> </w:t>
+      </w:r>
+      <w:proofErr w:type="spellStart"/>
       <w:r>
         <w:rPr>
           <w:rFonts w:ascii="Times New Roman" w:hAnsi="Times New Roman" w:cs="Times New Roman"/>
@@ -1161,14 +6008,175 @@
         </w:rPr>
         <w:t>artikel</w:t>
       </w:r>
-      <w:r>
-        <w:rPr>
-          <w:rFonts w:ascii="Times New Roman" w:hAnsi="Times New Roman" w:cs="Times New Roman"/>
-          <w:sz w:val="28"/>
-          <w:szCs w:val="28"/>
-          <w:lang w:val="en-US"/>
-        </w:rPr>
-        <w:t xml:space="preserve"> yang tidak diterbitkan atau bahkan menarik kembali makalah yang diterbitkan.</w:t>
+      <w:proofErr w:type="spellEnd"/>
+      <w:r>
+        <w:rPr>
+          <w:rFonts w:ascii="Times New Roman" w:hAnsi="Times New Roman" w:cs="Times New Roman"/>
+          <w:sz w:val="28"/>
+          <w:szCs w:val="28"/>
+          <w:lang w:val="en-US"/>
+        </w:rPr>
+        <w:t xml:space="preserve"> yang </w:t>
+      </w:r>
+      <w:proofErr w:type="spellStart"/>
+      <w:r>
+        <w:rPr>
+          <w:rFonts w:ascii="Times New Roman" w:hAnsi="Times New Roman" w:cs="Times New Roman"/>
+          <w:sz w:val="28"/>
+          <w:szCs w:val="28"/>
+          <w:lang w:val="en-US"/>
+        </w:rPr>
+        <w:t>tidak</w:t>
+      </w:r>
+      <w:proofErr w:type="spellEnd"/>
+      <w:r>
+        <w:rPr>
+          <w:rFonts w:ascii="Times New Roman" w:hAnsi="Times New Roman" w:cs="Times New Roman"/>
+          <w:sz w:val="28"/>
+          <w:szCs w:val="28"/>
+          <w:lang w:val="en-US"/>
+        </w:rPr>
+        <w:t xml:space="preserve"> </w:t>
+      </w:r>
+      <w:proofErr w:type="spellStart"/>
+      <w:r>
+        <w:rPr>
+          <w:rFonts w:ascii="Times New Roman" w:hAnsi="Times New Roman" w:cs="Times New Roman"/>
+          <w:sz w:val="28"/>
+          <w:szCs w:val="28"/>
+          <w:lang w:val="en-US"/>
+        </w:rPr>
+        <w:t>diterbitkan</w:t>
+      </w:r>
+      <w:proofErr w:type="spellEnd"/>
+      <w:r>
+        <w:rPr>
+          <w:rFonts w:ascii="Times New Roman" w:hAnsi="Times New Roman" w:cs="Times New Roman"/>
+          <w:sz w:val="28"/>
+          <w:szCs w:val="28"/>
+          <w:lang w:val="en-US"/>
+        </w:rPr>
+        <w:t xml:space="preserve"> </w:t>
+      </w:r>
+      <w:proofErr w:type="spellStart"/>
+      <w:r>
+        <w:rPr>
+          <w:rFonts w:ascii="Times New Roman" w:hAnsi="Times New Roman" w:cs="Times New Roman"/>
+          <w:sz w:val="28"/>
+          <w:szCs w:val="28"/>
+          <w:lang w:val="en-US"/>
+        </w:rPr>
+        <w:t>atau</w:t>
+      </w:r>
+      <w:proofErr w:type="spellEnd"/>
+      <w:r>
+        <w:rPr>
+          <w:rFonts w:ascii="Times New Roman" w:hAnsi="Times New Roman" w:cs="Times New Roman"/>
+          <w:sz w:val="28"/>
+          <w:szCs w:val="28"/>
+          <w:lang w:val="en-US"/>
+        </w:rPr>
+        <w:t xml:space="preserve"> </w:t>
+      </w:r>
+      <w:proofErr w:type="spellStart"/>
+      <w:r>
+        <w:rPr>
+          <w:rFonts w:ascii="Times New Roman" w:hAnsi="Times New Roman" w:cs="Times New Roman"/>
+          <w:sz w:val="28"/>
+          <w:szCs w:val="28"/>
+          <w:lang w:val="en-US"/>
+        </w:rPr>
+        <w:t>bahkan</w:t>
+      </w:r>
+      <w:proofErr w:type="spellEnd"/>
+      <w:r>
+        <w:rPr>
+          <w:rFonts w:ascii="Times New Roman" w:hAnsi="Times New Roman" w:cs="Times New Roman"/>
+          <w:sz w:val="28"/>
+          <w:szCs w:val="28"/>
+          <w:lang w:val="en-US"/>
+        </w:rPr>
+        <w:t xml:space="preserve"> </w:t>
+      </w:r>
+      <w:proofErr w:type="spellStart"/>
+      <w:r>
+        <w:rPr>
+          <w:rFonts w:ascii="Times New Roman" w:hAnsi="Times New Roman" w:cs="Times New Roman"/>
+          <w:sz w:val="28"/>
+          <w:szCs w:val="28"/>
+          <w:lang w:val="en-US"/>
+        </w:rPr>
+        <w:t>menarik</w:t>
+      </w:r>
+      <w:proofErr w:type="spellEnd"/>
+      <w:r>
+        <w:rPr>
+          <w:rFonts w:ascii="Times New Roman" w:hAnsi="Times New Roman" w:cs="Times New Roman"/>
+          <w:sz w:val="28"/>
+          <w:szCs w:val="28"/>
+          <w:lang w:val="en-US"/>
+        </w:rPr>
+        <w:t xml:space="preserve"> </w:t>
+      </w:r>
+      <w:proofErr w:type="spellStart"/>
+      <w:r>
+        <w:rPr>
+          <w:rFonts w:ascii="Times New Roman" w:hAnsi="Times New Roman" w:cs="Times New Roman"/>
+          <w:sz w:val="28"/>
+          <w:szCs w:val="28"/>
+          <w:lang w:val="en-US"/>
+        </w:rPr>
+        <w:t>kembali</w:t>
+      </w:r>
+      <w:proofErr w:type="spellEnd"/>
+      <w:r>
+        <w:rPr>
+          <w:rFonts w:ascii="Times New Roman" w:hAnsi="Times New Roman" w:cs="Times New Roman"/>
+          <w:sz w:val="28"/>
+          <w:szCs w:val="28"/>
+          <w:lang w:val="en-US"/>
+        </w:rPr>
+        <w:t xml:space="preserve"> </w:t>
+      </w:r>
+      <w:proofErr w:type="spellStart"/>
+      <w:r>
+        <w:rPr>
+          <w:rFonts w:ascii="Times New Roman" w:hAnsi="Times New Roman" w:cs="Times New Roman"/>
+          <w:sz w:val="28"/>
+          <w:szCs w:val="28"/>
+          <w:lang w:val="en-US"/>
+        </w:rPr>
+        <w:t>makalah</w:t>
+      </w:r>
+      <w:proofErr w:type="spellEnd"/>
+      <w:r>
+        <w:rPr>
+          <w:rFonts w:ascii="Times New Roman" w:hAnsi="Times New Roman" w:cs="Times New Roman"/>
+          <w:sz w:val="28"/>
+          <w:szCs w:val="28"/>
+          <w:lang w:val="en-US"/>
+        </w:rPr>
+        <w:t xml:space="preserve"> yang </w:t>
+      </w:r>
+      <w:proofErr w:type="spellStart"/>
+      <w:r>
+        <w:rPr>
+          <w:rFonts w:ascii="Times New Roman" w:hAnsi="Times New Roman" w:cs="Times New Roman"/>
+          <w:sz w:val="28"/>
+          <w:szCs w:val="28"/>
+          <w:lang w:val="en-US"/>
+        </w:rPr>
+        <w:t>diterbitkan</w:t>
+      </w:r>
+      <w:proofErr w:type="spellEnd"/>
+      <w:r>
+        <w:rPr>
+          <w:rFonts w:ascii="Times New Roman" w:hAnsi="Times New Roman" w:cs="Times New Roman"/>
+          <w:sz w:val="28"/>
+          <w:szCs w:val="28"/>
+          <w:lang w:val="en-US"/>
+        </w:rPr>
+        <w:t>.</w:t>
       </w:r>
     </w:p>
     <w:p>
@@ -1209,6 +6217,7 @@
           <w:rFonts w:ascii="Times New Roman" w:hAnsi="Times New Roman" w:cs="Times New Roman"/>
           <w:sz w:val="28"/>
           <w:szCs w:val="28"/>
+          <w:u w:val="single"/>
         </w:rPr>
       </w:pPr>
     </w:p>
@@ -1219,53 +6228,6 @@
           <w:rFonts w:ascii="Times New Roman" w:hAnsi="Times New Roman" w:cs="Times New Roman"/>
           <w:sz w:val="28"/>
           <w:szCs w:val="28"/>
-          <w:lang w:val="en-US"/>
-        </w:rPr>
-      </w:pPr>
-      <w:r>
-        <w:rPr>
-          <w:rFonts w:ascii="Times New Roman" w:hAnsi="Times New Roman" w:cs="Times New Roman"/>
-          <w:sz w:val="28"/>
-          <w:szCs w:val="28"/>
-          <w:lang w:val="en-US"/>
-        </w:rPr>
-        <w:t>T</w:t>
-      </w:r>
-      <w:r>
-        <w:rPr>
-          <w:rFonts w:ascii="Times New Roman" w:hAnsi="Times New Roman" w:cs="Times New Roman"/>
-          <w:sz w:val="28"/>
-          <w:szCs w:val="28"/>
-          <w:lang w:val="en-US"/>
-        </w:rPr>
-        <w:t xml:space="preserve">anda </w:t>
-      </w:r>
-      <w:r>
-        <w:rPr>
-          <w:rFonts w:ascii="Times New Roman" w:hAnsi="Times New Roman" w:cs="Times New Roman"/>
-          <w:sz w:val="28"/>
-          <w:szCs w:val="28"/>
-          <w:lang w:val="en-US"/>
-        </w:rPr>
-        <w:t>T</w:t>
-      </w:r>
-      <w:r>
-        <w:rPr>
-          <w:rFonts w:ascii="Times New Roman" w:hAnsi="Times New Roman" w:cs="Times New Roman"/>
-          <w:sz w:val="28"/>
-          <w:szCs w:val="28"/>
-          <w:lang w:val="en-US"/>
-        </w:rPr>
-        <w:t>angan</w:t>
-      </w:r>
-    </w:p>
-    <w:p>
-      <w:pPr>
-        <w:pStyle w:val="PlainText"/>
-        <w:rPr>
-          <w:rFonts w:ascii="Times New Roman" w:hAnsi="Times New Roman" w:cs="Times New Roman"/>
-          <w:sz w:val="28"/>
-          <w:szCs w:val="28"/>
           <w:u w:val="single"/>
         </w:rPr>
       </w:pPr>
@@ -1277,7 +6239,164 @@
           <w:rFonts w:ascii="Times New Roman" w:hAnsi="Times New Roman" w:cs="Times New Roman"/>
           <w:sz w:val="28"/>
           <w:szCs w:val="28"/>
-          <w:u w:val="single"/>
+        </w:rPr>
+      </w:pPr>
+      <w:proofErr w:type="spellStart"/>
+      <w:r>
+        <w:rPr>
+          <w:rFonts w:ascii="Times New Roman" w:hAnsi="Times New Roman" w:cs="Times New Roman"/>
+          <w:sz w:val="28"/>
+          <w:szCs w:val="28"/>
+          <w:lang w:val="en-US"/>
+        </w:rPr>
+        <w:t>Penulis</w:t>
+      </w:r>
+      <w:proofErr w:type="spellEnd"/>
+      <w:r>
+        <w:rPr>
+          <w:rFonts w:ascii="Times New Roman" w:hAnsi="Times New Roman" w:cs="Times New Roman"/>
+          <w:sz w:val="28"/>
+          <w:szCs w:val="28"/>
+        </w:rPr>
+        <w:t xml:space="preserve"> </w:t>
+      </w:r>
+    </w:p>
+    <w:p>
+      <w:pPr>
+        <w:pStyle w:val="PlainText"/>
+        <w:rPr>
+          <w:rFonts w:ascii="Times New Roman" w:hAnsi="Times New Roman" w:cs="Times New Roman"/>
+          <w:sz w:val="28"/>
+          <w:szCs w:val="28"/>
+          <w:lang w:val="en-US"/>
+        </w:rPr>
+      </w:pPr>
+      <w:r>
+        <w:rPr>
+          <w:noProof/>
+        </w:rPr>
+        <w:drawing>
+          <wp:anchor distT="0" distB="0" distL="114300" distR="114300" simplePos="0" relativeHeight="251658240" behindDoc="0" locked="0" layoutInCell="1" allowOverlap="1" wp14:anchorId="31B09DD0" wp14:editId="257CB6FD">
+            <wp:simplePos x="0" y="0"/>
+            <wp:positionH relativeFrom="column">
+              <wp:posOffset>257810</wp:posOffset>
+            </wp:positionH>
+            <wp:positionV relativeFrom="paragraph">
+              <wp:posOffset>165100</wp:posOffset>
+            </wp:positionV>
+            <wp:extent cx="1477010" cy="1139825"/>
+            <wp:effectExtent l="0" t="0" r="0" b="0"/>
+            <wp:wrapNone/>
+            <wp:docPr id="4" name="Picture 1" descr="C:\Users\Hary\Downloads\WhatsApp_Image_2020-12-21_at_20.26.03-removebg-preview(1).png"/>
+            <wp:cNvGraphicFramePr>
+              <a:graphicFrameLocks xmlns:a="http://schemas.openxmlformats.org/drawingml/2006/main" noChangeAspect="1"/>
+            </wp:cNvGraphicFramePr>
+            <a:graphic xmlns:a="http://schemas.openxmlformats.org/drawingml/2006/main">
+              <a:graphicData uri="http://schemas.openxmlformats.org/drawingml/2006/picture">
+                <pic:pic xmlns:pic="http://schemas.openxmlformats.org/drawingml/2006/picture">
+                  <pic:nvPicPr>
+                    <pic:cNvPr id="0" name="Picture 1" descr="C:\Users\Hary\Downloads\WhatsApp_Image_2020-12-21_at_20.26.03-removebg-preview(1).png"/>
+                    <pic:cNvPicPr>
+                      <a:picLocks noChangeAspect="1" noChangeArrowheads="1"/>
+                    </pic:cNvPicPr>
+                  </pic:nvPicPr>
+                  <pic:blipFill>
+                    <a:blip r:embed="rId4" cstate="print">
+                      <a:extLst>
+                        <a:ext uri="{28A0092B-C50C-407E-A947-70E740481C1C}">
+                          <a14:useLocalDpi xmlns:a14="http://schemas.microsoft.com/office/drawing/2010/main" val="0"/>
+                        </a:ext>
+                      </a:extLst>
+                    </a:blip>
+                    <a:srcRect l="30855" t="45987" r="22895" b="37960"/>
+                    <a:stretch>
+                      <a:fillRect/>
+                    </a:stretch>
+                  </pic:blipFill>
+                  <pic:spPr bwMode="auto">
+                    <a:xfrm>
+                      <a:off x="0" y="0"/>
+                      <a:ext cx="1477010" cy="1139825"/>
+                    </a:xfrm>
+                    <a:prstGeom prst="rect">
+                      <a:avLst/>
+                    </a:prstGeom>
+                    <a:noFill/>
+                    <a:ln w="9525">
+                      <a:noFill/>
+                      <a:miter lim="800000"/>
+                      <a:headEnd/>
+                      <a:tailEnd/>
+                    </a:ln>
+                  </pic:spPr>
+                </pic:pic>
+              </a:graphicData>
+            </a:graphic>
+            <wp14:sizeRelH relativeFrom="page">
+              <wp14:pctWidth>0</wp14:pctWidth>
+            </wp14:sizeRelH>
+            <wp14:sizeRelV relativeFrom="page">
+              <wp14:pctHeight>0</wp14:pctHeight>
+            </wp14:sizeRelV>
+          </wp:anchor>
+        </w:drawing>
+      </w:r>
+      <w:proofErr w:type="spellStart"/>
+      <w:r>
+        <w:rPr>
+          <w:rFonts w:ascii="Times New Roman" w:hAnsi="Times New Roman" w:cs="Times New Roman"/>
+          <w:sz w:val="28"/>
+          <w:szCs w:val="28"/>
+          <w:lang w:val="en-US"/>
+        </w:rPr>
+        <w:t>Tanggal</w:t>
+      </w:r>
+      <w:proofErr w:type="spellEnd"/>
+      <w:r>
+        <w:rPr>
+          <w:rFonts w:ascii="Times New Roman" w:hAnsi="Times New Roman" w:cs="Times New Roman"/>
+          <w:sz w:val="28"/>
+          <w:szCs w:val="28"/>
+          <w:lang w:val="en-US"/>
+        </w:rPr>
+        <w:t xml:space="preserve">: </w:t>
+      </w:r>
+      <w:r>
+        <w:rPr>
+          <w:rFonts w:ascii="Times New Roman" w:hAnsi="Times New Roman" w:cs="Times New Roman"/>
+          <w:sz w:val="28"/>
+          <w:szCs w:val="28"/>
+          <w:lang w:val="en-US"/>
+        </w:rPr>
+        <w:t>Senin, 28</w:t>
+      </w:r>
+      <w:r>
+        <w:rPr>
+          <w:rFonts w:ascii="Times New Roman" w:hAnsi="Times New Roman" w:cs="Times New Roman"/>
+          <w:sz w:val="28"/>
+          <w:szCs w:val="28"/>
+          <w:lang w:val="en-US"/>
+        </w:rPr>
+        <w:t xml:space="preserve"> September </w:t>
+      </w:r>
+      <w:r>
+        <w:rPr>
+          <w:rFonts w:ascii="Times New Roman" w:hAnsi="Times New Roman" w:cs="Times New Roman"/>
+          <w:sz w:val="28"/>
+          <w:szCs w:val="28"/>
+          <w:lang w:val="en-US"/>
+        </w:rPr>
+        <w:t>2026</w:t>
+      </w:r>
+    </w:p>
+    <w:p>
+      <w:pPr>
+        <w:pStyle w:val="PlainText"/>
+        <w:rPr>
+          <w:rFonts w:ascii="Times New Roman" w:hAnsi="Times New Roman" w:cs="Times New Roman"/>
+          <w:w w:val="105"/>
+          <w:sz w:val="28"/>
+          <w:szCs w:val="28"/>
         </w:rPr>
       </w:pPr>
     </w:p>
@@ -1286,46 +6405,82 @@
         <w:pStyle w:val="PlainText"/>
         <w:rPr>
           <w:rFonts w:ascii="Times New Roman" w:hAnsi="Times New Roman" w:cs="Times New Roman"/>
+          <w:w w:val="105"/>
           <w:sz w:val="28"/>
           <w:szCs w:val="28"/>
         </w:rPr>
       </w:pPr>
-      <w:r>
-        <w:rPr>
-          <w:rFonts w:ascii="Times New Roman" w:hAnsi="Times New Roman" w:cs="Times New Roman"/>
-          <w:sz w:val="28"/>
-          <w:szCs w:val="28"/>
-          <w:lang w:val="en-US"/>
-        </w:rPr>
-        <w:t>Penulis</w:t>
-      </w:r>
-      <w:r>
-        <w:rPr>
-          <w:rFonts w:ascii="Times New Roman" w:hAnsi="Times New Roman" w:cs="Times New Roman"/>
-          <w:sz w:val="28"/>
-          <w:szCs w:val="28"/>
-        </w:rPr>
-        <w:t xml:space="preserve"> </w:t>
-      </w:r>
     </w:p>
     <w:p>
       <w:pPr>
         <w:pStyle w:val="PlainText"/>
         <w:rPr>
           <w:rFonts w:ascii="Times New Roman" w:hAnsi="Times New Roman" w:cs="Times New Roman"/>
+          <w:w w:val="105"/>
           <w:sz w:val="28"/>
           <w:szCs w:val="28"/>
         </w:rPr>
       </w:pPr>
-      <w:r>
-        <w:rPr>
-          <w:rFonts w:ascii="Times New Roman" w:hAnsi="Times New Roman" w:cs="Times New Roman"/>
-          <w:sz w:val="28"/>
-          <w:szCs w:val="28"/>
-          <w:lang w:val="en-US"/>
-        </w:rPr>
-        <w:t xml:space="preserve">Tanggal: </w:t>
-      </w:r>
+    </w:p>
+    <w:p>
+      <w:pPr>
+        <w:pStyle w:val="PlainText"/>
+        <w:rPr>
+          <w:rFonts w:ascii="Times New Roman" w:hAnsi="Times New Roman" w:cs="Times New Roman"/>
+          <w:w w:val="105"/>
+          <w:sz w:val="28"/>
+          <w:szCs w:val="28"/>
+        </w:rPr>
+      </w:pPr>
+    </w:p>
+    <w:p>
+      <w:pPr>
+        <w:pStyle w:val="PlainText"/>
+        <w:rPr>
+          <w:rFonts w:ascii="Times New Roman" w:hAnsi="Times New Roman" w:cs="Times New Roman"/>
+          <w:w w:val="105"/>
+          <w:sz w:val="28"/>
+          <w:szCs w:val="28"/>
+        </w:rPr>
+      </w:pPr>
+    </w:p>
+    <w:p>
+      <w:pPr>
+        <w:pStyle w:val="PlainText"/>
+        <w:rPr>
+          <w:rFonts w:ascii="Times New Roman" w:hAnsi="Times New Roman" w:cs="Times New Roman"/>
+          <w:sz w:val="28"/>
+          <w:szCs w:val="28"/>
+        </w:rPr>
+      </w:pPr>
+      <w:r>
+        <w:rPr>
+          <w:rFonts w:ascii="Times New Roman" w:hAnsi="Times New Roman" w:cs="Times New Roman"/>
+          <w:w w:val="105"/>
+          <w:sz w:val="28"/>
+          <w:szCs w:val="28"/>
+        </w:rPr>
+        <w:t>Maria Manungkalit, S.Kep., Ns., M.Kep</w:t>
+      </w:r>
+      <w:r>
+        <w:rPr>
+          <w:rFonts w:ascii="Times New Roman" w:hAnsi="Times New Roman" w:cs="Times New Roman"/>
+          <w:w w:val="105"/>
+          <w:sz w:val="28"/>
+          <w:szCs w:val="28"/>
+        </w:rPr>
+        <w:t xml:space="preserve">. </w:t>
+      </w:r>
+    </w:p>
+    <w:p>
+      <w:pPr>
+        <w:pStyle w:val="PlainText"/>
+        <w:rPr>
+          <w:rFonts w:ascii="Times New Roman" w:hAnsi="Times New Roman" w:cs="Times New Roman"/>
+          <w:sz w:val="28"/>
+          <w:szCs w:val="28"/>
+        </w:rPr>
+      </w:pPr>
     </w:p>
     <w:p>
       <w:pPr>
@@ -1359,7 +6514,7 @@
 </file>
 
 <file path=word/styles.xml><?xml version="1.0" encoding="utf-8"?>
-<w:styles xmlns:mc="http://schemas.openxmlformats.org/markup-compatibility/2006" xmlns:r="http://schemas.openxmlformats.org/officeDocument/2006/relationships" xmlns:w="http://schemas.openxmlformats.org/wordprocessingml/2006/main" xmlns:w14="http://schemas.microsoft.com/office/word/2010/wordml" xmlns:w15="http://schemas.microsoft.com/office/word/2012/wordml" xmlns:w16cex="http://schemas.microsoft.com/office/word/2018/wordml/cex" xmlns:w16cid="http://schemas.microsoft.com/office/word/2016/wordml/cid" xmlns:w16="http://schemas.microsoft.com/office/word/2018/wordml" xmlns:w16sdtdh="http://schemas.microsoft.com/office/word/2020/wordml/sdtdatahash" xmlns:w16se="http://schemas.microsoft.com/office/word/2015/wordml/symex" mc:Ignorable="w14 w15 w16se w16cid w16 w16cex w16sdtdh">
+<w:styles xmlns:mc="http://schemas.openxmlformats.org/markup-compatibility/2006" xmlns:r="http://schemas.openxmlformats.org/officeDocument/2006/relationships" xmlns:w="http://schemas.openxmlformats.org/wordprocessingml/2006/main" xmlns:w14="http://schemas.microsoft.com/office/word/2010/wordml" xmlns:w15="http://schemas.microsoft.com/office/word/2012/wordml" xmlns:w16cex="http://schemas.microsoft.com/office/word/2018/wordml/cex" xmlns:w16cid="http://schemas.microsoft.com/office/word/2016/wordml/cid" xmlns:w16="http://schemas.microsoft.com/office/word/2018/wordml" xmlns:w16du="http://schemas.microsoft.com/office/word/2023/wordml/word16du" xmlns:w16sdtdh="http://schemas.microsoft.com/office/word/2020/wordml/sdtdatahash" xmlns:w16sdtfl="http://schemas.microsoft.com/office/word/2024/wordml/sdtformatlock" xmlns:w16se="http://schemas.microsoft.com/office/word/2015/wordml/symex" mc:Ignorable="w14 w15 w16se w16cid w16 w16cex w16sdtdh w16sdtfl w16du">
   <w:docDefaults>
     <w:rPrDefault>
       <w:rPr>
@@ -1760,7 +6915,6 @@
   <w:style w:type="character" w:default="1" w:styleId="DefaultParagraphFont">
     <w:name w:val="Default Paragraph Font"/>
     <w:uiPriority w:val="1"/>
-    <w:semiHidden/>
     <w:unhideWhenUsed/>
   </w:style>
   <w:style w:type="table" w:default="1" w:styleId="TableNormal">
